--- a/backend_api/templates/crane_inspection_template.docx
+++ b/backend_api/templates/crane_inspection_template.docx
@@ -72,15 +72,24 @@
           <w:rFonts w:eastAsia="Times New Roman" w:cstheme="minorHAnsi"/>
           <w:lang w:val="en-US" w:eastAsia="es-CR"/>
         </w:rPr>
-        <w:t>{{intro_inspection_date}}</w:t>
-      </w:r>
+        <w:t>{{intro_inspection_</w:t>
+      </w:r>
+      <w:proofErr w:type="gramStart"/>
       <w:r>
         <w:rPr>
           <w:rFonts w:eastAsia="Times New Roman" w:cstheme="minorHAnsi"/>
           <w:lang w:val="en-US" w:eastAsia="es-CR"/>
         </w:rPr>
+        <w:t>date}}</w:t>
+      </w:r>
+      <w:r>
+        <w:rPr>
+          <w:rFonts w:eastAsia="Times New Roman" w:cstheme="minorHAnsi"/>
+          <w:lang w:val="en-US" w:eastAsia="es-CR"/>
+        </w:rPr>
         <w:t>,</w:t>
       </w:r>
+      <w:proofErr w:type="gramEnd"/>
       <w:r>
         <w:rPr>
           <w:rFonts w:eastAsia="Times New Roman" w:cstheme="minorHAnsi"/>
@@ -158,8 +167,9 @@
           <w:bCs/>
           <w:lang w:val="en-US" w:eastAsia="es-CR"/>
         </w:rPr>
-        <w:t>{{vessel}}</w:t>
-      </w:r>
+        <w:t>{{vessel</w:t>
+      </w:r>
+      <w:proofErr w:type="gramStart"/>
       <w:r>
         <w:rPr>
           <w:rFonts w:eastAsia="Times New Roman" w:cstheme="minorHAnsi"/>
@@ -167,7 +177,7 @@
           <w:bCs/>
           <w:lang w:val="en-US" w:eastAsia="es-CR"/>
         </w:rPr>
-        <w:t xml:space="preserve"> </w:t>
+        <w:t xml:space="preserve">}} </w:t>
       </w:r>
       <w:r>
         <w:rPr>
@@ -185,6 +195,7 @@
         </w:rPr>
         <w:t>at</w:t>
       </w:r>
+      <w:proofErr w:type="gramEnd"/>
       <w:r>
         <w:rPr>
           <w:rFonts w:eastAsia="Times New Roman" w:cstheme="minorHAnsi"/>
@@ -310,13 +321,27 @@
         <w:rPr>
           <w:lang w:val="en-US" w:eastAsia="es-CR"/>
         </w:rPr>
-        <w:t>{{gear_start_date}}</w:t>
-      </w:r>
-      <w:r>
-        <w:rPr>
-          <w:lang w:val="en-US" w:eastAsia="es-CR"/>
-        </w:rPr>
-        <w:t xml:space="preserve">, </w:t>
+        <w:t>{{gear_start_</w:t>
+      </w:r>
+      <w:proofErr w:type="gramStart"/>
+      <w:r>
+        <w:rPr>
+          <w:lang w:val="en-US" w:eastAsia="es-CR"/>
+        </w:rPr>
+        <w:t>date}}</w:t>
+      </w:r>
+      <w:r>
+        <w:rPr>
+          <w:lang w:val="en-US" w:eastAsia="es-CR"/>
+        </w:rPr>
+        <w:t>,</w:t>
+      </w:r>
+      <w:proofErr w:type="gramEnd"/>
+      <w:r>
+        <w:rPr>
+          <w:lang w:val="en-US" w:eastAsia="es-CR"/>
+        </w:rPr>
+        <w:t xml:space="preserve"> </w:t>
       </w:r>
       <w:r>
         <w:rPr>
@@ -334,7 +359,14 @@
         <w:rPr>
           <w:lang w:val="en-US" w:eastAsia="es-CR"/>
         </w:rPr>
-        <w:t>{{gear_start_hour}}</w:t>
+        <w:t>{{gear_start_</w:t>
+      </w:r>
+      <w:proofErr w:type="gramStart"/>
+      <w:r>
+        <w:rPr>
+          <w:lang w:val="en-US" w:eastAsia="es-CR"/>
+        </w:rPr>
+        <w:t>hour}}</w:t>
       </w:r>
       <w:r>
         <w:rPr>
@@ -352,7 +384,14 @@
         <w:rPr>
           <w:lang w:val="en-US" w:eastAsia="es-CR"/>
         </w:rPr>
-        <w:t>{{gear_start_minute}}</w:t>
+        <w:t>{{</w:t>
+      </w:r>
+      <w:proofErr w:type="gramEnd"/>
+      <w:r>
+        <w:rPr>
+          <w:lang w:val="en-US" w:eastAsia="es-CR"/>
+        </w:rPr>
+        <w:t>gear_start_minute}}</w:t>
       </w:r>
       <w:r>
         <w:rPr>
@@ -400,7 +439,14 @@
         <w:rPr>
           <w:lang w:val="en-US" w:eastAsia="es-CR"/>
         </w:rPr>
-        <w:t>{{gear_end_hour}}</w:t>
+        <w:t>{{gear_end_</w:t>
+      </w:r>
+      <w:proofErr w:type="gramStart"/>
+      <w:r>
+        <w:rPr>
+          <w:lang w:val="en-US" w:eastAsia="es-CR"/>
+        </w:rPr>
+        <w:t>hour}}</w:t>
       </w:r>
       <w:r>
         <w:rPr>
@@ -418,7 +464,14 @@
         <w:rPr>
           <w:lang w:val="en-US" w:eastAsia="es-CR"/>
         </w:rPr>
-        <w:t>{{gear_end_minute}}</w:t>
+        <w:t>{{</w:t>
+      </w:r>
+      <w:proofErr w:type="gramEnd"/>
+      <w:r>
+        <w:rPr>
+          <w:lang w:val="en-US" w:eastAsia="es-CR"/>
+        </w:rPr>
+        <w:t>gear_end_minute}}</w:t>
       </w:r>
       <w:r>
         <w:rPr>
@@ -576,55 +629,82 @@
         <w:rPr>
           <w:lang w:val="en-US"/>
         </w:rPr>
-        <w:t>Access (</w:t>
-      </w:r>
-      <w:r>
-        <w:rPr>
-          <w:lang w:val="en-US"/>
-        </w:rPr>
-        <w:t xml:space="preserve"> {{</w:t>
-      </w:r>
-      <w:r>
-        <w:rPr>
-          <w:lang w:val="en-US"/>
-        </w:rPr>
-        <w:t>crane_access_status}}</w:t>
-      </w:r>
-      <w:r>
-        <w:rPr>
-          <w:lang w:val="en-US"/>
-        </w:rPr>
-        <w:t xml:space="preserve"> , </w:t>
-      </w:r>
-      <w:r>
-        <w:rPr>
-          <w:lang w:val="en-US"/>
-        </w:rPr>
-        <w:t>{{crane_access_status1}}</w:t>
-      </w:r>
-      <w:r>
-        <w:rPr>
-          <w:lang w:val="en-US"/>
-        </w:rPr>
-        <w:t xml:space="preserve"> , </w:t>
-      </w:r>
-      <w:r>
-        <w:rPr>
-          <w:lang w:val="en-US"/>
-        </w:rPr>
-        <w:t>{{crane_access_status2}}</w:t>
-      </w:r>
-      <w:r>
-        <w:rPr>
-          <w:lang w:val="en-US"/>
-        </w:rPr>
-        <w:t xml:space="preserve"> , </w:t>
-      </w:r>
-      <w:r>
-        <w:rPr>
-          <w:lang w:val="en-US"/>
-        </w:rPr>
-        <w:t>{{crane_access_status3}}</w:t>
+        <w:t xml:space="preserve">Access </w:t>
+      </w:r>
+      <w:proofErr w:type="gramStart"/>
+      <w:r>
+        <w:rPr>
+          <w:lang w:val="en-US"/>
+        </w:rPr>
+        <w:t>(</w:t>
+      </w:r>
+      <w:r>
+        <w:rPr>
+          <w:lang w:val="en-US"/>
+        </w:rPr>
+        <w:t xml:space="preserve"> {</w:t>
+      </w:r>
+      <w:proofErr w:type="gramEnd"/>
+      <w:r>
+        <w:rPr>
+          <w:lang w:val="en-US"/>
+        </w:rPr>
+        <w:t>{</w:t>
+      </w:r>
+      <w:r>
+        <w:rPr>
+          <w:lang w:val="en-US"/>
+        </w:rPr>
+        <w:t>crane_access_status}</w:t>
+      </w:r>
+      <w:proofErr w:type="gramStart"/>
+      <w:r>
+        <w:rPr>
+          <w:lang w:val="en-US"/>
+        </w:rPr>
+        <w:t>} ,</w:t>
+      </w:r>
+      <w:proofErr w:type="gramEnd"/>
+      <w:r>
+        <w:rPr>
+          <w:lang w:val="en-US"/>
+        </w:rPr>
+        <w:t xml:space="preserve"> {{crane_access_status1}</w:t>
+      </w:r>
+      <w:proofErr w:type="gramStart"/>
+      <w:r>
+        <w:rPr>
+          <w:lang w:val="en-US"/>
+        </w:rPr>
+        <w:t>} ,</w:t>
+      </w:r>
+      <w:proofErr w:type="gramEnd"/>
+      <w:r>
+        <w:rPr>
+          <w:lang w:val="en-US"/>
+        </w:rPr>
+        <w:t xml:space="preserve"> {{crane_access_status2}</w:t>
+      </w:r>
+      <w:proofErr w:type="gramStart"/>
+      <w:r>
+        <w:rPr>
+          <w:lang w:val="en-US"/>
+        </w:rPr>
+        <w:t>} ,</w:t>
+      </w:r>
+      <w:proofErr w:type="gramEnd"/>
+      <w:r>
+        <w:rPr>
+          <w:lang w:val="en-US"/>
+        </w:rPr>
+        <w:t xml:space="preserve"> {{crane_access_</w:t>
+      </w:r>
+      <w:proofErr w:type="gramStart"/>
+      <w:r>
+        <w:rPr>
+          <w:lang w:val="en-US"/>
+        </w:rPr>
+        <w:t>status3}}</w:t>
       </w:r>
       <w:r>
         <w:rPr>
@@ -632,6 +712,7 @@
         </w:rPr>
         <w:t>)</w:t>
       </w:r>
+      <w:proofErr w:type="gramEnd"/>
       <w:r>
         <w:rPr>
           <w:lang w:val="en-US"/>
@@ -660,7 +741,14 @@
         <w:rPr>
           <w:lang w:val="en-US"/>
         </w:rPr>
-        <w:t>space (</w:t>
+        <w:t xml:space="preserve">space </w:t>
+      </w:r>
+      <w:proofErr w:type="gramStart"/>
+      <w:r>
+        <w:rPr>
+          <w:lang w:val="en-US"/>
+        </w:rPr>
+        <w:t>(</w:t>
       </w:r>
       <w:r>
         <w:rPr>
@@ -672,20 +760,43 @@
         <w:rPr>
           <w:lang w:val="en-US"/>
         </w:rPr>
-        <w:t>{{crane_machinery_space_status}}</w:t>
-      </w:r>
-      <w:r>
-        <w:rPr>
-          <w:lang w:val="en-US"/>
-        </w:rPr>
-        <w:t xml:space="preserve"> , </w:t>
-      </w:r>
-      <w:r>
-        <w:rPr>
-          <w:lang w:val="en-US"/>
-        </w:rPr>
-        <w:t>{{crane_machinery_space_status1}}</w:t>
-      </w:r>
+        <w:t>{</w:t>
+      </w:r>
+      <w:proofErr w:type="gramEnd"/>
+      <w:r>
+        <w:rPr>
+          <w:lang w:val="en-US"/>
+        </w:rPr>
+        <w:t>{crane_machinery_space_status}</w:t>
+      </w:r>
+      <w:proofErr w:type="gramStart"/>
+      <w:r>
+        <w:rPr>
+          <w:lang w:val="en-US"/>
+        </w:rPr>
+        <w:t>} ,</w:t>
+      </w:r>
+      <w:proofErr w:type="gramEnd"/>
+      <w:r>
+        <w:rPr>
+          <w:lang w:val="en-US"/>
+        </w:rPr>
+        <w:t xml:space="preserve"> {{crane_machinery_space_status1}</w:t>
+      </w:r>
+      <w:proofErr w:type="gramStart"/>
+      <w:r>
+        <w:rPr>
+          <w:lang w:val="en-US"/>
+        </w:rPr>
+        <w:t xml:space="preserve">} </w:t>
+      </w:r>
+      <w:r>
+        <w:rPr>
+          <w:lang w:val="en-US"/>
+        </w:rPr>
+        <w:t>,</w:t>
+      </w:r>
+      <w:proofErr w:type="gramEnd"/>
       <w:r>
         <w:rPr>
           <w:lang w:val="en-US"/>
@@ -696,19 +807,28 @@
         <w:rPr>
           <w:lang w:val="en-US"/>
         </w:rPr>
-        <w:t xml:space="preserve">, </w:t>
-      </w:r>
-      <w:r>
-        <w:rPr>
-          <w:lang w:val="en-US"/>
-        </w:rPr>
-        <w:t>{{crane_machinery_space_status2}}</w:t>
-      </w:r>
-      <w:r>
-        <w:rPr>
-          <w:lang w:val="en-US"/>
-        </w:rPr>
-        <w:t>,</w:t>
+        <w:t>{{crane_</w:t>
+      </w:r>
+      <w:proofErr w:type="gramStart"/>
+      <w:r>
+        <w:rPr>
+          <w:lang w:val="en-US"/>
+        </w:rPr>
+        <w:t>machinery_space</w:t>
+      </w:r>
+      <w:proofErr w:type="gramEnd"/>
+      <w:r>
+        <w:rPr>
+          <w:lang w:val="en-US"/>
+        </w:rPr>
+        <w:t>_</w:t>
+      </w:r>
+      <w:proofErr w:type="gramStart"/>
+      <w:r>
+        <w:rPr>
+          <w:lang w:val="en-US"/>
+        </w:rPr>
+        <w:t>status2}},</w:t>
       </w:r>
       <w:r>
         <w:rPr>
@@ -720,13 +840,21 @@
         <w:rPr>
           <w:lang w:val="en-US"/>
         </w:rPr>
-        <w:t>{{crane_machinery_space_status3}}</w:t>
-      </w:r>
-      <w:r>
-        <w:rPr>
-          <w:lang w:val="en-US"/>
-        </w:rPr>
-        <w:t xml:space="preserve"> </w:t>
+        <w:t>{{</w:t>
+      </w:r>
+      <w:proofErr w:type="gramEnd"/>
+      <w:r>
+        <w:rPr>
+          <w:lang w:val="en-US"/>
+        </w:rPr>
+        <w:t>crane_machinery_space_status3}</w:t>
+      </w:r>
+      <w:proofErr w:type="gramStart"/>
+      <w:r>
+        <w:rPr>
+          <w:lang w:val="en-US"/>
+        </w:rPr>
+        <w:t xml:space="preserve">} </w:t>
       </w:r>
       <w:r>
         <w:rPr>
@@ -734,6 +862,7 @@
         </w:rPr>
         <w:t>)</w:t>
       </w:r>
+      <w:proofErr w:type="gramEnd"/>
       <w:r>
         <w:rPr>
           <w:lang w:val="en-US"/>
@@ -756,7 +885,14 @@
         <w:rPr>
           <w:lang w:val="en-US"/>
         </w:rPr>
-        <w:t>Crane operator cabin</w:t>
+        <w:t xml:space="preserve">Crane operator </w:t>
+      </w:r>
+      <w:proofErr w:type="gramStart"/>
+      <w:r>
+        <w:rPr>
+          <w:lang w:val="en-US"/>
+        </w:rPr>
+        <w:t>cabin</w:t>
       </w:r>
       <w:r>
         <w:rPr>
@@ -771,22 +907,50 @@
         <w:t xml:space="preserve"> </w:t>
       </w:r>
       <w:r>
-        <w:t>{{crane_operator_cabin_status}}</w:t>
-      </w:r>
-      <w:r>
-        <w:t xml:space="preserve"> , </w:t>
-      </w:r>
-      <w:r>
-        <w:t>{{crane_operator_cabin_status1}}</w:t>
-      </w:r>
-      <w:r>
-        <w:t xml:space="preserve"> , </w:t>
-      </w:r>
-      <w:r>
-        <w:t>{{crane_operator_cabin_status2}}</w:t>
-      </w:r>
-      <w:r>
-        <w:t xml:space="preserve"> , </w:t>
+        <w:t>{{</w:t>
+      </w:r>
+      <w:proofErr w:type="gramEnd"/>
+      <w:r>
+        <w:t>crane_operator_cabin_status}</w:t>
+      </w:r>
+      <w:proofErr w:type="gramStart"/>
+      <w:r>
+        <w:t>}</w:t>
+      </w:r>
+      <w:r>
+        <w:t xml:space="preserve"> ,</w:t>
+      </w:r>
+      <w:proofErr w:type="gramEnd"/>
+      <w:r>
+        <w:t xml:space="preserve"> </w:t>
+      </w:r>
+      <w:r>
+        <w:t>{{crane_operator_cabin_status1}</w:t>
+      </w:r>
+      <w:proofErr w:type="gramStart"/>
+      <w:r>
+        <w:t>}</w:t>
+      </w:r>
+      <w:r>
+        <w:t xml:space="preserve"> ,</w:t>
+      </w:r>
+      <w:proofErr w:type="gramEnd"/>
+      <w:r>
+        <w:t xml:space="preserve"> </w:t>
+      </w:r>
+      <w:r>
+        <w:t>{{crane_operator_cabin_status2}</w:t>
+      </w:r>
+      <w:proofErr w:type="gramStart"/>
+      <w:r>
+        <w:t>}</w:t>
+      </w:r>
+      <w:r>
+        <w:t xml:space="preserve"> ,</w:t>
+      </w:r>
+      <w:proofErr w:type="gramEnd"/>
+      <w:r>
+        <w:t xml:space="preserve"> </w:t>
       </w:r>
       <w:r>
         <w:t>{{crane_operator_cabin_status3}}</w:t>
@@ -819,20 +983,36 @@
         <w:rPr>
           <w:lang w:val="en-US"/>
         </w:rPr>
-        <w:t>{{crane_jib_head_sheaves_status}}</w:t>
-      </w:r>
-      <w:r>
-        <w:rPr>
-          <w:lang w:val="en-US"/>
-        </w:rPr>
-        <w:t xml:space="preserve"> , </w:t>
-      </w:r>
-      <w:r>
-        <w:rPr>
-          <w:lang w:val="en-US"/>
-        </w:rPr>
-        <w:t>{{crane_jib_head_sheaves_status1}}</w:t>
-      </w:r>
+        <w:t>{{crane_jib_head_sheaves_status}</w:t>
+      </w:r>
+      <w:proofErr w:type="gramStart"/>
+      <w:r>
+        <w:rPr>
+          <w:lang w:val="en-US"/>
+        </w:rPr>
+        <w:t>} ,</w:t>
+      </w:r>
+      <w:proofErr w:type="gramEnd"/>
+      <w:r>
+        <w:rPr>
+          <w:lang w:val="en-US"/>
+        </w:rPr>
+        <w:t xml:space="preserve"> {{crane_jib_head_sheaves_status1}</w:t>
+      </w:r>
+      <w:proofErr w:type="gramStart"/>
+      <w:r>
+        <w:rPr>
+          <w:lang w:val="en-US"/>
+        </w:rPr>
+        <w:t xml:space="preserve">} </w:t>
+      </w:r>
+      <w:r>
+        <w:rPr>
+          <w:lang w:val="en-US"/>
+        </w:rPr>
+        <w:t>,</w:t>
+      </w:r>
+      <w:proofErr w:type="gramEnd"/>
       <w:r>
         <w:rPr>
           <w:lang w:val="en-US"/>
@@ -843,14 +1023,22 @@
         <w:rPr>
           <w:lang w:val="en-US"/>
         </w:rPr>
-        <w:t xml:space="preserve">, </w:t>
-      </w:r>
-      <w:r>
-        <w:rPr>
-          <w:lang w:val="en-US"/>
-        </w:rPr>
-        <w:t>{{crane_jib_head_sheaves_status2}}</w:t>
-      </w:r>
+        <w:t>{{crane_jib_head_sheaves_status2}</w:t>
+      </w:r>
+      <w:proofErr w:type="gramStart"/>
+      <w:r>
+        <w:rPr>
+          <w:lang w:val="en-US"/>
+        </w:rPr>
+        <w:t xml:space="preserve">} </w:t>
+      </w:r>
+      <w:r>
+        <w:rPr>
+          <w:lang w:val="en-US"/>
+        </w:rPr>
+        <w:t>,</w:t>
+      </w:r>
+      <w:proofErr w:type="gramEnd"/>
       <w:r>
         <w:rPr>
           <w:lang w:val="en-US"/>
@@ -861,13 +1049,28 @@
         <w:rPr>
           <w:lang w:val="en-US"/>
         </w:rPr>
-        <w:t xml:space="preserve">, </w:t>
-      </w:r>
-      <w:r>
-        <w:rPr>
-          <w:lang w:val="en-US"/>
-        </w:rPr>
-        <w:t>{{crane_jib_head_sheaves_status3}}</w:t>
+        <w:t>{{crane_</w:t>
+      </w:r>
+      <w:proofErr w:type="gramStart"/>
+      <w:r>
+        <w:rPr>
+          <w:lang w:val="en-US"/>
+        </w:rPr>
+        <w:t>jib</w:t>
+      </w:r>
+      <w:proofErr w:type="gramEnd"/>
+      <w:r>
+        <w:rPr>
+          <w:lang w:val="en-US"/>
+        </w:rPr>
+        <w:t>_head_sheaves_</w:t>
+      </w:r>
+      <w:proofErr w:type="gramStart"/>
+      <w:r>
+        <w:rPr>
+          <w:lang w:val="en-US"/>
+        </w:rPr>
+        <w:t>status3}}</w:t>
       </w:r>
       <w:r>
         <w:rPr>
@@ -875,6 +1078,7 @@
         </w:rPr>
         <w:t>.</w:t>
       </w:r>
+      <w:proofErr w:type="gramEnd"/>
     </w:p>
     <w:p>
       <w:pPr>
@@ -891,26 +1095,56 @@
         <w:rPr>
           <w:lang w:val="en-US"/>
         </w:rPr>
-        <w:t xml:space="preserve">Hoisting wire end pin / </w:t>
-      </w:r>
-      <w:r>
-        <w:rPr>
-          <w:lang w:val="en-US"/>
-        </w:rPr>
-        <w:t>{{hoisting_wire_end_pin_status}}</w:t>
-      </w:r>
-      <w:r>
-        <w:rPr>
-          <w:lang w:val="en-US"/>
-        </w:rPr>
-        <w:t xml:space="preserve"> , </w:t>
-      </w:r>
-      <w:r>
-        <w:rPr>
-          <w:lang w:val="en-US"/>
-        </w:rPr>
-        <w:t>{{hoisting_wire_end_pin_status1}}</w:t>
-      </w:r>
+        <w:t xml:space="preserve">Hoisting wire end </w:t>
+      </w:r>
+      <w:proofErr w:type="gramStart"/>
+      <w:r>
+        <w:rPr>
+          <w:lang w:val="en-US"/>
+        </w:rPr>
+        <w:t xml:space="preserve">pin / </w:t>
+      </w:r>
+      <w:r>
+        <w:rPr>
+          <w:lang w:val="en-US"/>
+        </w:rPr>
+        <w:t>{{</w:t>
+      </w:r>
+      <w:proofErr w:type="gramEnd"/>
+      <w:r>
+        <w:rPr>
+          <w:lang w:val="en-US"/>
+        </w:rPr>
+        <w:t>hoisting_wire_end_pin_status}</w:t>
+      </w:r>
+      <w:proofErr w:type="gramStart"/>
+      <w:r>
+        <w:rPr>
+          <w:lang w:val="en-US"/>
+        </w:rPr>
+        <w:t>} ,</w:t>
+      </w:r>
+      <w:proofErr w:type="gramEnd"/>
+      <w:r>
+        <w:rPr>
+          <w:lang w:val="en-US"/>
+        </w:rPr>
+        <w:t xml:space="preserve"> {{hoisting_wire_end_pin_status1}</w:t>
+      </w:r>
+      <w:proofErr w:type="gramStart"/>
+      <w:r>
+        <w:rPr>
+          <w:lang w:val="en-US"/>
+        </w:rPr>
+        <w:t xml:space="preserve">} </w:t>
+      </w:r>
+      <w:r>
+        <w:rPr>
+          <w:lang w:val="en-US"/>
+        </w:rPr>
+        <w:t>,</w:t>
+      </w:r>
+      <w:proofErr w:type="gramEnd"/>
       <w:r>
         <w:rPr>
           <w:lang w:val="en-US"/>
@@ -921,14 +1155,22 @@
         <w:rPr>
           <w:lang w:val="en-US"/>
         </w:rPr>
-        <w:t xml:space="preserve">, </w:t>
-      </w:r>
-      <w:r>
-        <w:rPr>
-          <w:lang w:val="en-US"/>
-        </w:rPr>
-        <w:t>{{hoisting_wire_end_pin_status2}}</w:t>
-      </w:r>
+        <w:t>{{hoisting_wire_end_pin_status2}</w:t>
+      </w:r>
+      <w:proofErr w:type="gramStart"/>
+      <w:r>
+        <w:rPr>
+          <w:lang w:val="en-US"/>
+        </w:rPr>
+        <w:t xml:space="preserve">} </w:t>
+      </w:r>
+      <w:r>
+        <w:rPr>
+          <w:lang w:val="en-US"/>
+        </w:rPr>
+        <w:t>,</w:t>
+      </w:r>
+      <w:proofErr w:type="gramEnd"/>
       <w:r>
         <w:rPr>
           <w:lang w:val="en-US"/>
@@ -939,19 +1181,14 @@
         <w:rPr>
           <w:lang w:val="en-US"/>
         </w:rPr>
-        <w:t xml:space="preserve">, </w:t>
-      </w:r>
-      <w:r>
-        <w:rPr>
-          <w:lang w:val="en-US"/>
-        </w:rPr>
-        <w:t>{{hoisting_wire_end_pin_status3}}</w:t>
-      </w:r>
-      <w:r>
-        <w:rPr>
-          <w:lang w:val="en-US"/>
-        </w:rPr>
-        <w:t xml:space="preserve"> </w:t>
+        <w:t>{{hoisting_wire_end_pin_status3}</w:t>
+      </w:r>
+      <w:proofErr w:type="gramStart"/>
+      <w:r>
+        <w:rPr>
+          <w:lang w:val="en-US"/>
+        </w:rPr>
+        <w:t xml:space="preserve">} </w:t>
       </w:r>
       <w:r>
         <w:rPr>
@@ -959,6 +1196,7 @@
         </w:rPr>
         <w:t>.</w:t>
       </w:r>
+      <w:proofErr w:type="gramEnd"/>
     </w:p>
     <w:p>
       <w:pPr>
@@ -975,7 +1213,14 @@
         <w:rPr>
           <w:lang w:val="en-US"/>
         </w:rPr>
-        <w:t>Luffing wire end pin /</w:t>
+        <w:t xml:space="preserve">Luffing wire end </w:t>
+      </w:r>
+      <w:proofErr w:type="gramStart"/>
+      <w:r>
+        <w:rPr>
+          <w:lang w:val="en-US"/>
+        </w:rPr>
+        <w:t>pin /</w:t>
       </w:r>
       <w:r>
         <w:rPr>
@@ -987,20 +1232,43 @@
         <w:rPr>
           <w:lang w:val="en-US"/>
         </w:rPr>
-        <w:t>{{luffing_wire_end_pin_status}}</w:t>
-      </w:r>
-      <w:r>
-        <w:rPr>
-          <w:lang w:val="en-US"/>
-        </w:rPr>
-        <w:t xml:space="preserve"> , </w:t>
-      </w:r>
-      <w:r>
-        <w:rPr>
-          <w:lang w:val="en-US"/>
-        </w:rPr>
-        <w:t>{{luffing_wire_end_pin_status1}}</w:t>
-      </w:r>
+        <w:t>{{</w:t>
+      </w:r>
+      <w:proofErr w:type="gramEnd"/>
+      <w:r>
+        <w:rPr>
+          <w:lang w:val="en-US"/>
+        </w:rPr>
+        <w:t>luffing_wire_end_pin_status}</w:t>
+      </w:r>
+      <w:proofErr w:type="gramStart"/>
+      <w:r>
+        <w:rPr>
+          <w:lang w:val="en-US"/>
+        </w:rPr>
+        <w:t>} ,</w:t>
+      </w:r>
+      <w:proofErr w:type="gramEnd"/>
+      <w:r>
+        <w:rPr>
+          <w:lang w:val="en-US"/>
+        </w:rPr>
+        <w:t xml:space="preserve"> {{luffing_wire_end_pin_status1}</w:t>
+      </w:r>
+      <w:proofErr w:type="gramStart"/>
+      <w:r>
+        <w:rPr>
+          <w:lang w:val="en-US"/>
+        </w:rPr>
+        <w:t xml:space="preserve">} </w:t>
+      </w:r>
+      <w:r>
+        <w:rPr>
+          <w:lang w:val="en-US"/>
+        </w:rPr>
+        <w:t>,</w:t>
+      </w:r>
+      <w:proofErr w:type="gramEnd"/>
       <w:r>
         <w:rPr>
           <w:lang w:val="en-US"/>
@@ -1011,14 +1279,22 @@
         <w:rPr>
           <w:lang w:val="en-US"/>
         </w:rPr>
-        <w:t xml:space="preserve">, </w:t>
-      </w:r>
-      <w:r>
-        <w:rPr>
-          <w:lang w:val="en-US"/>
-        </w:rPr>
-        <w:t>{{luffing_wire_end_pin_status2}}</w:t>
-      </w:r>
+        <w:t>{{luffing_wire_end_pin_status2}</w:t>
+      </w:r>
+      <w:proofErr w:type="gramStart"/>
+      <w:r>
+        <w:rPr>
+          <w:lang w:val="en-US"/>
+        </w:rPr>
+        <w:t xml:space="preserve">} </w:t>
+      </w:r>
+      <w:r>
+        <w:rPr>
+          <w:lang w:val="en-US"/>
+        </w:rPr>
+        <w:t>,</w:t>
+      </w:r>
+      <w:proofErr w:type="gramEnd"/>
       <w:r>
         <w:rPr>
           <w:lang w:val="en-US"/>
@@ -1029,19 +1305,14 @@
         <w:rPr>
           <w:lang w:val="en-US"/>
         </w:rPr>
-        <w:t xml:space="preserve">, </w:t>
-      </w:r>
-      <w:r>
-        <w:rPr>
-          <w:lang w:val="en-US"/>
-        </w:rPr>
-        <w:t>{{luffing_wire_end_pin_status3}}</w:t>
-      </w:r>
-      <w:r>
-        <w:rPr>
-          <w:lang w:val="en-US"/>
-        </w:rPr>
-        <w:t xml:space="preserve"> </w:t>
+        <w:t>{{luffing_wire_end_pin_status3}</w:t>
+      </w:r>
+      <w:proofErr w:type="gramStart"/>
+      <w:r>
+        <w:rPr>
+          <w:lang w:val="en-US"/>
+        </w:rPr>
+        <w:t xml:space="preserve">} </w:t>
       </w:r>
       <w:r>
         <w:rPr>
@@ -1049,6 +1320,7 @@
         </w:rPr>
         <w:t>.</w:t>
       </w:r>
+      <w:proofErr w:type="gramEnd"/>
     </w:p>
     <w:p>
       <w:pPr>
@@ -1065,7 +1337,14 @@
         <w:rPr>
           <w:lang w:val="en-US"/>
         </w:rPr>
-        <w:t>Crane wire rope visual inspection</w:t>
+        <w:t xml:space="preserve">Crane wire rope visual </w:t>
+      </w:r>
+      <w:proofErr w:type="gramStart"/>
+      <w:r>
+        <w:rPr>
+          <w:lang w:val="en-US"/>
+        </w:rPr>
+        <w:t>inspection</w:t>
       </w:r>
       <w:r>
         <w:rPr>
@@ -1077,37 +1356,86 @@
         <w:rPr>
           <w:lang w:val="en-US"/>
         </w:rPr>
-        <w:t>{{crane_wire_visual_status}}</w:t>
-      </w:r>
-      <w:r>
-        <w:rPr>
-          <w:lang w:val="en-US"/>
-        </w:rPr>
-        <w:t xml:space="preserve"> , </w:t>
-      </w:r>
-      <w:r>
-        <w:rPr>
-          <w:lang w:val="en-US"/>
-        </w:rPr>
-        <w:t>{{crane_wire_visual_status1}}</w:t>
-      </w:r>
-      <w:r>
-        <w:rPr>
-          <w:lang w:val="en-US"/>
-        </w:rPr>
-        <w:t xml:space="preserve"> , </w:t>
-      </w:r>
-      <w:r>
-        <w:rPr>
-          <w:lang w:val="en-US"/>
-        </w:rPr>
-        <w:t>{{crane_wire_visual_status2}}</w:t>
-      </w:r>
-      <w:r>
-        <w:rPr>
-          <w:lang w:val="en-US"/>
-        </w:rPr>
-        <w:t xml:space="preserve"> , </w:t>
+        <w:t>{{</w:t>
+      </w:r>
+      <w:proofErr w:type="gramEnd"/>
+      <w:r>
+        <w:rPr>
+          <w:lang w:val="en-US"/>
+        </w:rPr>
+        <w:t>crane_wire_visual_status}</w:t>
+      </w:r>
+      <w:proofErr w:type="gramStart"/>
+      <w:r>
+        <w:rPr>
+          <w:lang w:val="en-US"/>
+        </w:rPr>
+        <w:t>}</w:t>
+      </w:r>
+      <w:r>
+        <w:rPr>
+          <w:lang w:val="en-US"/>
+        </w:rPr>
+        <w:t xml:space="preserve"> ,</w:t>
+      </w:r>
+      <w:proofErr w:type="gramEnd"/>
+      <w:r>
+        <w:rPr>
+          <w:lang w:val="en-US"/>
+        </w:rPr>
+        <w:t xml:space="preserve"> </w:t>
+      </w:r>
+      <w:r>
+        <w:rPr>
+          <w:lang w:val="en-US"/>
+        </w:rPr>
+        <w:t>{{crane_wire_visual_status1}</w:t>
+      </w:r>
+      <w:proofErr w:type="gramStart"/>
+      <w:r>
+        <w:rPr>
+          <w:lang w:val="en-US"/>
+        </w:rPr>
+        <w:t>}</w:t>
+      </w:r>
+      <w:r>
+        <w:rPr>
+          <w:lang w:val="en-US"/>
+        </w:rPr>
+        <w:t xml:space="preserve"> ,</w:t>
+      </w:r>
+      <w:proofErr w:type="gramEnd"/>
+      <w:r>
+        <w:rPr>
+          <w:lang w:val="en-US"/>
+        </w:rPr>
+        <w:t xml:space="preserve"> </w:t>
+      </w:r>
+      <w:r>
+        <w:rPr>
+          <w:lang w:val="en-US"/>
+        </w:rPr>
+        <w:t>{{crane_wire_visual_status2}</w:t>
+      </w:r>
+      <w:proofErr w:type="gramStart"/>
+      <w:r>
+        <w:rPr>
+          <w:lang w:val="en-US"/>
+        </w:rPr>
+        <w:t>}</w:t>
+      </w:r>
+      <w:r>
+        <w:rPr>
+          <w:lang w:val="en-US"/>
+        </w:rPr>
+        <w:t xml:space="preserve"> ,</w:t>
+      </w:r>
+      <w:proofErr w:type="gramEnd"/>
+      <w:r>
+        <w:rPr>
+          <w:lang w:val="en-US"/>
+        </w:rPr>
+        <w:t xml:space="preserve"> </w:t>
       </w:r>
     </w:p>
     <w:p>
@@ -1144,55 +1472,49 @@
         <w:rPr>
           <w:lang w:val="en-US"/>
         </w:rPr>
-        <w:t xml:space="preserve">{{ </w:t>
-      </w:r>
-      <w:r>
-        <w:rPr>
-          <w:lang w:val="en-US"/>
-        </w:rPr>
-        <w:t>crane_housing_sheaves_status</w:t>
-      </w:r>
-      <w:r>
-        <w:rPr>
-          <w:lang w:val="en-US"/>
-        </w:rPr>
-        <w:t xml:space="preserve">}} , {{ </w:t>
-      </w:r>
-      <w:r>
-        <w:rPr>
-          <w:lang w:val="en-US"/>
-        </w:rPr>
-        <w:t>crane_housing_sheaves_status1</w:t>
-      </w:r>
-      <w:r>
-        <w:rPr>
-          <w:lang w:val="en-US"/>
-        </w:rPr>
-        <w:t xml:space="preserve">}} {{ </w:t>
-      </w:r>
-      <w:r>
-        <w:rPr>
-          <w:lang w:val="en-US"/>
-        </w:rPr>
-        <w:t>crane_housing_sheaves_status2</w:t>
-      </w:r>
-      <w:r>
-        <w:rPr>
-          <w:lang w:val="en-US"/>
-        </w:rPr>
-        <w:t xml:space="preserve">}} , {{ </w:t>
-      </w:r>
-      <w:r>
-        <w:rPr>
-          <w:lang w:val="en-US"/>
-        </w:rPr>
-        <w:t>crane_housing_sheaves_status3</w:t>
-      </w:r>
-      <w:r>
-        <w:rPr>
-          <w:lang w:val="en-US"/>
-        </w:rPr>
-        <w:t>}}</w:t>
+        <w:t>{{crane_housing_sheaves_status}</w:t>
+      </w:r>
+      <w:proofErr w:type="gramStart"/>
+      <w:r>
+        <w:rPr>
+          <w:lang w:val="en-US"/>
+        </w:rPr>
+        <w:t>} ,</w:t>
+      </w:r>
+      <w:proofErr w:type="gramEnd"/>
+      <w:r>
+        <w:rPr>
+          <w:lang w:val="en-US"/>
+        </w:rPr>
+        <w:t xml:space="preserve"> </w:t>
+      </w:r>
+      <w:proofErr w:type="gramStart"/>
+      <w:r>
+        <w:rPr>
+          <w:lang w:val="en-US"/>
+        </w:rPr>
+        <w:t>{{ crane</w:t>
+      </w:r>
+      <w:proofErr w:type="gramEnd"/>
+      <w:r>
+        <w:rPr>
+          <w:lang w:val="en-US"/>
+        </w:rPr>
+        <w:t>_housing_sheaves_status1}} {{crane_housing_sheaves_status2}</w:t>
+      </w:r>
+      <w:proofErr w:type="gramStart"/>
+      <w:r>
+        <w:rPr>
+          <w:lang w:val="en-US"/>
+        </w:rPr>
+        <w:t>} ,</w:t>
+      </w:r>
+      <w:proofErr w:type="gramEnd"/>
+      <w:r>
+        <w:rPr>
+          <w:lang w:val="en-US"/>
+        </w:rPr>
+        <w:t xml:space="preserve"> {{crane_housing_sheaves_status3}}</w:t>
       </w:r>
     </w:p>
     <w:p>
@@ -1210,7 +1532,14 @@
         <w:rPr>
           <w:lang w:val="en-US"/>
         </w:rPr>
-        <w:t>Luffing center sheave visual inspection</w:t>
+        <w:t xml:space="preserve">Luffing center sheave visual </w:t>
+      </w:r>
+      <w:proofErr w:type="gramStart"/>
+      <w:r>
+        <w:rPr>
+          <w:lang w:val="en-US"/>
+        </w:rPr>
+        <w:t>inspection</w:t>
       </w:r>
       <w:r>
         <w:rPr>
@@ -1222,61 +1551,152 @@
         <w:rPr>
           <w:lang w:val="en-US"/>
         </w:rPr>
-        <w:t>{{luffing_center_sheave_status}}</w:t>
-      </w:r>
-      <w:r>
-        <w:rPr>
-          <w:lang w:val="en-US"/>
-        </w:rPr>
-        <w:t xml:space="preserve"> , </w:t>
-      </w:r>
-      <w:r>
-        <w:rPr>
-          <w:lang w:val="en-US"/>
-        </w:rPr>
-        <w:t>{{luffing_center_sheave_status1}}</w:t>
-      </w:r>
-      <w:r>
-        <w:rPr>
-          <w:lang w:val="en-US"/>
-        </w:rPr>
-        <w:t xml:space="preserve"> , </w:t>
-      </w:r>
-      <w:r>
-        <w:rPr>
-          <w:lang w:val="en-US"/>
-        </w:rPr>
-        <w:t>{{cargo_block_sheave_status}}</w:t>
-      </w:r>
-      <w:r>
-        <w:rPr>
-          <w:lang w:val="en-US"/>
-        </w:rPr>
-        <w:t xml:space="preserve"> , </w:t>
-      </w:r>
-      <w:r>
-        <w:rPr>
-          <w:lang w:val="en-US"/>
-        </w:rPr>
-        <w:t>{{cargo_block_sheave_status1}}</w:t>
-      </w:r>
-      <w:r>
-        <w:rPr>
-          <w:lang w:val="en-US"/>
-        </w:rPr>
-        <w:t xml:space="preserve"> , </w:t>
-      </w:r>
-      <w:r>
-        <w:rPr>
-          <w:lang w:val="en-US"/>
-        </w:rPr>
-        <w:t>{{cargo_block_sheave_status2}}</w:t>
-      </w:r>
-      <w:r>
-        <w:rPr>
-          <w:lang w:val="en-US"/>
-        </w:rPr>
-        <w:t xml:space="preserve"> , </w:t>
+        <w:t>{{</w:t>
+      </w:r>
+      <w:proofErr w:type="gramEnd"/>
+      <w:r>
+        <w:rPr>
+          <w:lang w:val="en-US"/>
+        </w:rPr>
+        <w:t>luffing_center_sheave_status}</w:t>
+      </w:r>
+      <w:proofErr w:type="gramStart"/>
+      <w:r>
+        <w:rPr>
+          <w:lang w:val="en-US"/>
+        </w:rPr>
+        <w:t>}</w:t>
+      </w:r>
+      <w:r>
+        <w:rPr>
+          <w:lang w:val="en-US"/>
+        </w:rPr>
+        <w:t xml:space="preserve"> ,</w:t>
+      </w:r>
+      <w:proofErr w:type="gramEnd"/>
+      <w:r>
+        <w:rPr>
+          <w:lang w:val="en-US"/>
+        </w:rPr>
+        <w:t xml:space="preserve"> </w:t>
+      </w:r>
+      <w:r>
+        <w:rPr>
+          <w:lang w:val="en-US"/>
+        </w:rPr>
+        <w:t>{{luffing_center_sheave_status1}</w:t>
+      </w:r>
+      <w:proofErr w:type="gramStart"/>
+      <w:r>
+        <w:rPr>
+          <w:lang w:val="en-US"/>
+        </w:rPr>
+        <w:t>}</w:t>
+      </w:r>
+      <w:r>
+        <w:rPr>
+          <w:lang w:val="en-US"/>
+        </w:rPr>
+        <w:t xml:space="preserve"> ,</w:t>
+      </w:r>
+      <w:proofErr w:type="gramEnd"/>
+      <w:r>
+        <w:rPr>
+          <w:lang w:val="en-US"/>
+        </w:rPr>
+        <w:t xml:space="preserve"> </w:t>
+      </w:r>
+      <w:r>
+        <w:rPr>
+          <w:lang w:val="en-US"/>
+        </w:rPr>
+        <w:t>{{cargo_block_sheave_status}</w:t>
+      </w:r>
+      <w:proofErr w:type="gramStart"/>
+      <w:r>
+        <w:rPr>
+          <w:lang w:val="en-US"/>
+        </w:rPr>
+        <w:t>}</w:t>
+      </w:r>
+      <w:r>
+        <w:rPr>
+          <w:lang w:val="en-US"/>
+        </w:rPr>
+        <w:t xml:space="preserve"> ,</w:t>
+      </w:r>
+      <w:proofErr w:type="gramEnd"/>
+      <w:r>
+        <w:rPr>
+          <w:lang w:val="en-US"/>
+        </w:rPr>
+        <w:t xml:space="preserve"> </w:t>
+      </w:r>
+      <w:r>
+        <w:rPr>
+          <w:lang w:val="en-US"/>
+        </w:rPr>
+        <w:t>{{cargo_block_sheave_status1}</w:t>
+      </w:r>
+      <w:proofErr w:type="gramStart"/>
+      <w:r>
+        <w:rPr>
+          <w:lang w:val="en-US"/>
+        </w:rPr>
+        <w:t>}</w:t>
+      </w:r>
+      <w:r>
+        <w:rPr>
+          <w:lang w:val="en-US"/>
+        </w:rPr>
+        <w:t xml:space="preserve"> ,</w:t>
+      </w:r>
+      <w:proofErr w:type="gramEnd"/>
+      <w:r>
+        <w:rPr>
+          <w:lang w:val="en-US"/>
+        </w:rPr>
+        <w:t xml:space="preserve"> </w:t>
+      </w:r>
+      <w:r>
+        <w:rPr>
+          <w:lang w:val="en-US"/>
+        </w:rPr>
+        <w:t>{{cargo_block_</w:t>
+      </w:r>
+      <w:proofErr w:type="gramStart"/>
+      <w:r>
+        <w:rPr>
+          <w:lang w:val="en-US"/>
+        </w:rPr>
+        <w:t>sheave</w:t>
+      </w:r>
+      <w:proofErr w:type="gramEnd"/>
+      <w:r>
+        <w:rPr>
+          <w:lang w:val="en-US"/>
+        </w:rPr>
+        <w:t>_status2}</w:t>
+      </w:r>
+      <w:proofErr w:type="gramStart"/>
+      <w:r>
+        <w:rPr>
+          <w:lang w:val="en-US"/>
+        </w:rPr>
+        <w:t>}</w:t>
+      </w:r>
+      <w:r>
+        <w:rPr>
+          <w:lang w:val="en-US"/>
+        </w:rPr>
+        <w:t xml:space="preserve"> ,</w:t>
+      </w:r>
+      <w:proofErr w:type="gramEnd"/>
+      <w:r>
+        <w:rPr>
+          <w:lang w:val="en-US"/>
+        </w:rPr>
+        <w:t xml:space="preserve"> </w:t>
       </w:r>
       <w:r>
         <w:rPr>
@@ -1334,37 +1754,40 @@
           <w:bCs/>
           <w:lang w:val="en-US"/>
         </w:rPr>
-        <w:t>{{</w:t>
-      </w:r>
+        <w:t>{{cargo_block_sheave_status}</w:t>
+      </w:r>
+      <w:proofErr w:type="gramStart"/>
       <w:r>
         <w:rPr>
           <w:b/>
           <w:bCs/>
           <w:lang w:val="en-US"/>
         </w:rPr>
-        <w:t>cargo_block_sheave_status</w:t>
-      </w:r>
+        <w:t>} ,</w:t>
+      </w:r>
+      <w:proofErr w:type="gramEnd"/>
       <w:r>
         <w:rPr>
           <w:b/>
           <w:bCs/>
           <w:lang w:val="en-US"/>
         </w:rPr>
-        <w:t>}} , {{</w:t>
-      </w:r>
-      <w:r>
-        <w:rPr>
-          <w:lang w:val="en-US"/>
-        </w:rPr>
         <w:t xml:space="preserve"> </w:t>
       </w:r>
+      <w:proofErr w:type="gramStart"/>
       <w:r>
         <w:rPr>
           <w:b/>
           <w:bCs/>
           <w:lang w:val="en-US"/>
         </w:rPr>
-        <w:t>cargo_block_sheave_status1</w:t>
+        <w:t>{{</w:t>
+      </w:r>
+      <w:r>
+        <w:rPr>
+          <w:lang w:val="en-US"/>
+        </w:rPr>
+        <w:t xml:space="preserve"> </w:t>
       </w:r>
       <w:r>
         <w:rPr>
@@ -1372,45 +1795,84 @@
           <w:bCs/>
           <w:lang w:val="en-US"/>
         </w:rPr>
-        <w:t>}} , {{</w:t>
-      </w:r>
+        <w:t>cargo</w:t>
+      </w:r>
+      <w:proofErr w:type="gramEnd"/>
       <w:r>
         <w:rPr>
           <w:b/>
           <w:bCs/>
           <w:lang w:val="en-US"/>
         </w:rPr>
-        <w:t>cargo_block_sheave_status2</w:t>
-      </w:r>
+        <w:t>_block_sheave_status1}</w:t>
+      </w:r>
+      <w:proofErr w:type="gramStart"/>
       <w:r>
         <w:rPr>
           <w:b/>
           <w:bCs/>
           <w:lang w:val="en-US"/>
         </w:rPr>
-        <w:t>}} , {{</w:t>
-      </w:r>
-      <w:r>
-        <w:rPr>
-          <w:lang w:val="en-US"/>
-        </w:rPr>
-        <w:t xml:space="preserve"> </w:t>
-      </w:r>
+        <w:t>} ,</w:t>
+      </w:r>
+      <w:proofErr w:type="gramEnd"/>
       <w:r>
         <w:rPr>
           <w:b/>
           <w:bCs/>
           <w:lang w:val="en-US"/>
         </w:rPr>
-        <w:t>cargo_block_sheave_status3</w:t>
-      </w:r>
+        <w:t xml:space="preserve"> {{cargo_block_sheave_status2}</w:t>
+      </w:r>
+      <w:proofErr w:type="gramStart"/>
       <w:r>
         <w:rPr>
           <w:b/>
           <w:bCs/>
           <w:lang w:val="en-US"/>
         </w:rPr>
-        <w:t>}}</w:t>
+        <w:t>} ,</w:t>
+      </w:r>
+      <w:proofErr w:type="gramEnd"/>
+      <w:r>
+        <w:rPr>
+          <w:b/>
+          <w:bCs/>
+          <w:lang w:val="en-US"/>
+        </w:rPr>
+        <w:t xml:space="preserve"> </w:t>
+      </w:r>
+      <w:proofErr w:type="gramStart"/>
+      <w:r>
+        <w:rPr>
+          <w:b/>
+          <w:bCs/>
+          <w:lang w:val="en-US"/>
+        </w:rPr>
+        <w:t>{{</w:t>
+      </w:r>
+      <w:r>
+        <w:rPr>
+          <w:lang w:val="en-US"/>
+        </w:rPr>
+        <w:t xml:space="preserve"> </w:t>
+      </w:r>
+      <w:r>
+        <w:rPr>
+          <w:b/>
+          <w:bCs/>
+          <w:lang w:val="en-US"/>
+        </w:rPr>
+        <w:t>cargo</w:t>
+      </w:r>
+      <w:proofErr w:type="gramEnd"/>
+      <w:r>
+        <w:rPr>
+          <w:b/>
+          <w:bCs/>
+          <w:lang w:val="en-US"/>
+        </w:rPr>
+        <w:t>_block_sheave_status3}}</w:t>
       </w:r>
     </w:p>
     <w:p>
@@ -1460,25 +1922,53 @@
         <w:rPr>
           <w:lang w:val="en-US"/>
         </w:rPr>
-        <w:t>{{slack_hoisting_limit_status1}}</w:t>
-      </w:r>
-      <w:r>
-        <w:rPr>
-          <w:lang w:val="en-US"/>
-        </w:rPr>
-        <w:t xml:space="preserve"> , </w:t>
-      </w:r>
-      <w:r>
-        <w:rPr>
-          <w:lang w:val="en-US"/>
-        </w:rPr>
-        <w:t>{{slack_hoisting_limit_status2}}</w:t>
-      </w:r>
-      <w:r>
-        <w:rPr>
-          <w:lang w:val="en-US"/>
-        </w:rPr>
-        <w:t xml:space="preserve"> , </w:t>
+        <w:t>{{slack_hoisting_limit_status1}</w:t>
+      </w:r>
+      <w:proofErr w:type="gramStart"/>
+      <w:r>
+        <w:rPr>
+          <w:lang w:val="en-US"/>
+        </w:rPr>
+        <w:t>}</w:t>
+      </w:r>
+      <w:r>
+        <w:rPr>
+          <w:lang w:val="en-US"/>
+        </w:rPr>
+        <w:t xml:space="preserve"> ,</w:t>
+      </w:r>
+      <w:proofErr w:type="gramEnd"/>
+      <w:r>
+        <w:rPr>
+          <w:lang w:val="en-US"/>
+        </w:rPr>
+        <w:t xml:space="preserve"> </w:t>
+      </w:r>
+      <w:r>
+        <w:rPr>
+          <w:lang w:val="en-US"/>
+        </w:rPr>
+        <w:t>{{slack_hoisting_limit_status2}</w:t>
+      </w:r>
+      <w:proofErr w:type="gramStart"/>
+      <w:r>
+        <w:rPr>
+          <w:lang w:val="en-US"/>
+        </w:rPr>
+        <w:t>}</w:t>
+      </w:r>
+      <w:r>
+        <w:rPr>
+          <w:lang w:val="en-US"/>
+        </w:rPr>
+        <w:t xml:space="preserve"> ,</w:t>
+      </w:r>
+      <w:proofErr w:type="gramEnd"/>
+      <w:r>
+        <w:rPr>
+          <w:lang w:val="en-US"/>
+        </w:rPr>
+        <w:t xml:space="preserve"> </w:t>
       </w:r>
       <w:r>
         <w:rPr>
@@ -1522,31 +2012,34 @@
           <w:bCs/>
           <w:lang w:val="en-US"/>
         </w:rPr>
-        <w:t>{{crane_jib_angle_limits_status}}</w:t>
-      </w:r>
+        <w:t>{{crane_jib_angle_limits_status}</w:t>
+      </w:r>
+      <w:proofErr w:type="gramStart"/>
       <w:r>
         <w:rPr>
           <w:b/>
           <w:bCs/>
           <w:lang w:val="en-US"/>
         </w:rPr>
-        <w:t xml:space="preserve"> , </w:t>
-      </w:r>
+        <w:t>} ,</w:t>
+      </w:r>
+      <w:proofErr w:type="gramEnd"/>
       <w:r>
         <w:rPr>
           <w:b/>
           <w:bCs/>
           <w:lang w:val="en-US"/>
         </w:rPr>
-        <w:t>{{crane_jib_angle_limits_status1}}</w:t>
-      </w:r>
+        <w:t xml:space="preserve"> {{crane_jib_angle_limits_status1}</w:t>
+      </w:r>
+      <w:proofErr w:type="gramStart"/>
       <w:r>
         <w:rPr>
           <w:b/>
           <w:bCs/>
           <w:lang w:val="en-US"/>
         </w:rPr>
-        <w:t xml:space="preserve"> </w:t>
+        <w:t xml:space="preserve">} </w:t>
       </w:r>
       <w:r>
         <w:rPr>
@@ -1554,15 +2047,16 @@
           <w:bCs/>
           <w:lang w:val="en-US"/>
         </w:rPr>
-        <w:t xml:space="preserve">, </w:t>
-      </w:r>
+        <w:t>,</w:t>
+      </w:r>
+      <w:proofErr w:type="gramEnd"/>
       <w:r>
         <w:rPr>
           <w:b/>
           <w:bCs/>
           <w:lang w:val="en-US"/>
         </w:rPr>
-        <w:t>{{crane_jib_angle_limits_status2}}</w:t>
+        <w:t xml:space="preserve"> </w:t>
       </w:r>
       <w:r>
         <w:rPr>
@@ -1570,15 +2064,33 @@
           <w:bCs/>
           <w:lang w:val="en-US"/>
         </w:rPr>
-        <w:t xml:space="preserve"> </w:t>
-      </w:r>
+        <w:t>{{crane_jib_angle_limits_status2}</w:t>
+      </w:r>
+      <w:proofErr w:type="gramStart"/>
       <w:r>
         <w:rPr>
           <w:b/>
           <w:bCs/>
           <w:lang w:val="en-US"/>
         </w:rPr>
-        <w:t xml:space="preserve">, </w:t>
+        <w:t xml:space="preserve">} </w:t>
+      </w:r>
+      <w:r>
+        <w:rPr>
+          <w:b/>
+          <w:bCs/>
+          <w:lang w:val="en-US"/>
+        </w:rPr>
+        <w:t>,</w:t>
+      </w:r>
+      <w:proofErr w:type="gramEnd"/>
+      <w:r>
+        <w:rPr>
+          <w:b/>
+          <w:bCs/>
+          <w:lang w:val="en-US"/>
+        </w:rPr>
+        <w:t xml:space="preserve"> </w:t>
       </w:r>
       <w:r>
         <w:rPr>
@@ -1624,31 +2136,34 @@
           <w:bCs/>
           <w:lang w:val="en-US"/>
         </w:rPr>
-        <w:t>{{crane_jib_angle_indicator_status}}</w:t>
-      </w:r>
+        <w:t>{{crane_jib_angle_indicator_status}</w:t>
+      </w:r>
+      <w:proofErr w:type="gramStart"/>
       <w:r>
         <w:rPr>
           <w:b/>
           <w:bCs/>
           <w:lang w:val="en-US"/>
         </w:rPr>
-        <w:t xml:space="preserve"> , </w:t>
-      </w:r>
+        <w:t>} ,</w:t>
+      </w:r>
+      <w:proofErr w:type="gramEnd"/>
       <w:r>
         <w:rPr>
           <w:b/>
           <w:bCs/>
           <w:lang w:val="en-US"/>
         </w:rPr>
-        <w:t>{{crane_jib_angle_indicator_status1}}</w:t>
-      </w:r>
+        <w:t xml:space="preserve"> {{crane_jib_angle_indicator_status1}</w:t>
+      </w:r>
+      <w:proofErr w:type="gramStart"/>
       <w:r>
         <w:rPr>
           <w:b/>
           <w:bCs/>
           <w:lang w:val="en-US"/>
         </w:rPr>
-        <w:t xml:space="preserve"> , </w:t>
+        <w:t>}</w:t>
       </w:r>
       <w:r>
         <w:rPr>
@@ -1656,15 +2171,50 @@
           <w:bCs/>
           <w:lang w:val="en-US"/>
         </w:rPr>
-        <w:t>{{crane_jib_angle_indicator_status2}}</w:t>
-      </w:r>
+        <w:t xml:space="preserve"> ,</w:t>
+      </w:r>
+      <w:proofErr w:type="gramEnd"/>
       <w:r>
         <w:rPr>
           <w:b/>
           <w:bCs/>
           <w:lang w:val="en-US"/>
         </w:rPr>
-        <w:t xml:space="preserve"> , </w:t>
+        <w:t xml:space="preserve"> </w:t>
+      </w:r>
+      <w:r>
+        <w:rPr>
+          <w:b/>
+          <w:bCs/>
+          <w:lang w:val="en-US"/>
+        </w:rPr>
+        <w:t>{{crane_jib_angle_indicator_status2}</w:t>
+      </w:r>
+      <w:proofErr w:type="gramStart"/>
+      <w:r>
+        <w:rPr>
+          <w:b/>
+          <w:bCs/>
+          <w:lang w:val="en-US"/>
+        </w:rPr>
+        <w:t>}</w:t>
+      </w:r>
+      <w:r>
+        <w:rPr>
+          <w:b/>
+          <w:bCs/>
+          <w:lang w:val="en-US"/>
+        </w:rPr>
+        <w:t xml:space="preserve"> ,</w:t>
+      </w:r>
+      <w:proofErr w:type="gramEnd"/>
+      <w:r>
+        <w:rPr>
+          <w:b/>
+          <w:bCs/>
+          <w:lang w:val="en-US"/>
+        </w:rPr>
+        <w:t xml:space="preserve"> </w:t>
       </w:r>
       <w:r>
         <w:rPr>
@@ -1762,8 +2312,22 @@
         <w:rPr>
           <w:lang w:val="en-US"/>
         </w:rPr>
-        <w:t>{{crane_hoisting_limits_status}}</w:t>
-      </w:r>
+        <w:t>{{crane_hoisting_limits_status}</w:t>
+      </w:r>
+      <w:proofErr w:type="gramStart"/>
+      <w:r>
+        <w:rPr>
+          <w:lang w:val="en-US"/>
+        </w:rPr>
+        <w:t xml:space="preserve">} </w:t>
+      </w:r>
+      <w:r>
+        <w:rPr>
+          <w:lang w:val="en-US"/>
+        </w:rPr>
+        <w:t>,</w:t>
+      </w:r>
+      <w:proofErr w:type="gramEnd"/>
       <w:r>
         <w:rPr>
           <w:lang w:val="en-US"/>
@@ -1774,31 +2338,53 @@
         <w:rPr>
           <w:lang w:val="en-US"/>
         </w:rPr>
-        <w:t xml:space="preserve">, </w:t>
-      </w:r>
-      <w:r>
-        <w:rPr>
-          <w:lang w:val="en-US"/>
-        </w:rPr>
-        <w:t>{{crane_hoisting_limits_status1}}</w:t>
-      </w:r>
-      <w:r>
-        <w:rPr>
-          <w:lang w:val="en-US"/>
-        </w:rPr>
-        <w:t xml:space="preserve"> , </w:t>
-      </w:r>
-      <w:r>
-        <w:rPr>
-          <w:lang w:val="en-US"/>
-        </w:rPr>
-        <w:t>{{crane_hoisting_limits_status2}}</w:t>
-      </w:r>
-      <w:r>
-        <w:rPr>
-          <w:lang w:val="en-US"/>
-        </w:rPr>
-        <w:t xml:space="preserve"> , </w:t>
+        <w:t>{{crane_hoisting_limits_status1}</w:t>
+      </w:r>
+      <w:proofErr w:type="gramStart"/>
+      <w:r>
+        <w:rPr>
+          <w:lang w:val="en-US"/>
+        </w:rPr>
+        <w:t>}</w:t>
+      </w:r>
+      <w:r>
+        <w:rPr>
+          <w:lang w:val="en-US"/>
+        </w:rPr>
+        <w:t xml:space="preserve"> ,</w:t>
+      </w:r>
+      <w:proofErr w:type="gramEnd"/>
+      <w:r>
+        <w:rPr>
+          <w:lang w:val="en-US"/>
+        </w:rPr>
+        <w:t xml:space="preserve"> </w:t>
+      </w:r>
+      <w:r>
+        <w:rPr>
+          <w:lang w:val="en-US"/>
+        </w:rPr>
+        <w:t>{{crane_hoisting_limits_status2}</w:t>
+      </w:r>
+      <w:proofErr w:type="gramStart"/>
+      <w:r>
+        <w:rPr>
+          <w:lang w:val="en-US"/>
+        </w:rPr>
+        <w:t>}</w:t>
+      </w:r>
+      <w:r>
+        <w:rPr>
+          <w:lang w:val="en-US"/>
+        </w:rPr>
+        <w:t xml:space="preserve"> ,</w:t>
+      </w:r>
+      <w:proofErr w:type="gramEnd"/>
+      <w:r>
+        <w:rPr>
+          <w:lang w:val="en-US"/>
+        </w:rPr>
+        <w:t xml:space="preserve"> </w:t>
       </w:r>
       <w:r>
         <w:rPr>
@@ -1852,7 +2438,14 @@
         <w:rPr>
           <w:lang w:val="en-US"/>
         </w:rPr>
-        <w:t xml:space="preserve"> (</w:t>
+        <w:t xml:space="preserve"> </w:t>
+      </w:r>
+      <w:proofErr w:type="gramStart"/>
+      <w:r>
+        <w:rPr>
+          <w:lang w:val="en-US"/>
+        </w:rPr>
+        <w:t>(</w:t>
       </w:r>
       <w:r>
         <w:rPr>
@@ -1868,39 +2461,43 @@
           <w:bCs/>
           <w:lang w:val="en-US"/>
         </w:rPr>
-        <w:t>{{pedestal_light_project_status}}</w:t>
-      </w:r>
+        <w:t>{</w:t>
+      </w:r>
+      <w:proofErr w:type="gramEnd"/>
       <w:r>
         <w:rPr>
           <w:b/>
           <w:bCs/>
           <w:lang w:val="en-US"/>
         </w:rPr>
-        <w:t xml:space="preserve"> , </w:t>
-      </w:r>
+        <w:t>{pedestal_light_project_status}</w:t>
+      </w:r>
+      <w:proofErr w:type="gramStart"/>
       <w:r>
         <w:rPr>
           <w:b/>
           <w:bCs/>
           <w:lang w:val="en-US"/>
         </w:rPr>
-        <w:t>{{pedestal_light_project_status1}}</w:t>
-      </w:r>
+        <w:t>} ,</w:t>
+      </w:r>
+      <w:proofErr w:type="gramEnd"/>
       <w:r>
         <w:rPr>
           <w:b/>
           <w:bCs/>
           <w:lang w:val="en-US"/>
         </w:rPr>
-        <w:t xml:space="preserve"> </w:t>
-      </w:r>
+        <w:t xml:space="preserve"> {{pedestal_light_project_status1}</w:t>
+      </w:r>
+      <w:proofErr w:type="gramStart"/>
       <w:r>
         <w:rPr>
           <w:b/>
           <w:bCs/>
           <w:lang w:val="en-US"/>
         </w:rPr>
-        <w:t xml:space="preserve">, </w:t>
+        <w:t xml:space="preserve">} </w:t>
       </w:r>
       <w:r>
         <w:rPr>
@@ -1908,8 +2505,9 @@
           <w:bCs/>
           <w:lang w:val="en-US"/>
         </w:rPr>
-        <w:t>{{pedestal_light_project_status2}}</w:t>
-      </w:r>
+        <w:t>,</w:t>
+      </w:r>
+      <w:proofErr w:type="gramEnd"/>
       <w:r>
         <w:rPr>
           <w:b/>
@@ -1924,15 +2522,16 @@
           <w:bCs/>
           <w:lang w:val="en-US"/>
         </w:rPr>
-        <w:t xml:space="preserve">, </w:t>
-      </w:r>
+        <w:t>{{pedestal_light_project_status2}</w:t>
+      </w:r>
+      <w:proofErr w:type="gramStart"/>
       <w:r>
         <w:rPr>
           <w:b/>
           <w:bCs/>
           <w:lang w:val="en-US"/>
         </w:rPr>
-        <w:t>{{pedestal_light_project_status3}}</w:t>
+        <w:t xml:space="preserve">} </w:t>
       </w:r>
       <w:r>
         <w:rPr>
@@ -1940,14 +2539,41 @@
           <w:bCs/>
           <w:lang w:val="en-US"/>
         </w:rPr>
+        <w:t>,</w:t>
+      </w:r>
+      <w:proofErr w:type="gramEnd"/>
+      <w:r>
+        <w:rPr>
+          <w:b/>
+          <w:bCs/>
+          <w:lang w:val="en-US"/>
+        </w:rPr>
         <w:t xml:space="preserve"> </w:t>
       </w:r>
       <w:r>
         <w:rPr>
+          <w:b/>
+          <w:bCs/>
+          <w:lang w:val="en-US"/>
+        </w:rPr>
+        <w:t>{{pedestal_light_project_status3}</w:t>
+      </w:r>
+      <w:proofErr w:type="gramStart"/>
+      <w:r>
+        <w:rPr>
+          <w:b/>
+          <w:bCs/>
+          <w:lang w:val="en-US"/>
+        </w:rPr>
+        <w:t xml:space="preserve">} </w:t>
+      </w:r>
+      <w:r>
+        <w:rPr>
           <w:lang w:val="en-US"/>
         </w:rPr>
         <w:t>)</w:t>
       </w:r>
+      <w:proofErr w:type="gramEnd"/>
     </w:p>
     <w:p>
       <w:pPr>
@@ -4671,7 +5297,14 @@
         <w:rPr>
           <w:lang w:val="en-US" w:eastAsia="es-CR"/>
         </w:rPr>
-        <w:t xml:space="preserve"> of this report at</w:t>
+        <w:t xml:space="preserve"> of this report </w:t>
+      </w:r>
+      <w:proofErr w:type="gramStart"/>
+      <w:r>
+        <w:rPr>
+          <w:lang w:val="en-US" w:eastAsia="es-CR"/>
+        </w:rPr>
+        <w:t>at</w:t>
       </w:r>
       <w:r>
         <w:rPr>
@@ -4691,7 +5324,16 @@
           <w:u w:val="single"/>
           <w:lang w:val="en-US" w:eastAsia="es-CR"/>
         </w:rPr>
-        <w:t>{{link_picture}}</w:t>
+        <w:t>{{</w:t>
+      </w:r>
+      <w:proofErr w:type="gramEnd"/>
+      <w:r>
+        <w:rPr>
+          <w:color w:val="0563C1" w:themeColor="hyperlink"/>
+          <w:u w:val="single"/>
+          <w:lang w:val="en-US" w:eastAsia="es-CR"/>
+        </w:rPr>
+        <w:t>link_picture}}</w:t>
       </w:r>
     </w:p>
     <w:p>
@@ -4763,7 +5405,23 @@
           <w:b/>
           <w:lang w:val="en-US"/>
         </w:rPr>
-        <w:t>THIS BONAFIDE REPORT IS ISSUED WITHOUT PREJUDICE AND IS FOR THE BENEFIT OF WHOM IT MAY CONCERN, AND WE RESERVE OUR RIGHT TO AMEND AND/OR EXTEND THIS REPORT SHOULD NEW INFORMATION COME TO OUR KNOWLEDGE</w:t>
+        <w:t xml:space="preserve">THIS BONAFIDE REPORT </w:t>
+      </w:r>
+      <w:proofErr w:type="gramStart"/>
+      <w:r>
+        <w:rPr>
+          <w:b/>
+          <w:lang w:val="en-US"/>
+        </w:rPr>
+        <w:t>IS ISSUED</w:t>
+      </w:r>
+      <w:proofErr w:type="gramEnd"/>
+      <w:r>
+        <w:rPr>
+          <w:b/>
+          <w:lang w:val="en-US"/>
+        </w:rPr>
+        <w:t xml:space="preserve"> WITHOUT PREJUDICE AND IS FOR THE BENEFIT OF WHOM IT MAY CONCERN, AND WE RESERVE OUR RIGHT TO AMEND AND/OR EXTEND THIS REPORT SHOULD NEW INFORMATION COME TO OUR KNOWLEDGE</w:t>
       </w:r>
     </w:p>
     <w:p>
@@ -5310,7 +5968,7 @@
       <w:rPr>
         <w:color w:val="000000"/>
         <w:sz w:val="12"/>
-        <w:lang w:val="en-US"/>
+        <w:lang w:val="es-MX"/>
       </w:rPr>
       <w:t xml:space="preserve">                                 </w:t>
     </w:r>
@@ -5320,20 +5978,46 @@
         <w:sz w:val="12"/>
         <w:lang w:val="en-US"/>
       </w:rPr>
-      <w:t>{{report_number}}</w:t>
+      <w:t>{{report_number</w:t>
     </w:r>
+    <w:proofErr w:type="gramStart"/>
     <w:r>
       <w:rPr>
         <w:color w:val="000000"/>
         <w:sz w:val="12"/>
         <w:lang w:val="en-US"/>
       </w:rPr>
+      <w:t xml:space="preserve">}} </w:t>
+    </w:r>
+    <w:r>
+      <w:rPr>
+        <w:color w:val="000000"/>
+        <w:sz w:val="12"/>
+        <w:lang w:val="en-GB"/>
+      </w:rPr>
       <w:t xml:space="preserve"> </w:t>
     </w:r>
     <w:r>
       <w:rPr>
         <w:color w:val="000000"/>
         <w:sz w:val="12"/>
+        <w:lang w:val="en-US"/>
+      </w:rPr>
+      <w:t>{</w:t>
+    </w:r>
+    <w:proofErr w:type="gramEnd"/>
+    <w:r>
+      <w:rPr>
+        <w:color w:val="000000"/>
+        <w:sz w:val="12"/>
+        <w:lang w:val="en-US"/>
+      </w:rPr>
+      <w:t>{vessel}}</w:t>
+    </w:r>
+    <w:r>
+      <w:rPr>
+        <w:color w:val="000000"/>
+        <w:sz w:val="12"/>
         <w:lang w:val="en-GB"/>
       </w:rPr>
       <w:t xml:space="preserve"> </w:t>
@@ -5342,9 +6026,9 @@
       <w:rPr>
         <w:color w:val="000000"/>
         <w:sz w:val="12"/>
-        <w:lang w:val="en-US"/>
-      </w:rPr>
-      <w:t>{{vessel}}</w:t>
+        <w:lang w:val="en-GB"/>
+      </w:rPr>
+      <w:t>C</w:t>
     </w:r>
     <w:r>
       <w:rPr>
@@ -5352,6 +6036,22 @@
         <w:sz w:val="12"/>
         <w:lang w:val="en-GB"/>
       </w:rPr>
+      <w:t>RA</w:t>
+    </w:r>
+    <w:r>
+      <w:rPr>
+        <w:color w:val="000000"/>
+        <w:sz w:val="12"/>
+        <w:lang w:val="en-GB"/>
+      </w:rPr>
+      <w:t>NE INSPECTION</w:t>
+    </w:r>
+    <w:r>
+      <w:rPr>
+        <w:color w:val="000000"/>
+        <w:sz w:val="12"/>
+        <w:lang w:val="en-GB"/>
+      </w:rPr>
       <w:t xml:space="preserve"> </w:t>
     </w:r>
     <w:r>
@@ -5360,38 +6060,6 @@
         <w:sz w:val="12"/>
         <w:lang w:val="en-GB"/>
       </w:rPr>
-      <w:t>C</w:t>
-    </w:r>
-    <w:r>
-      <w:rPr>
-        <w:color w:val="000000"/>
-        <w:sz w:val="12"/>
-        <w:lang w:val="en-GB"/>
-      </w:rPr>
-      <w:t>RA</w:t>
-    </w:r>
-    <w:r>
-      <w:rPr>
-        <w:color w:val="000000"/>
-        <w:sz w:val="12"/>
-        <w:lang w:val="en-GB"/>
-      </w:rPr>
-      <w:t>NE INSPECTION</w:t>
-    </w:r>
-    <w:r>
-      <w:rPr>
-        <w:color w:val="000000"/>
-        <w:sz w:val="12"/>
-        <w:lang w:val="en-GB"/>
-      </w:rPr>
-      <w:t xml:space="preserve"> </w:t>
-    </w:r>
-    <w:r>
-      <w:rPr>
-        <w:color w:val="000000"/>
-        <w:sz w:val="12"/>
-        <w:lang w:val="en-GB"/>
-      </w:rPr>
       <w:t xml:space="preserve">– PUERTO </w:t>
     </w:r>
     <w:r>
@@ -5400,15 +6068,7 @@
         <w:sz w:val="12"/>
         <w:lang w:val="en-US"/>
       </w:rPr>
-      <w:t>{{port}}</w:t>
-    </w:r>
-    <w:r>
-      <w:rPr>
-        <w:color w:val="000000"/>
-        <w:sz w:val="12"/>
-        <w:lang w:val="en-US"/>
-      </w:rPr>
-      <w:t xml:space="preserve"> </w:t>
+      <w:t xml:space="preserve">{{port}} </w:t>
     </w:r>
     <w:r>
       <w:rPr>
@@ -8299,6 +8959,7 @@
   <w:style w:type="character" w:default="1" w:styleId="DefaultParagraphFont">
     <w:name w:val="Default Paragraph Font"/>
     <w:uiPriority w:val="1"/>
+    <w:semiHidden/>
     <w:unhideWhenUsed/>
   </w:style>
   <w:style w:type="table" w:default="1" w:styleId="TableNormal">

--- a/backend_api/templates/crane_inspection_template.docx
+++ b/backend_api/templates/crane_inspection_template.docx
@@ -18,1586 +18,1343 @@
     <w:p>
       <w:pPr>
         <w:spacing w:after="0"/>
-      </w:pPr>
+        <w:rPr>
+          <w:lang w:val="en-US"/>
+        </w:rPr>
+      </w:pPr>
+      <w:r>
+        <w:rPr>
+          <w:lang w:val="en-US"/>
+        </w:rPr>
+        <w:t>On</w:t>
+      </w:r>
+      <w:r>
+        <w:rPr>
+          <w:lang w:val="en-US"/>
+        </w:rPr>
+        <w:t xml:space="preserve"> </w:t>
+      </w:r>
+      <w:r>
+        <w:rPr>
+          <w:lang w:val="en-US"/>
+        </w:rPr>
+        <w:t>{</w:t>
+      </w:r>
       <w:proofErr w:type="spellStart"/>
       <w:r>
-        <w:t>On</w:t>
+        <w:rPr>
+          <w:lang w:val="en-US"/>
+        </w:rPr>
+        <w:t>intro_inspection_date</w:t>
       </w:r>
       <w:proofErr w:type="spellEnd"/>
       <w:r>
+        <w:rPr>
+          <w:lang w:val="en-US"/>
+        </w:rPr>
+        <w:t>}</w:t>
+      </w:r>
+      <w:r>
+        <w:rPr>
+          <w:lang w:val="en-US"/>
+        </w:rPr>
+        <w:t>,</w:t>
+      </w:r>
+      <w:r>
+        <w:rPr>
+          <w:lang w:val="en-US"/>
+        </w:rPr>
+        <w:t xml:space="preserve"> we were </w:t>
+      </w:r>
+      <w:r>
+        <w:rPr>
+          <w:lang w:val="en-US"/>
+        </w:rPr>
+        <w:t>appointed to carry</w:t>
+      </w:r>
+      <w:r>
+        <w:rPr>
+          <w:lang w:val="en-US"/>
+        </w:rPr>
         <w:t xml:space="preserve"> </w:t>
       </w:r>
       <w:r>
+        <w:rPr>
+          <w:lang w:val="en-US"/>
+        </w:rPr>
+        <w:t xml:space="preserve">out </w:t>
+      </w:r>
+      <w:r>
+        <w:rPr>
+          <w:lang w:val="en-US"/>
+        </w:rPr>
+        <w:t>a</w:t>
+      </w:r>
+      <w:r>
+        <w:rPr>
+          <w:lang w:val="en-US"/>
+        </w:rPr>
+        <w:t xml:space="preserve"> </w:t>
+      </w:r>
+      <w:r>
+        <w:rPr>
+          <w:lang w:val="en-US"/>
+        </w:rPr>
+        <w:t xml:space="preserve">crane inspection </w:t>
+      </w:r>
+      <w:r>
+        <w:rPr>
+          <w:lang w:val="en-US"/>
+        </w:rPr>
+        <w:t xml:space="preserve">survey </w:t>
+      </w:r>
+      <w:r>
+        <w:rPr>
+          <w:lang w:val="en-US"/>
+        </w:rPr>
+        <w:t xml:space="preserve">in </w:t>
+      </w:r>
+      <w:r>
+        <w:rPr>
+          <w:lang w:val="en-US"/>
+        </w:rPr>
+        <w:t xml:space="preserve">{vessel} </w:t>
+      </w:r>
+      <w:r>
+        <w:rPr>
+          <w:lang w:val="en-US"/>
+        </w:rPr>
+        <w:t xml:space="preserve"> </w:t>
+      </w:r>
+      <w:r>
+        <w:rPr>
+          <w:lang w:val="en-US"/>
+        </w:rPr>
+        <w:t>at</w:t>
+      </w:r>
+      <w:r>
+        <w:rPr>
+          <w:lang w:val="en-US"/>
+        </w:rPr>
+        <w:t xml:space="preserve"> </w:t>
+      </w:r>
+      <w:r>
+        <w:rPr>
+          <w:lang w:val="en-US"/>
+        </w:rPr>
+        <w:t>Puerto</w:t>
+      </w:r>
+      <w:r>
+        <w:rPr>
+          <w:lang w:val="en-US"/>
+        </w:rPr>
+        <w:t xml:space="preserve"> </w:t>
+      </w:r>
+      <w:r>
+        <w:rPr>
+          <w:lang w:val="en-US"/>
+        </w:rPr>
+        <w:t>{port}</w:t>
+      </w:r>
+      <w:r>
+        <w:rPr>
+          <w:lang w:val="en-US"/>
+        </w:rPr>
+        <w:t>,</w:t>
+      </w:r>
+      <w:r>
+        <w:rPr>
+          <w:lang w:val="en-US"/>
+        </w:rPr>
+        <w:t xml:space="preserve"> </w:t>
+      </w:r>
+      <w:r>
+        <w:rPr>
+          <w:lang w:val="en-US"/>
+        </w:rPr>
+        <w:t>{country}</w:t>
+      </w:r>
+      <w:r>
+        <w:rPr>
+          <w:lang w:val="en-US"/>
+        </w:rPr>
+        <w:t>.</w:t>
+      </w:r>
+    </w:p>
+    <w:p>
+      <w:pPr>
+        <w:spacing w:after="0"/>
+        <w:rPr>
+          <w:lang w:val="en-US"/>
+        </w:rPr>
+      </w:pPr>
+    </w:p>
+    <w:p>
+      <w:pPr>
+        <w:pStyle w:val="Heading2"/>
+      </w:pPr>
+      <w:r>
+        <w:t>CRANES</w:t>
+      </w:r>
+      <w:r>
+        <w:t xml:space="preserve"> </w:t>
+      </w:r>
+      <w:r>
+        <w:t>GEAR</w:t>
+      </w:r>
+      <w:r>
+        <w:t xml:space="preserve"> SURVEY</w:t>
+      </w:r>
+    </w:p>
+    <w:p>
+      <w:pPr>
+        <w:pStyle w:val="ListParagraph"/>
+        <w:numPr>
+          <w:ilvl w:val="0"/>
+          <w:numId w:val="7"/>
+        </w:numPr>
+        <w:rPr>
+          <w:lang w:val="en-US"/>
+        </w:rPr>
+      </w:pPr>
+      <w:r>
+        <w:rPr>
+          <w:lang w:val="en-US"/>
+        </w:rPr>
+        <w:t xml:space="preserve">The cranes </w:t>
+      </w:r>
+      <w:r>
+        <w:rPr>
+          <w:lang w:val="en-US"/>
+        </w:rPr>
+        <w:t xml:space="preserve">survey started on </w:t>
+      </w:r>
+      <w:r>
+        <w:rPr>
+          <w:lang w:val="en-US"/>
+        </w:rPr>
         <w:t>{</w:t>
       </w:r>
       <w:proofErr w:type="spellStart"/>
       <w:r>
-        <w:t>intro_inspection_date</w:t>
+        <w:rPr>
+          <w:lang w:val="en-US"/>
+        </w:rPr>
+        <w:t>gear_start_date</w:t>
       </w:r>
       <w:proofErr w:type="spellEnd"/>
       <w:r>
+        <w:rPr>
+          <w:lang w:val="en-US"/>
+        </w:rPr>
         <w:t>}</w:t>
       </w:r>
       <w:r>
+        <w:rPr>
+          <w:lang w:val="en-US"/>
+        </w:rPr>
+        <w:t xml:space="preserve">, </w:t>
+      </w:r>
+      <w:r>
+        <w:rPr>
+          <w:lang w:val="en-US"/>
+        </w:rPr>
+        <w:t>from</w:t>
+      </w:r>
+      <w:r>
+        <w:rPr>
+          <w:lang w:val="en-US"/>
+        </w:rPr>
+        <w:t xml:space="preserve"> </w:t>
+      </w:r>
+      <w:r>
+        <w:rPr>
+          <w:lang w:val="en-US"/>
+        </w:rPr>
+        <w:t>{</w:t>
+      </w:r>
+      <w:proofErr w:type="spellStart"/>
+      <w:r>
+        <w:rPr>
+          <w:lang w:val="en-US"/>
+        </w:rPr>
+        <w:t>gear_start_hour</w:t>
+      </w:r>
+      <w:proofErr w:type="spellEnd"/>
+      <w:r>
+        <w:rPr>
+          <w:lang w:val="en-US"/>
+        </w:rPr>
+        <w:t>}</w:t>
+      </w:r>
+      <w:r>
+        <w:rPr>
+          <w:lang w:val="en-US"/>
+        </w:rPr>
+        <w:t>:</w:t>
+      </w:r>
+      <w:r>
+        <w:rPr>
+          <w:lang w:val="en-US"/>
+        </w:rPr>
+        <w:t xml:space="preserve"> {</w:t>
+      </w:r>
+      <w:proofErr w:type="spellStart"/>
+      <w:r>
+        <w:rPr>
+          <w:lang w:val="en-US"/>
+        </w:rPr>
+        <w:t>gear_start_minute</w:t>
+      </w:r>
+      <w:proofErr w:type="spellEnd"/>
+      <w:r>
+        <w:rPr>
+          <w:lang w:val="en-US"/>
+        </w:rPr>
+        <w:t>}</w:t>
+      </w:r>
+      <w:r>
+        <w:rPr>
+          <w:lang w:val="en-US"/>
+        </w:rPr>
+        <w:t xml:space="preserve"> </w:t>
+      </w:r>
+      <w:r>
+        <w:rPr>
+          <w:lang w:val="en-US"/>
+        </w:rPr>
+        <w:t>LT</w:t>
+      </w:r>
+      <w:r>
+        <w:rPr>
+          <w:lang w:val="en-US"/>
+        </w:rPr>
+        <w:t xml:space="preserve"> to</w:t>
+      </w:r>
+      <w:r>
+        <w:rPr>
+          <w:lang w:val="en-US"/>
+        </w:rPr>
+        <w:t xml:space="preserve"> </w:t>
+      </w:r>
+      <w:r>
+        <w:rPr>
+          <w:lang w:val="en-US"/>
+        </w:rPr>
+        <w:t>{</w:t>
+      </w:r>
+      <w:proofErr w:type="spellStart"/>
+      <w:r>
+        <w:rPr>
+          <w:lang w:val="en-US"/>
+        </w:rPr>
+        <w:t>gear_end_date</w:t>
+      </w:r>
+      <w:proofErr w:type="spellEnd"/>
+      <w:r>
+        <w:rPr>
+          <w:lang w:val="en-US"/>
+        </w:rPr>
+        <w:t>}</w:t>
+      </w:r>
+      <w:r>
+        <w:rPr>
+          <w:lang w:val="en-US"/>
+        </w:rPr>
+        <w:t xml:space="preserve"> </w:t>
+      </w:r>
+      <w:r>
+        <w:rPr>
+          <w:lang w:val="en-US"/>
+        </w:rPr>
+        <w:t xml:space="preserve">at </w:t>
+      </w:r>
+      <w:r>
+        <w:rPr>
+          <w:lang w:val="en-US"/>
+        </w:rPr>
+        <w:t>{</w:t>
+      </w:r>
+      <w:proofErr w:type="spellStart"/>
+      <w:r>
+        <w:rPr>
+          <w:lang w:val="en-US"/>
+        </w:rPr>
+        <w:t>gear_end_hour</w:t>
+      </w:r>
+      <w:proofErr w:type="spellEnd"/>
+      <w:r>
+        <w:rPr>
+          <w:lang w:val="en-US"/>
+        </w:rPr>
+        <w:t>}</w:t>
+      </w:r>
+      <w:r>
+        <w:rPr>
+          <w:lang w:val="en-US"/>
+        </w:rPr>
+        <w:t>:</w:t>
+      </w:r>
+      <w:r>
+        <w:rPr>
+          <w:lang w:val="en-US"/>
+        </w:rPr>
+        <w:t xml:space="preserve"> {</w:t>
+      </w:r>
+      <w:proofErr w:type="spellStart"/>
+      <w:r>
+        <w:rPr>
+          <w:lang w:val="en-US"/>
+        </w:rPr>
+        <w:t>gear_end_minute</w:t>
+      </w:r>
+      <w:proofErr w:type="spellEnd"/>
+      <w:r>
+        <w:rPr>
+          <w:lang w:val="en-US"/>
+        </w:rPr>
+        <w:t>}</w:t>
+      </w:r>
+      <w:r>
+        <w:rPr>
+          <w:lang w:val="en-US"/>
+        </w:rPr>
+        <w:t xml:space="preserve"> LT</w:t>
+      </w:r>
+      <w:r>
+        <w:rPr>
+          <w:lang w:val="en-US"/>
+        </w:rPr>
+        <w:t>.</w:t>
+      </w:r>
+    </w:p>
+    <w:p>
+      <w:pPr>
+        <w:pStyle w:val="ListParagraph"/>
+        <w:numPr>
+          <w:ilvl w:val="0"/>
+          <w:numId w:val="7"/>
+        </w:numPr>
+      </w:pPr>
+      <w:r>
+        <w:t>{</w:t>
+      </w:r>
+      <w:proofErr w:type="spellStart"/>
+      <w:r>
+        <w:t>gear_condition</w:t>
+      </w:r>
+      <w:proofErr w:type="spellEnd"/>
+      <w:r>
+        <w:t>}</w:t>
+      </w:r>
+      <w:r>
+        <w:t>.</w:t>
+      </w:r>
+    </w:p>
+    <w:p>
+      <w:pPr>
+        <w:pStyle w:val="ListParagraph"/>
+        <w:numPr>
+          <w:ilvl w:val="0"/>
+          <w:numId w:val="7"/>
+        </w:numPr>
+      </w:pPr>
+      <w:r>
+        <w:t>{</w:t>
+      </w:r>
+      <w:proofErr w:type="spellStart"/>
+      <w:r>
+        <w:t>gear_wires</w:t>
+      </w:r>
+      <w:proofErr w:type="spellEnd"/>
+      <w:r>
+        <w:t>}</w:t>
+      </w:r>
+      <w:r>
+        <w:t xml:space="preserve">. </w:t>
+      </w:r>
+    </w:p>
+    <w:p>
+      <w:pPr>
+        <w:pStyle w:val="ListParagraph"/>
+        <w:numPr>
+          <w:ilvl w:val="0"/>
+          <w:numId w:val="7"/>
+        </w:numPr>
+      </w:pPr>
+      <w:r>
+        <w:t>{</w:t>
+      </w:r>
+      <w:proofErr w:type="spellStart"/>
+      <w:r>
+        <w:t>gear_sheaves</w:t>
+      </w:r>
+      <w:proofErr w:type="spellEnd"/>
+      <w:r>
+        <w:t>}</w:t>
+      </w:r>
+      <w:r>
+        <w:t>.</w:t>
+      </w:r>
+    </w:p>
+    <w:p>
+      <w:pPr>
+        <w:pStyle w:val="ListParagraph"/>
+        <w:numPr>
+          <w:ilvl w:val="0"/>
+          <w:numId w:val="7"/>
+        </w:numPr>
+      </w:pPr>
+      <w:r>
+        <w:t>{</w:t>
+      </w:r>
+      <w:proofErr w:type="spellStart"/>
+      <w:r>
+        <w:t>gear_operability</w:t>
+      </w:r>
+      <w:proofErr w:type="spellEnd"/>
+      <w:r>
+        <w:t>}</w:t>
+      </w:r>
+      <w:r>
+        <w:t>.</w:t>
+      </w:r>
+    </w:p>
+    <w:p>
+      <w:pPr>
+        <w:pStyle w:val="Heading3"/>
+      </w:pPr>
+      <w:r>
+        <w:t xml:space="preserve"> Crane </w:t>
+      </w:r>
+      <w:proofErr w:type="spellStart"/>
+      <w:r>
+        <w:t>Inspection</w:t>
+      </w:r>
+      <w:proofErr w:type="spellEnd"/>
+    </w:p>
+    <w:p>
+      <w:pPr>
+        <w:pStyle w:val="NoSpacing"/>
+        <w:numPr>
+          <w:ilvl w:val="0"/>
+          <w:numId w:val="23"/>
+        </w:numPr>
+      </w:pPr>
+      <w:r>
+        <w:t xml:space="preserve">Crane </w:t>
+      </w:r>
+      <w:r>
+        <w:t>Access ( {</w:t>
+      </w:r>
+      <w:proofErr w:type="spellStart"/>
+      <w:r>
+        <w:t>crane_access_status</w:t>
+      </w:r>
+      <w:proofErr w:type="spellEnd"/>
+      <w:r>
+        <w:t>} , {crane_access_status1} , {crane_access_status2} , {crane_access_status3}</w:t>
+      </w:r>
+      <w:r>
+        <w:t>)</w:t>
+      </w:r>
+      <w:r>
+        <w:t>.</w:t>
+      </w:r>
+    </w:p>
+    <w:p>
+      <w:pPr>
+        <w:pStyle w:val="NoSpacing"/>
+        <w:numPr>
+          <w:ilvl w:val="0"/>
+          <w:numId w:val="23"/>
+        </w:numPr>
+        <w:rPr>
+          <w:lang w:val="en-US"/>
+        </w:rPr>
+      </w:pPr>
+      <w:r>
+        <w:rPr>
+          <w:lang w:val="en-US"/>
+        </w:rPr>
+        <w:t>Crane</w:t>
+      </w:r>
+      <w:r>
+        <w:rPr>
+          <w:lang w:val="en-US"/>
+        </w:rPr>
+        <w:t xml:space="preserve"> </w:t>
+      </w:r>
+      <w:r>
+        <w:rPr>
+          <w:lang w:val="en-US"/>
+        </w:rPr>
+        <w:t>machinery space (</w:t>
+      </w:r>
+      <w:r>
+        <w:rPr>
+          <w:lang w:val="en-US"/>
+        </w:rPr>
+        <w:t xml:space="preserve"> {</w:t>
+      </w:r>
+      <w:proofErr w:type="spellStart"/>
+      <w:r>
+        <w:rPr>
+          <w:lang w:val="en-US"/>
+        </w:rPr>
+        <w:t>crane_machinery_space_status</w:t>
+      </w:r>
+      <w:proofErr w:type="spellEnd"/>
+      <w:r>
+        <w:rPr>
+          <w:lang w:val="en-US"/>
+        </w:rPr>
+        <w:t xml:space="preserve">} , {crane_machinery_space_status1} , {crane_machinery_space_status2}, {crane_machinery_space_status3} </w:t>
+      </w:r>
+      <w:r>
+        <w:rPr>
+          <w:lang w:val="en-US"/>
+        </w:rPr>
+        <w:t>)</w:t>
+      </w:r>
+      <w:r>
+        <w:rPr>
+          <w:lang w:val="en-US"/>
+        </w:rPr>
+        <w:t>.</w:t>
+      </w:r>
+    </w:p>
+    <w:p>
+      <w:pPr>
+        <w:pStyle w:val="NoSpacing"/>
+        <w:numPr>
+          <w:ilvl w:val="0"/>
+          <w:numId w:val="23"/>
+        </w:numPr>
+      </w:pPr>
+      <w:r>
+        <w:t xml:space="preserve">Crane </w:t>
+      </w:r>
+      <w:proofErr w:type="spellStart"/>
+      <w:r>
+        <w:t>operator</w:t>
+      </w:r>
+      <w:proofErr w:type="spellEnd"/>
+      <w:r>
+        <w:t xml:space="preserve"> </w:t>
+      </w:r>
+      <w:proofErr w:type="spellStart"/>
+      <w:r>
+        <w:t>cabin</w:t>
+      </w:r>
+      <w:proofErr w:type="spellEnd"/>
+      <w:r>
         <w:t>,</w:t>
       </w:r>
       <w:r>
         <w:t xml:space="preserve"> </w:t>
       </w:r>
+      <w:r>
+        <w:t>{</w:t>
+      </w:r>
       <w:proofErr w:type="spellStart"/>
       <w:r>
-        <w:t>we</w:t>
+        <w:t>crane_operator_cabin_status</w:t>
       </w:r>
       <w:proofErr w:type="spellEnd"/>
       <w:r>
+        <w:t>} , {crane_operator_cabin_status1} , {crane_operator_cabin_status2} , {crane_operator_cabin_status3}</w:t>
+      </w:r>
+    </w:p>
+    <w:p>
+      <w:pPr>
+        <w:pStyle w:val="NoSpacing"/>
+        <w:numPr>
+          <w:ilvl w:val="0"/>
+          <w:numId w:val="23"/>
+        </w:numPr>
+        <w:rPr>
+          <w:lang w:val="en-US"/>
+        </w:rPr>
+      </w:pPr>
+      <w:r>
+        <w:rPr>
+          <w:lang w:val="en-US"/>
+        </w:rPr>
+        <w:t>Crane jib head sheaves</w:t>
+      </w:r>
+      <w:r>
+        <w:rPr>
+          <w:lang w:val="en-US"/>
+        </w:rPr>
         <w:t xml:space="preserve"> </w:t>
       </w:r>
+      <w:r>
+        <w:rPr>
+          <w:lang w:val="en-US"/>
+        </w:rPr>
+        <w:t>{</w:t>
+      </w:r>
       <w:proofErr w:type="spellStart"/>
       <w:r>
-        <w:t>were</w:t>
+        <w:rPr>
+          <w:lang w:val="en-US"/>
+        </w:rPr>
+        <w:t>crane_jib_head_sheaves_status</w:t>
       </w:r>
       <w:proofErr w:type="spellEnd"/>
       <w:r>
+        <w:rPr>
+          <w:lang w:val="en-US"/>
+        </w:rPr>
+        <w:t>} , {crane_jib_head_sheaves_status1} , {crane_jib_head_sheaves_status2} , {crane_jib_head_sheaves_status3}</w:t>
+      </w:r>
+      <w:r>
+        <w:rPr>
+          <w:lang w:val="en-US"/>
+        </w:rPr>
+        <w:t>.</w:t>
+      </w:r>
+    </w:p>
+    <w:p>
+      <w:pPr>
+        <w:pStyle w:val="NoSpacing"/>
+        <w:numPr>
+          <w:ilvl w:val="0"/>
+          <w:numId w:val="23"/>
+        </w:numPr>
+        <w:rPr>
+          <w:lang w:val="en-US"/>
+        </w:rPr>
+      </w:pPr>
+      <w:r>
+        <w:rPr>
+          <w:lang w:val="en-US"/>
+        </w:rPr>
+        <w:t xml:space="preserve">Hoisting wire end pin / </w:t>
+      </w:r>
+      <w:r>
+        <w:rPr>
+          <w:lang w:val="en-US"/>
+        </w:rPr>
+        <w:t>{</w:t>
+      </w:r>
+      <w:proofErr w:type="spellStart"/>
+      <w:r>
+        <w:rPr>
+          <w:lang w:val="en-US"/>
+        </w:rPr>
+        <w:t>hoisting_wire_end_pin_status</w:t>
+      </w:r>
+      <w:proofErr w:type="spellEnd"/>
+      <w:r>
+        <w:rPr>
+          <w:lang w:val="en-US"/>
+        </w:rPr>
+        <w:t xml:space="preserve">} , {hoisting_wire_end_pin_status1} , {hoisting_wire_end_pin_status2} , {hoisting_wire_end_pin_status3} </w:t>
+      </w:r>
+      <w:r>
+        <w:rPr>
+          <w:lang w:val="en-US"/>
+        </w:rPr>
+        <w:t>.</w:t>
+      </w:r>
+    </w:p>
+    <w:p>
+      <w:pPr>
+        <w:pStyle w:val="NoSpacing"/>
+        <w:numPr>
+          <w:ilvl w:val="0"/>
+          <w:numId w:val="23"/>
+        </w:numPr>
+        <w:rPr>
+          <w:lang w:val="en-US"/>
+        </w:rPr>
+      </w:pPr>
+      <w:r>
+        <w:rPr>
+          <w:lang w:val="en-US"/>
+        </w:rPr>
+        <w:t>Luffing wire end pin /</w:t>
+      </w:r>
+      <w:r>
+        <w:rPr>
+          <w:lang w:val="en-US"/>
+        </w:rPr>
         <w:t xml:space="preserve"> </w:t>
       </w:r>
+      <w:r>
+        <w:rPr>
+          <w:lang w:val="en-US"/>
+        </w:rPr>
+        <w:t>{</w:t>
+      </w:r>
       <w:proofErr w:type="spellStart"/>
       <w:r>
-        <w:t>appointed</w:t>
+        <w:rPr>
+          <w:lang w:val="en-US"/>
+        </w:rPr>
+        <w:t>luffing_wire_end_pin_status</w:t>
       </w:r>
       <w:proofErr w:type="spellEnd"/>
       <w:r>
+        <w:rPr>
+          <w:lang w:val="en-US"/>
+        </w:rPr>
+        <w:t xml:space="preserve">} , {luffing_wire_end_pin_status1} , {luffing_wire_end_pin_status2} , {luffing_wire_end_pin_status3} </w:t>
+      </w:r>
+      <w:r>
+        <w:rPr>
+          <w:lang w:val="en-US"/>
+        </w:rPr>
+        <w:t>.</w:t>
+      </w:r>
+    </w:p>
+    <w:p>
+      <w:pPr>
+        <w:pStyle w:val="NoSpacing"/>
+        <w:numPr>
+          <w:ilvl w:val="0"/>
+          <w:numId w:val="23"/>
+        </w:numPr>
+        <w:rPr>
+          <w:lang w:val="en-US"/>
+        </w:rPr>
+      </w:pPr>
+      <w:r>
+        <w:rPr>
+          <w:lang w:val="en-US"/>
+        </w:rPr>
+        <w:t>Crane wire rope visual inspection</w:t>
+      </w:r>
+      <w:r>
+        <w:rPr>
+          <w:lang w:val="en-US"/>
+        </w:rPr>
+        <w:t xml:space="preserve">, </w:t>
+      </w:r>
+      <w:r>
+        <w:rPr>
+          <w:lang w:val="en-US"/>
+        </w:rPr>
+        <w:t>{</w:t>
+      </w:r>
+      <w:proofErr w:type="spellStart"/>
+      <w:r>
+        <w:rPr>
+          <w:lang w:val="en-US"/>
+        </w:rPr>
+        <w:t>crane_wire_visual_status</w:t>
+      </w:r>
+      <w:proofErr w:type="spellEnd"/>
+      <w:r>
+        <w:rPr>
+          <w:lang w:val="en-US"/>
+        </w:rPr>
+        <w:t xml:space="preserve">} , {crane_wire_visual_status1} , {crane_wire_visual_status2} , </w:t>
+      </w:r>
+    </w:p>
+    <w:p>
+      <w:pPr>
+        <w:pStyle w:val="NoSpacing"/>
+        <w:numPr>
+          <w:ilvl w:val="0"/>
+          <w:numId w:val="23"/>
+        </w:numPr>
+        <w:rPr>
+          <w:lang w:val="en-US"/>
+        </w:rPr>
+      </w:pPr>
+      <w:r>
+        <w:rPr>
+          <w:lang w:val="en-US"/>
+        </w:rPr>
+        <w:t>Crane housing top sheaves</w:t>
+      </w:r>
+      <w:r>
+        <w:rPr>
+          <w:lang w:val="en-US"/>
+        </w:rPr>
+        <w:t xml:space="preserve"> were</w:t>
+      </w:r>
+      <w:r>
+        <w:rPr>
+          <w:lang w:val="en-US"/>
+        </w:rPr>
+        <w:t xml:space="preserve"> found </w:t>
+      </w:r>
+      <w:r>
+        <w:rPr>
+          <w:lang w:val="en-US"/>
+        </w:rPr>
+        <w:t>{</w:t>
+      </w:r>
+      <w:proofErr w:type="spellStart"/>
+      <w:r>
+        <w:rPr>
+          <w:lang w:val="en-US"/>
+        </w:rPr>
+        <w:t>crane_housing_sheaves_status</w:t>
+      </w:r>
+      <w:proofErr w:type="spellEnd"/>
+      <w:r>
+        <w:rPr>
+          <w:lang w:val="en-US"/>
+        </w:rPr>
+        <w:t>} , {crane_housing_sheaves_status1} {crane_housing_sheaves_status2} , {crane_housing_sheaves_status3}</w:t>
+      </w:r>
+    </w:p>
+    <w:p>
+      <w:pPr>
+        <w:pStyle w:val="NoSpacing"/>
+        <w:numPr>
+          <w:ilvl w:val="0"/>
+          <w:numId w:val="23"/>
+        </w:numPr>
+        <w:rPr>
+          <w:lang w:val="en-US"/>
+        </w:rPr>
+      </w:pPr>
+      <w:r>
+        <w:rPr>
+          <w:lang w:val="en-US"/>
+        </w:rPr>
+        <w:lastRenderedPageBreak/>
+        <w:t>Luffing center sheave visual inspection</w:t>
+      </w:r>
+      <w:r>
+        <w:rPr>
+          <w:lang w:val="en-US"/>
+        </w:rPr>
+        <w:t xml:space="preserve">, </w:t>
+      </w:r>
+      <w:r>
+        <w:rPr>
+          <w:lang w:val="en-US"/>
+        </w:rPr>
+        <w:t>{</w:t>
+      </w:r>
+      <w:proofErr w:type="spellStart"/>
+      <w:r>
+        <w:rPr>
+          <w:lang w:val="en-US"/>
+        </w:rPr>
+        <w:t>luffing_center_sheave_status</w:t>
+      </w:r>
+      <w:proofErr w:type="spellEnd"/>
+      <w:r>
+        <w:rPr>
+          <w:lang w:val="en-US"/>
+        </w:rPr>
+        <w:t>} , {luffing_center_sheave_status1} , {</w:t>
+      </w:r>
+      <w:proofErr w:type="spellStart"/>
+      <w:r>
+        <w:rPr>
+          <w:lang w:val="en-US"/>
+        </w:rPr>
+        <w:t>cargo_block_sheave_status</w:t>
+      </w:r>
+      <w:proofErr w:type="spellEnd"/>
+      <w:r>
+        <w:rPr>
+          <w:lang w:val="en-US"/>
+        </w:rPr>
+        <w:t>} , {cargo_block_sheave_status1} , {cargo_block_sheave_status2} , {cargo_block_sheave_status3}</w:t>
+      </w:r>
+    </w:p>
+    <w:p>
+      <w:pPr>
+        <w:pStyle w:val="NoSpacing"/>
+        <w:numPr>
+          <w:ilvl w:val="0"/>
+          <w:numId w:val="23"/>
+        </w:numPr>
+        <w:rPr>
+          <w:lang w:val="en-US"/>
+        </w:rPr>
+      </w:pPr>
+      <w:r>
+        <w:rPr>
+          <w:lang w:val="en-US"/>
+        </w:rPr>
+        <w:t xml:space="preserve">Cargo block sheave shaft. – </w:t>
+      </w:r>
+      <w:r>
+        <w:rPr>
+          <w:lang w:val="en-US"/>
+        </w:rPr>
+        <w:t>were found</w:t>
+      </w:r>
+      <w:r>
+        <w:rPr>
+          <w:lang w:val="en-US"/>
+        </w:rPr>
         <w:t xml:space="preserve"> </w:t>
       </w:r>
+      <w:r>
+        <w:rPr>
+          <w:lang w:val="en-US"/>
+        </w:rPr>
+        <w:t>{</w:t>
+      </w:r>
       <w:proofErr w:type="spellStart"/>
       <w:r>
-        <w:t>to</w:t>
+        <w:rPr>
+          <w:lang w:val="en-US"/>
+        </w:rPr>
+        <w:t>cargo_block_sheave_status</w:t>
       </w:r>
       <w:proofErr w:type="spellEnd"/>
       <w:r>
+        <w:rPr>
+          <w:lang w:val="en-US"/>
+        </w:rPr>
+        <w:t>} , {cargo_block_sheave_status1} , {cargo_block_sheave_status2} , {cargo_block_sheave_status3}</w:t>
+      </w:r>
+    </w:p>
+    <w:p>
+      <w:pPr>
+        <w:pStyle w:val="NoSpacing"/>
+        <w:numPr>
+          <w:ilvl w:val="0"/>
+          <w:numId w:val="23"/>
+        </w:numPr>
+        <w:rPr>
+          <w:lang w:val="en-US"/>
+        </w:rPr>
+      </w:pPr>
+      <w:r>
+        <w:rPr>
+          <w:lang w:val="en-US"/>
+        </w:rPr>
+        <w:t xml:space="preserve">Slack hoisting wire limit </w:t>
+      </w:r>
+      <w:r>
+        <w:rPr>
+          <w:lang w:val="en-US"/>
+        </w:rPr>
+        <w:t>–</w:t>
+      </w:r>
+      <w:r>
+        <w:rPr>
+          <w:lang w:val="en-US"/>
+        </w:rPr>
         <w:t xml:space="preserve"> </w:t>
       </w:r>
+      <w:r>
+        <w:rPr>
+          <w:lang w:val="en-US"/>
+        </w:rPr>
+        <w:t>{</w:t>
+      </w:r>
       <w:proofErr w:type="spellStart"/>
       <w:r>
-        <w:t>carry</w:t>
+        <w:rPr>
+          <w:lang w:val="en-US"/>
+        </w:rPr>
+        <w:t>slack_hoisting_limit_status</w:t>
       </w:r>
       <w:proofErr w:type="spellEnd"/>
       <w:r>
+        <w:rPr>
+          <w:lang w:val="en-US"/>
+        </w:rPr>
+        <w:t>}, {slack_hoisting_limit_status1} , {slack_hoisting_limit_status2} , {slack_hoisting_limit_status3}</w:t>
+      </w:r>
+    </w:p>
+    <w:p>
+      <w:pPr>
+        <w:pStyle w:val="NoSpacing"/>
+        <w:numPr>
+          <w:ilvl w:val="0"/>
+          <w:numId w:val="23"/>
+        </w:numPr>
+        <w:rPr>
+          <w:lang w:val="en-US"/>
+        </w:rPr>
+      </w:pPr>
+      <w:r>
+        <w:rPr>
+          <w:lang w:val="en-US"/>
+        </w:rPr>
+        <w:t xml:space="preserve">Crane jib angle limits </w:t>
+      </w:r>
+      <w:r>
+        <w:rPr>
+          <w:lang w:val="en-US"/>
+        </w:rPr>
+        <w:t>–</w:t>
+      </w:r>
+      <w:r>
+        <w:rPr>
+          <w:lang w:val="en-US"/>
+        </w:rPr>
         <w:t xml:space="preserve"> </w:t>
       </w:r>
+      <w:r>
+        <w:rPr>
+          <w:lang w:val="en-US"/>
+        </w:rPr>
+        <w:t>{</w:t>
+      </w:r>
       <w:proofErr w:type="spellStart"/>
       <w:r>
-        <w:t>out</w:t>
+        <w:rPr>
+          <w:lang w:val="en-US"/>
+        </w:rPr>
+        <w:t>crane_jib_angle_limits_status</w:t>
       </w:r>
       <w:proofErr w:type="spellEnd"/>
       <w:r>
+        <w:rPr>
+          <w:lang w:val="en-US"/>
+        </w:rPr>
+        <w:t>} , {crane_jib_angle_limits_status1} , {crane_jib_angle_limits_status2} , {crane_jib_angle_limits_status3}</w:t>
+      </w:r>
+      <w:r>
+        <w:rPr>
+          <w:lang w:val="en-US"/>
+        </w:rPr>
+        <w:t>.</w:t>
+      </w:r>
+      <w:r>
+        <w:rPr>
+          <w:lang w:val="en-US"/>
+        </w:rPr>
         <w:t xml:space="preserve"> </w:t>
       </w:r>
-      <w:r>
-        <w:t>a</w:t>
-      </w:r>
-      <w:r>
+    </w:p>
+    <w:p>
+      <w:pPr>
+        <w:pStyle w:val="NoSpacing"/>
+        <w:numPr>
+          <w:ilvl w:val="0"/>
+          <w:numId w:val="23"/>
+        </w:numPr>
+        <w:rPr>
+          <w:lang w:val="en-US"/>
+        </w:rPr>
+      </w:pPr>
+      <w:r>
+        <w:rPr>
+          <w:lang w:val="en-US"/>
+        </w:rPr>
+        <w:t xml:space="preserve">Crane Jib Angle indicator – </w:t>
+      </w:r>
+      <w:r>
+        <w:rPr>
+          <w:lang w:val="en-US"/>
+        </w:rPr>
+        <w:t>{</w:t>
+      </w:r>
+      <w:proofErr w:type="spellStart"/>
+      <w:r>
+        <w:rPr>
+          <w:lang w:val="en-US"/>
+        </w:rPr>
+        <w:t>crane_jib_angle_indicator_status</w:t>
+      </w:r>
+      <w:proofErr w:type="spellEnd"/>
+      <w:r>
+        <w:rPr>
+          <w:lang w:val="en-US"/>
+        </w:rPr>
+        <w:t>} , {crane_jib_angle_indicator_status1} , {crane_jib_angle_indicator_status2} , {crane_jib_angle_indicator_status3}</w:t>
+      </w:r>
+    </w:p>
+    <w:p>
+      <w:pPr>
+        <w:pStyle w:val="NoSpacing"/>
+        <w:numPr>
+          <w:ilvl w:val="0"/>
+          <w:numId w:val="23"/>
+        </w:numPr>
+        <w:rPr>
+          <w:lang w:val="en-US"/>
+        </w:rPr>
+      </w:pPr>
+      <w:r>
+        <w:rPr>
+          <w:lang w:val="en-US"/>
+        </w:rPr>
+        <w:t xml:space="preserve">Crane hoisting wire limits </w:t>
+      </w:r>
+      <w:r>
+        <w:rPr>
+          <w:lang w:val="en-US"/>
+        </w:rPr>
+        <w:t>/</w:t>
+      </w:r>
+      <w:r>
+        <w:rPr>
+          <w:lang w:val="en-US"/>
+        </w:rPr>
         <w:t xml:space="preserve"> </w:t>
       </w:r>
+      <w:r>
+        <w:rPr>
+          <w:lang w:val="en-US"/>
+        </w:rPr>
+        <w:t>u</w:t>
+      </w:r>
+      <w:r>
+        <w:rPr>
+          <w:lang w:val="en-US"/>
+        </w:rPr>
+        <w:t>pper limit from jib head to block top</w:t>
+      </w:r>
+      <w:r>
+        <w:rPr>
+          <w:lang w:val="en-US"/>
+        </w:rPr>
+        <w:t>,</w:t>
+      </w:r>
+      <w:r>
+        <w:rPr>
+          <w:lang w:val="en-US"/>
+        </w:rPr>
+        <w:t xml:space="preserve"> and </w:t>
+      </w:r>
+      <w:r>
+        <w:rPr>
+          <w:lang w:val="en-US"/>
+        </w:rPr>
+        <w:t>sla</w:t>
+      </w:r>
+      <w:r>
+        <w:rPr>
+          <w:lang w:val="en-US"/>
+        </w:rPr>
+        <w:t>ck</w:t>
+      </w:r>
+      <w:r>
+        <w:rPr>
+          <w:lang w:val="en-US"/>
+        </w:rPr>
+        <w:t xml:space="preserve"> </w:t>
+      </w:r>
+      <w:r>
+        <w:rPr>
+          <w:lang w:val="en-US"/>
+        </w:rPr>
+        <w:t>limit</w:t>
+      </w:r>
+      <w:r>
+        <w:rPr>
+          <w:lang w:val="en-US"/>
+        </w:rPr>
+        <w:t xml:space="preserve"> </w:t>
+      </w:r>
+      <w:r>
+        <w:rPr>
+          <w:lang w:val="en-US"/>
+        </w:rPr>
+        <w:t>{</w:t>
+      </w:r>
       <w:proofErr w:type="spellStart"/>
       <w:r>
-        <w:t>crane</w:t>
+        <w:rPr>
+          <w:lang w:val="en-US"/>
+        </w:rPr>
+        <w:t>crane_hoisting_limits_status</w:t>
       </w:r>
       <w:proofErr w:type="spellEnd"/>
       <w:r>
+        <w:rPr>
+          <w:lang w:val="en-US"/>
+        </w:rPr>
+        <w:t>} , {crane_hoisting_limits_status1} , {crane_hoisting_limits_status2} , {crane_hoisting_limits_status3}</w:t>
+      </w:r>
+    </w:p>
+    <w:p>
+      <w:pPr>
+        <w:pStyle w:val="NoSpacing"/>
+        <w:numPr>
+          <w:ilvl w:val="0"/>
+          <w:numId w:val="23"/>
+        </w:numPr>
+        <w:rPr>
+          <w:lang w:val="en-US"/>
+        </w:rPr>
+      </w:pPr>
+      <w:r>
+        <w:rPr>
+          <w:lang w:val="en-US"/>
+        </w:rPr>
+        <w:t xml:space="preserve">Pedestal </w:t>
+      </w:r>
+      <w:r>
+        <w:rPr>
+          <w:lang w:val="en-US"/>
+        </w:rPr>
+        <w:t xml:space="preserve">/ </w:t>
+      </w:r>
+      <w:r>
+        <w:rPr>
+          <w:lang w:val="en-US"/>
+        </w:rPr>
+        <w:t>Light</w:t>
+      </w:r>
+      <w:r>
+        <w:rPr>
+          <w:lang w:val="en-US"/>
+        </w:rPr>
         <w:t xml:space="preserve"> </w:t>
       </w:r>
+      <w:r>
+        <w:rPr>
+          <w:lang w:val="en-US"/>
+        </w:rPr>
+        <w:t>project</w:t>
+      </w:r>
+      <w:r>
+        <w:rPr>
+          <w:lang w:val="en-US"/>
+        </w:rPr>
+        <w:t xml:space="preserve"> (</w:t>
+      </w:r>
+      <w:r>
+        <w:rPr>
+          <w:lang w:val="en-US"/>
+        </w:rPr>
+        <w:t xml:space="preserve"> {</w:t>
+      </w:r>
       <w:proofErr w:type="spellStart"/>
       <w:r>
-        <w:t>inspection</w:t>
+        <w:rPr>
+          <w:lang w:val="en-US"/>
+        </w:rPr>
+        <w:t>pedestal_light_project_status</w:t>
       </w:r>
       <w:proofErr w:type="spellEnd"/>
       <w:r>
-        <w:t xml:space="preserve"> </w:t>
-      </w:r>
-      <w:proofErr w:type="spellStart"/>
-      <w:r>
-        <w:t>survey</w:t>
-      </w:r>
-      <w:proofErr w:type="spellEnd"/>
-      <w:r>
-        <w:t xml:space="preserve"> </w:t>
-      </w:r>
-      <w:r>
-        <w:t xml:space="preserve">in </w:t>
-      </w:r>
-      <w:r>
-        <w:t>{</w:t>
-      </w:r>
-      <w:proofErr w:type="spellStart"/>
-      <w:proofErr w:type="gramStart"/>
-      <w:r>
-        <w:t>vessel</w:t>
-      </w:r>
-      <w:proofErr w:type="spellEnd"/>
-      <w:r>
-        <w:t xml:space="preserve">} </w:t>
-      </w:r>
-      <w:r>
-        <w:t xml:space="preserve"> </w:t>
-      </w:r>
-      <w:r>
-        <w:t>at</w:t>
-      </w:r>
-      <w:proofErr w:type="gramEnd"/>
-      <w:r>
-        <w:t xml:space="preserve"> </w:t>
-      </w:r>
-      <w:r>
-        <w:t>Puerto</w:t>
-      </w:r>
-      <w:r>
-        <w:t xml:space="preserve"> </w:t>
-      </w:r>
-      <w:r>
-        <w:t>{</w:t>
-      </w:r>
-      <w:proofErr w:type="spellStart"/>
-      <w:r>
-        <w:t>port</w:t>
-      </w:r>
-      <w:proofErr w:type="spellEnd"/>
-      <w:r>
-        <w:t>}</w:t>
-      </w:r>
-      <w:r>
-        <w:t>,</w:t>
-      </w:r>
-      <w:r>
-        <w:t xml:space="preserve"> </w:t>
-      </w:r>
-      <w:r>
-        <w:t>{country}</w:t>
-      </w:r>
-      <w:r>
-        <w:t>.</w:t>
-      </w:r>
-    </w:p>
-    <w:p>
-      <w:pPr>
-        <w:spacing w:after="0"/>
-      </w:pPr>
-    </w:p>
-    <w:p>
-      <w:pPr>
-        <w:pStyle w:val="Heading2"/>
-      </w:pPr>
-      <w:r>
-        <w:t>CRANES</w:t>
-      </w:r>
-      <w:r>
-        <w:t xml:space="preserve"> </w:t>
-      </w:r>
-      <w:r>
-        <w:t>GEAR</w:t>
-      </w:r>
-      <w:r>
-        <w:t xml:space="preserve"> SURVEY</w:t>
-      </w:r>
-    </w:p>
-    <w:p>
-      <w:pPr>
-        <w:pStyle w:val="ListParagraph"/>
-        <w:numPr>
-          <w:ilvl w:val="0"/>
-          <w:numId w:val="7"/>
-        </w:numPr>
-      </w:pPr>
-      <w:r>
-        <w:t xml:space="preserve">The cranes </w:t>
-      </w:r>
-      <w:proofErr w:type="spellStart"/>
-      <w:r>
-        <w:t>survey</w:t>
-      </w:r>
-      <w:proofErr w:type="spellEnd"/>
-      <w:r>
-        <w:t xml:space="preserve"> </w:t>
-      </w:r>
-      <w:proofErr w:type="spellStart"/>
-      <w:r>
-        <w:t>started</w:t>
-      </w:r>
-      <w:proofErr w:type="spellEnd"/>
-      <w:r>
-        <w:t xml:space="preserve"> </w:t>
-      </w:r>
-      <w:proofErr w:type="spellStart"/>
-      <w:r>
-        <w:t>on</w:t>
-      </w:r>
-      <w:proofErr w:type="spellEnd"/>
-      <w:r>
-        <w:t xml:space="preserve"> </w:t>
-      </w:r>
-      <w:r>
-        <w:t>{</w:t>
-      </w:r>
-      <w:proofErr w:type="spellStart"/>
-      <w:r>
-        <w:t>gear_start_date</w:t>
-      </w:r>
-      <w:proofErr w:type="spellEnd"/>
-      <w:r>
-        <w:t>}</w:t>
-      </w:r>
-      <w:r>
-        <w:t xml:space="preserve">, </w:t>
-      </w:r>
-      <w:proofErr w:type="spellStart"/>
-      <w:r>
-        <w:t>from</w:t>
-      </w:r>
-      <w:proofErr w:type="spellEnd"/>
-      <w:r>
-        <w:t xml:space="preserve"> </w:t>
-      </w:r>
-      <w:r>
-        <w:t>{</w:t>
-      </w:r>
-      <w:proofErr w:type="spellStart"/>
-      <w:r>
-        <w:t>gear_start_hour</w:t>
-      </w:r>
-      <w:proofErr w:type="spellEnd"/>
-      <w:r>
-        <w:t>}</w:t>
-      </w:r>
-      <w:r>
-        <w:t>:</w:t>
-      </w:r>
-      <w:r>
-        <w:t xml:space="preserve"> {</w:t>
-      </w:r>
-      <w:proofErr w:type="spellStart"/>
-      <w:r>
-        <w:t>gear_start_minute</w:t>
-      </w:r>
-      <w:proofErr w:type="spellEnd"/>
-      <w:r>
-        <w:t>}</w:t>
-      </w:r>
-      <w:r>
-        <w:t xml:space="preserve"> </w:t>
-      </w:r>
-      <w:r>
-        <w:t>LT</w:t>
-      </w:r>
-      <w:r>
-        <w:t xml:space="preserve"> </w:t>
-      </w:r>
-      <w:proofErr w:type="spellStart"/>
-      <w:r>
-        <w:t>to</w:t>
-      </w:r>
-      <w:proofErr w:type="spellEnd"/>
-      <w:r>
-        <w:t xml:space="preserve"> </w:t>
-      </w:r>
-      <w:r>
-        <w:t>{</w:t>
-      </w:r>
-      <w:proofErr w:type="spellStart"/>
-      <w:r>
-        <w:t>gear_end_date</w:t>
-      </w:r>
-      <w:proofErr w:type="spellEnd"/>
-      <w:r>
-        <w:t>}</w:t>
-      </w:r>
-      <w:r>
-        <w:t xml:space="preserve"> </w:t>
-      </w:r>
-      <w:r>
-        <w:t xml:space="preserve">at </w:t>
-      </w:r>
-      <w:r>
-        <w:t>{</w:t>
-      </w:r>
-      <w:proofErr w:type="spellStart"/>
-      <w:r>
-        <w:t>gear_end_hour</w:t>
-      </w:r>
-      <w:proofErr w:type="spellEnd"/>
-      <w:r>
-        <w:t>}</w:t>
-      </w:r>
-      <w:r>
-        <w:t>:</w:t>
-      </w:r>
-      <w:r>
-        <w:t xml:space="preserve"> {</w:t>
-      </w:r>
-      <w:proofErr w:type="spellStart"/>
-      <w:r>
-        <w:t>gear_end_minute</w:t>
-      </w:r>
-      <w:proofErr w:type="spellEnd"/>
-      <w:r>
-        <w:t>}</w:t>
-      </w:r>
-      <w:r>
-        <w:t xml:space="preserve"> LT</w:t>
-      </w:r>
-      <w:r>
-        <w:t>.</w:t>
-      </w:r>
-    </w:p>
-    <w:p>
-      <w:pPr>
-        <w:pStyle w:val="ListParagraph"/>
-        <w:numPr>
-          <w:ilvl w:val="0"/>
-          <w:numId w:val="7"/>
-        </w:numPr>
-      </w:pPr>
-      <w:r>
-        <w:t>{</w:t>
-      </w:r>
-      <w:proofErr w:type="spellStart"/>
-      <w:r>
-        <w:t>gear_condition</w:t>
-      </w:r>
-      <w:proofErr w:type="spellEnd"/>
-      <w:r>
-        <w:t>}</w:t>
-      </w:r>
-      <w:r>
-        <w:t>.</w:t>
-      </w:r>
-    </w:p>
-    <w:p>
-      <w:pPr>
-        <w:pStyle w:val="ListParagraph"/>
-        <w:numPr>
-          <w:ilvl w:val="0"/>
-          <w:numId w:val="7"/>
-        </w:numPr>
-      </w:pPr>
-      <w:r>
-        <w:t>{</w:t>
-      </w:r>
-      <w:proofErr w:type="spellStart"/>
-      <w:r>
-        <w:t>gear_wires</w:t>
-      </w:r>
-      <w:proofErr w:type="spellEnd"/>
-      <w:r>
-        <w:t>}</w:t>
-      </w:r>
-      <w:r>
-        <w:t xml:space="preserve">. </w:t>
-      </w:r>
-    </w:p>
-    <w:p>
-      <w:pPr>
-        <w:pStyle w:val="ListParagraph"/>
-        <w:numPr>
-          <w:ilvl w:val="0"/>
-          <w:numId w:val="7"/>
-        </w:numPr>
-      </w:pPr>
-      <w:r>
-        <w:t>{</w:t>
-      </w:r>
-      <w:proofErr w:type="spellStart"/>
-      <w:r>
-        <w:t>gear_sheaves</w:t>
-      </w:r>
-      <w:proofErr w:type="spellEnd"/>
-      <w:r>
-        <w:t>}</w:t>
-      </w:r>
-      <w:r>
-        <w:t>.</w:t>
-      </w:r>
-    </w:p>
-    <w:p>
-      <w:pPr>
-        <w:pStyle w:val="ListParagraph"/>
-        <w:numPr>
-          <w:ilvl w:val="0"/>
-          <w:numId w:val="7"/>
-        </w:numPr>
-      </w:pPr>
-      <w:r>
-        <w:t>{</w:t>
-      </w:r>
-      <w:proofErr w:type="spellStart"/>
-      <w:r>
-        <w:t>gear_operability</w:t>
-      </w:r>
-      <w:proofErr w:type="spellEnd"/>
-      <w:r>
-        <w:t>}</w:t>
-      </w:r>
-      <w:r>
-        <w:t>.</w:t>
-      </w:r>
-    </w:p>
-    <w:p>
-      <w:pPr>
-        <w:pStyle w:val="Heading3"/>
-      </w:pPr>
-      <w:r>
-        <w:t xml:space="preserve"> Crane </w:t>
-      </w:r>
-      <w:proofErr w:type="spellStart"/>
-      <w:r>
-        <w:t>Inspection</w:t>
-      </w:r>
-      <w:proofErr w:type="spellEnd"/>
+        <w:rPr>
+          <w:lang w:val="en-US"/>
+        </w:rPr>
+        <w:t xml:space="preserve">} , {pedestal_light_project_status1} , {pedestal_light_project_status2} , {pedestal_light_project_status3} </w:t>
+      </w:r>
+      <w:r>
+        <w:rPr>
+          <w:lang w:val="en-US"/>
+        </w:rPr>
+        <w:t>)</w:t>
+      </w:r>
     </w:p>
     <w:p>
       <w:pPr>
         <w:pStyle w:val="NoSpacing"/>
-        <w:numPr>
-          <w:ilvl w:val="0"/>
-          <w:numId w:val="23"/>
-        </w:numPr>
-      </w:pPr>
-      <w:r>
-        <w:t xml:space="preserve">Crane </w:t>
-      </w:r>
-      <w:r>
-        <w:t xml:space="preserve">Access </w:t>
-      </w:r>
-      <w:proofErr w:type="gramStart"/>
-      <w:r>
-        <w:t>( {</w:t>
-      </w:r>
-      <w:proofErr w:type="spellStart"/>
-      <w:proofErr w:type="gramEnd"/>
-      <w:r>
-        <w:t>crane_access_status</w:t>
-      </w:r>
-      <w:proofErr w:type="spellEnd"/>
-      <w:proofErr w:type="gramStart"/>
-      <w:r>
-        <w:t>} ,</w:t>
-      </w:r>
-      <w:proofErr w:type="gramEnd"/>
-      <w:r>
-        <w:t xml:space="preserve"> {crane_access_status1</w:t>
-      </w:r>
-      <w:proofErr w:type="gramStart"/>
-      <w:r>
-        <w:t>} ,</w:t>
-      </w:r>
-      <w:proofErr w:type="gramEnd"/>
-      <w:r>
-        <w:t xml:space="preserve"> {crane_access_status2</w:t>
-      </w:r>
-      <w:proofErr w:type="gramStart"/>
-      <w:r>
-        <w:t>} ,</w:t>
-      </w:r>
-      <w:proofErr w:type="gramEnd"/>
-      <w:r>
-        <w:t xml:space="preserve"> {crane_access_status3}</w:t>
-      </w:r>
-      <w:r>
-        <w:t>)</w:t>
-      </w:r>
-      <w:r>
-        <w:t>.</w:t>
-      </w:r>
+        <w:rPr>
+          <w:lang w:val="en-US"/>
+        </w:rPr>
+      </w:pPr>
     </w:p>
     <w:p>
       <w:pPr>
         <w:pStyle w:val="NoSpacing"/>
-        <w:numPr>
-          <w:ilvl w:val="0"/>
-          <w:numId w:val="23"/>
-        </w:numPr>
-      </w:pPr>
-      <w:r>
-        <w:t>Crane</w:t>
-      </w:r>
-      <w:r>
-        <w:t xml:space="preserve"> </w:t>
-      </w:r>
-      <w:proofErr w:type="spellStart"/>
-      <w:r>
-        <w:t>machinery</w:t>
-      </w:r>
-      <w:proofErr w:type="spellEnd"/>
-      <w:r>
-        <w:t xml:space="preserve"> </w:t>
-      </w:r>
-      <w:proofErr w:type="spellStart"/>
-      <w:r>
-        <w:t>space</w:t>
-      </w:r>
-      <w:proofErr w:type="spellEnd"/>
-      <w:r>
-        <w:t xml:space="preserve"> </w:t>
-      </w:r>
-      <w:proofErr w:type="gramStart"/>
-      <w:r>
-        <w:t>(</w:t>
-      </w:r>
-      <w:r>
-        <w:t xml:space="preserve"> {</w:t>
-      </w:r>
-      <w:proofErr w:type="spellStart"/>
-      <w:proofErr w:type="gramEnd"/>
-      <w:r>
-        <w:t>crane_machinery_space_status</w:t>
-      </w:r>
-      <w:proofErr w:type="spellEnd"/>
-      <w:proofErr w:type="gramStart"/>
-      <w:r>
-        <w:t>} ,</w:t>
-      </w:r>
-      <w:proofErr w:type="gramEnd"/>
-      <w:r>
-        <w:t xml:space="preserve"> {crane_machinery_space_status1</w:t>
-      </w:r>
-      <w:proofErr w:type="gramStart"/>
-      <w:r>
-        <w:t>} ,</w:t>
-      </w:r>
-      <w:proofErr w:type="gramEnd"/>
-      <w:r>
-        <w:t xml:space="preserve"> {crane_machinery_space_status2}, {crane_machinery_space_status3</w:t>
-      </w:r>
-      <w:proofErr w:type="gramStart"/>
-      <w:r>
-        <w:t xml:space="preserve">} </w:t>
-      </w:r>
-      <w:r>
-        <w:t>)</w:t>
-      </w:r>
-      <w:proofErr w:type="gramEnd"/>
-      <w:r>
-        <w:t>.</w:t>
-      </w:r>
-    </w:p>
-    <w:p>
-      <w:pPr>
-        <w:pStyle w:val="NoSpacing"/>
-        <w:numPr>
-          <w:ilvl w:val="0"/>
-          <w:numId w:val="23"/>
-        </w:numPr>
-      </w:pPr>
-      <w:r>
-        <w:t xml:space="preserve">Crane </w:t>
-      </w:r>
-      <w:proofErr w:type="spellStart"/>
-      <w:r>
-        <w:t>operator</w:t>
-      </w:r>
-      <w:proofErr w:type="spellEnd"/>
-      <w:r>
-        <w:t xml:space="preserve"> </w:t>
-      </w:r>
-      <w:proofErr w:type="spellStart"/>
-      <w:r>
-        <w:t>cabin</w:t>
-      </w:r>
-      <w:proofErr w:type="spellEnd"/>
-      <w:r>
-        <w:t>,</w:t>
-      </w:r>
-      <w:r>
-        <w:t xml:space="preserve"> </w:t>
-      </w:r>
-      <w:r>
-        <w:t>{</w:t>
-      </w:r>
-      <w:proofErr w:type="spellStart"/>
-      <w:r>
-        <w:t>crane_operator_cabin_status</w:t>
-      </w:r>
-      <w:proofErr w:type="spellEnd"/>
-      <w:proofErr w:type="gramStart"/>
-      <w:r>
-        <w:t>} ,</w:t>
-      </w:r>
-      <w:proofErr w:type="gramEnd"/>
-      <w:r>
-        <w:t xml:space="preserve"> {crane_operator_cabin_status1</w:t>
-      </w:r>
-      <w:proofErr w:type="gramStart"/>
-      <w:r>
-        <w:t>} ,</w:t>
-      </w:r>
-      <w:proofErr w:type="gramEnd"/>
-      <w:r>
-        <w:t xml:space="preserve"> {crane_operator_cabin_status2</w:t>
-      </w:r>
-      <w:proofErr w:type="gramStart"/>
-      <w:r>
-        <w:t>} ,</w:t>
-      </w:r>
-      <w:proofErr w:type="gramEnd"/>
-      <w:r>
-        <w:t xml:space="preserve"> {crane_operator_cabin_status3}</w:t>
-      </w:r>
-    </w:p>
-    <w:p>
-      <w:pPr>
-        <w:pStyle w:val="NoSpacing"/>
-        <w:numPr>
-          <w:ilvl w:val="0"/>
-          <w:numId w:val="23"/>
-        </w:numPr>
-      </w:pPr>
-      <w:r>
-        <w:t xml:space="preserve">Crane </w:t>
-      </w:r>
-      <w:proofErr w:type="spellStart"/>
-      <w:r>
-        <w:t>jib</w:t>
-      </w:r>
-      <w:proofErr w:type="spellEnd"/>
-      <w:r>
-        <w:t xml:space="preserve"> head </w:t>
-      </w:r>
-      <w:proofErr w:type="spellStart"/>
-      <w:r>
-        <w:t>sheaves</w:t>
-      </w:r>
-      <w:proofErr w:type="spellEnd"/>
-      <w:r>
-        <w:t xml:space="preserve"> </w:t>
-      </w:r>
-      <w:r>
-        <w:t>{</w:t>
-      </w:r>
-      <w:proofErr w:type="spellStart"/>
-      <w:r>
-        <w:t>crane_jib_head_sheaves_status</w:t>
-      </w:r>
-      <w:proofErr w:type="spellEnd"/>
-      <w:proofErr w:type="gramStart"/>
-      <w:r>
-        <w:t>} ,</w:t>
-      </w:r>
-      <w:proofErr w:type="gramEnd"/>
-      <w:r>
-        <w:t xml:space="preserve"> {crane_jib_head_sheaves_status1</w:t>
-      </w:r>
-      <w:proofErr w:type="gramStart"/>
-      <w:r>
-        <w:t>} ,</w:t>
-      </w:r>
-      <w:proofErr w:type="gramEnd"/>
-      <w:r>
-        <w:t xml:space="preserve"> {crane_jib_head_sheaves_status2</w:t>
-      </w:r>
-      <w:proofErr w:type="gramStart"/>
-      <w:r>
-        <w:t>} ,</w:t>
-      </w:r>
-      <w:proofErr w:type="gramEnd"/>
-      <w:r>
-        <w:t xml:space="preserve"> {crane_jib_head_sheaves_status3}</w:t>
-      </w:r>
-      <w:r>
-        <w:t>.</w:t>
-      </w:r>
-    </w:p>
-    <w:p>
-      <w:pPr>
-        <w:pStyle w:val="NoSpacing"/>
-        <w:numPr>
-          <w:ilvl w:val="0"/>
-          <w:numId w:val="23"/>
-        </w:numPr>
-      </w:pPr>
-      <w:proofErr w:type="spellStart"/>
-      <w:r>
-        <w:t>Hoisting</w:t>
-      </w:r>
-      <w:proofErr w:type="spellEnd"/>
-      <w:r>
-        <w:t xml:space="preserve"> </w:t>
-      </w:r>
-      <w:proofErr w:type="spellStart"/>
-      <w:r>
-        <w:t>wire</w:t>
-      </w:r>
-      <w:proofErr w:type="spellEnd"/>
-      <w:r>
-        <w:t xml:space="preserve"> </w:t>
-      </w:r>
-      <w:proofErr w:type="spellStart"/>
-      <w:r>
-        <w:t>end</w:t>
-      </w:r>
-      <w:proofErr w:type="spellEnd"/>
-      <w:r>
-        <w:t xml:space="preserve"> pin / </w:t>
-      </w:r>
-      <w:r>
-        <w:t>{</w:t>
-      </w:r>
-      <w:proofErr w:type="spellStart"/>
-      <w:r>
-        <w:t>hoisting_wire_end_pin_status</w:t>
-      </w:r>
-      <w:proofErr w:type="spellEnd"/>
-      <w:proofErr w:type="gramStart"/>
-      <w:r>
-        <w:t>} ,</w:t>
-      </w:r>
-      <w:proofErr w:type="gramEnd"/>
-      <w:r>
-        <w:t xml:space="preserve"> {hoisting_wire_end_pin_status1</w:t>
-      </w:r>
-      <w:proofErr w:type="gramStart"/>
-      <w:r>
-        <w:t>} ,</w:t>
-      </w:r>
-      <w:proofErr w:type="gramEnd"/>
-      <w:r>
-        <w:t xml:space="preserve"> {hoisting_wire_end_pin_status2</w:t>
-      </w:r>
-      <w:proofErr w:type="gramStart"/>
-      <w:r>
-        <w:t>} ,</w:t>
-      </w:r>
-      <w:proofErr w:type="gramEnd"/>
-      <w:r>
-        <w:t xml:space="preserve"> {hoisting_wire_end_pin_status3</w:t>
-      </w:r>
-      <w:proofErr w:type="gramStart"/>
-      <w:r>
-        <w:t xml:space="preserve">} </w:t>
-      </w:r>
-      <w:r>
-        <w:t>.</w:t>
-      </w:r>
-      <w:proofErr w:type="gramEnd"/>
-    </w:p>
-    <w:p>
-      <w:pPr>
-        <w:pStyle w:val="NoSpacing"/>
-        <w:numPr>
-          <w:ilvl w:val="0"/>
-          <w:numId w:val="23"/>
-        </w:numPr>
-      </w:pPr>
-      <w:proofErr w:type="spellStart"/>
-      <w:r>
-        <w:t>Luffing</w:t>
-      </w:r>
-      <w:proofErr w:type="spellEnd"/>
-      <w:r>
-        <w:t xml:space="preserve"> </w:t>
-      </w:r>
-      <w:proofErr w:type="spellStart"/>
-      <w:r>
-        <w:t>wire</w:t>
-      </w:r>
-      <w:proofErr w:type="spellEnd"/>
-      <w:r>
-        <w:t xml:space="preserve"> </w:t>
-      </w:r>
-      <w:proofErr w:type="spellStart"/>
-      <w:r>
-        <w:t>end</w:t>
-      </w:r>
-      <w:proofErr w:type="spellEnd"/>
-      <w:r>
-        <w:t xml:space="preserve"> pin /</w:t>
-      </w:r>
-      <w:r>
-        <w:t xml:space="preserve"> </w:t>
-      </w:r>
-      <w:r>
-        <w:t>{</w:t>
-      </w:r>
-      <w:proofErr w:type="spellStart"/>
-      <w:r>
-        <w:t>luffing_wire_end_pin_status</w:t>
-      </w:r>
-      <w:proofErr w:type="spellEnd"/>
-      <w:proofErr w:type="gramStart"/>
-      <w:r>
-        <w:t>} ,</w:t>
-      </w:r>
-      <w:proofErr w:type="gramEnd"/>
-      <w:r>
-        <w:t xml:space="preserve"> {luffing_wire_end_pin_status1</w:t>
-      </w:r>
-      <w:proofErr w:type="gramStart"/>
-      <w:r>
-        <w:t>} ,</w:t>
-      </w:r>
-      <w:proofErr w:type="gramEnd"/>
-      <w:r>
-        <w:t xml:space="preserve"> {luffing_wire_end_pin_status2</w:t>
-      </w:r>
-      <w:proofErr w:type="gramStart"/>
-      <w:r>
-        <w:t>} ,</w:t>
-      </w:r>
-      <w:proofErr w:type="gramEnd"/>
-      <w:r>
-        <w:t xml:space="preserve"> {luffing_wire_end_pin_status3</w:t>
-      </w:r>
-      <w:proofErr w:type="gramStart"/>
-      <w:r>
-        <w:t xml:space="preserve">} </w:t>
-      </w:r>
-      <w:r>
-        <w:t>.</w:t>
-      </w:r>
-      <w:proofErr w:type="gramEnd"/>
-    </w:p>
-    <w:p>
-      <w:pPr>
-        <w:pStyle w:val="NoSpacing"/>
-        <w:numPr>
-          <w:ilvl w:val="0"/>
-          <w:numId w:val="23"/>
-        </w:numPr>
-      </w:pPr>
-      <w:r>
-        <w:t xml:space="preserve">Crane </w:t>
-      </w:r>
-      <w:proofErr w:type="spellStart"/>
-      <w:r>
-        <w:t>wire</w:t>
-      </w:r>
-      <w:proofErr w:type="spellEnd"/>
-      <w:r>
-        <w:t xml:space="preserve"> </w:t>
-      </w:r>
-      <w:proofErr w:type="spellStart"/>
-      <w:r>
-        <w:t>rope</w:t>
-      </w:r>
-      <w:proofErr w:type="spellEnd"/>
-      <w:r>
-        <w:t xml:space="preserve"> visual </w:t>
-      </w:r>
-      <w:proofErr w:type="spellStart"/>
-      <w:r>
-        <w:t>inspection</w:t>
-      </w:r>
-      <w:proofErr w:type="spellEnd"/>
-      <w:r>
-        <w:t xml:space="preserve">, </w:t>
-      </w:r>
-      <w:r>
-        <w:t>{</w:t>
-      </w:r>
-      <w:proofErr w:type="spellStart"/>
-      <w:r>
-        <w:t>crane_wire_visual_status</w:t>
-      </w:r>
-      <w:proofErr w:type="spellEnd"/>
-      <w:proofErr w:type="gramStart"/>
-      <w:r>
-        <w:t>} ,</w:t>
-      </w:r>
-      <w:proofErr w:type="gramEnd"/>
-      <w:r>
-        <w:t xml:space="preserve"> {crane_wire_visual_status1</w:t>
-      </w:r>
-      <w:proofErr w:type="gramStart"/>
-      <w:r>
-        <w:t>} ,</w:t>
-      </w:r>
-      <w:proofErr w:type="gramEnd"/>
-      <w:r>
-        <w:t xml:space="preserve"> {crane_wire_visual_status2</w:t>
-      </w:r>
-      <w:proofErr w:type="gramStart"/>
-      <w:r>
-        <w:t>} ,</w:t>
-      </w:r>
-      <w:proofErr w:type="gramEnd"/>
-      <w:r>
-        <w:t xml:space="preserve"> </w:t>
-      </w:r>
-    </w:p>
-    <w:p>
-      <w:pPr>
-        <w:pStyle w:val="NoSpacing"/>
-        <w:numPr>
-          <w:ilvl w:val="0"/>
-          <w:numId w:val="23"/>
-        </w:numPr>
-      </w:pPr>
-      <w:r>
-        <w:t xml:space="preserve">Crane </w:t>
-      </w:r>
-      <w:proofErr w:type="spellStart"/>
-      <w:r>
-        <w:t>housing</w:t>
-      </w:r>
-      <w:proofErr w:type="spellEnd"/>
-      <w:r>
-        <w:t xml:space="preserve"> top </w:t>
-      </w:r>
-      <w:proofErr w:type="spellStart"/>
-      <w:r>
-        <w:t>sheaves</w:t>
-      </w:r>
-      <w:proofErr w:type="spellEnd"/>
-      <w:r>
-        <w:t xml:space="preserve"> </w:t>
-      </w:r>
-      <w:proofErr w:type="spellStart"/>
-      <w:r>
-        <w:t>were</w:t>
-      </w:r>
-      <w:proofErr w:type="spellEnd"/>
-      <w:r>
-        <w:t xml:space="preserve"> </w:t>
-      </w:r>
-      <w:proofErr w:type="spellStart"/>
-      <w:r>
-        <w:t>found</w:t>
-      </w:r>
-      <w:proofErr w:type="spellEnd"/>
-      <w:r>
-        <w:t xml:space="preserve"> </w:t>
-      </w:r>
-      <w:r>
-        <w:t>{</w:t>
-      </w:r>
-      <w:proofErr w:type="spellStart"/>
-      <w:r>
-        <w:t>crane_housing_sheaves_status</w:t>
-      </w:r>
-      <w:proofErr w:type="spellEnd"/>
-      <w:proofErr w:type="gramStart"/>
-      <w:r>
-        <w:t>} ,</w:t>
-      </w:r>
-      <w:proofErr w:type="gramEnd"/>
-      <w:r>
-        <w:t xml:space="preserve"> </w:t>
-      </w:r>
-      <w:proofErr w:type="gramStart"/>
-      <w:r>
-        <w:t>{ crane</w:t>
-      </w:r>
-      <w:proofErr w:type="gramEnd"/>
-      <w:r>
-        <w:t>_housing_sheaves_status1} {crane_housing_sheaves_status2</w:t>
-      </w:r>
-      <w:proofErr w:type="gramStart"/>
-      <w:r>
-        <w:t>} ,</w:t>
-      </w:r>
-      <w:proofErr w:type="gramEnd"/>
-      <w:r>
-        <w:t xml:space="preserve"> {crane_housing_sheaves_status3}</w:t>
-      </w:r>
-    </w:p>
-    <w:p>
-      <w:pPr>
-        <w:pStyle w:val="NoSpacing"/>
-        <w:numPr>
-          <w:ilvl w:val="0"/>
-          <w:numId w:val="23"/>
-        </w:numPr>
-      </w:pPr>
-      <w:proofErr w:type="spellStart"/>
-      <w:r>
-        <w:lastRenderedPageBreak/>
-        <w:t>Luffing</w:t>
-      </w:r>
-      <w:proofErr w:type="spellEnd"/>
-      <w:r>
-        <w:t xml:space="preserve"> center </w:t>
-      </w:r>
-      <w:proofErr w:type="spellStart"/>
-      <w:r>
-        <w:t>sheave</w:t>
-      </w:r>
-      <w:proofErr w:type="spellEnd"/>
-      <w:r>
-        <w:t xml:space="preserve"> visual </w:t>
-      </w:r>
-      <w:proofErr w:type="spellStart"/>
-      <w:r>
-        <w:t>inspection</w:t>
-      </w:r>
-      <w:proofErr w:type="spellEnd"/>
-      <w:r>
-        <w:t xml:space="preserve">, </w:t>
-      </w:r>
-      <w:r>
-        <w:t>{</w:t>
-      </w:r>
-      <w:proofErr w:type="spellStart"/>
-      <w:r>
-        <w:t>luffing_center_sheave_status</w:t>
-      </w:r>
-      <w:proofErr w:type="spellEnd"/>
-      <w:proofErr w:type="gramStart"/>
-      <w:r>
-        <w:t>} ,</w:t>
-      </w:r>
-      <w:proofErr w:type="gramEnd"/>
-      <w:r>
-        <w:t xml:space="preserve"> {luffing_center_sheave_status1</w:t>
-      </w:r>
-      <w:proofErr w:type="gramStart"/>
-      <w:r>
-        <w:t>} ,</w:t>
-      </w:r>
-      <w:proofErr w:type="gramEnd"/>
-      <w:r>
-        <w:t xml:space="preserve"> {</w:t>
-      </w:r>
-      <w:proofErr w:type="spellStart"/>
-      <w:r>
-        <w:t>cargo_block_sheave_status</w:t>
-      </w:r>
-      <w:proofErr w:type="spellEnd"/>
-      <w:proofErr w:type="gramStart"/>
-      <w:r>
-        <w:t>} ,</w:t>
-      </w:r>
-      <w:proofErr w:type="gramEnd"/>
-      <w:r>
-        <w:t xml:space="preserve"> {cargo_block_sheave_status1</w:t>
-      </w:r>
-      <w:proofErr w:type="gramStart"/>
-      <w:r>
-        <w:t>} ,</w:t>
-      </w:r>
-      <w:proofErr w:type="gramEnd"/>
-      <w:r>
-        <w:t xml:space="preserve"> {cargo_block_sheave_status2</w:t>
-      </w:r>
-      <w:proofErr w:type="gramStart"/>
-      <w:r>
-        <w:t>} ,</w:t>
-      </w:r>
-      <w:proofErr w:type="gramEnd"/>
-      <w:r>
-        <w:t xml:space="preserve"> {cargo_block_sheave_status3}</w:t>
-      </w:r>
-    </w:p>
-    <w:p>
-      <w:pPr>
-        <w:pStyle w:val="NoSpacing"/>
-        <w:numPr>
-          <w:ilvl w:val="0"/>
-          <w:numId w:val="23"/>
-        </w:numPr>
-      </w:pPr>
-      <w:r>
-        <w:t xml:space="preserve">Cargo block </w:t>
-      </w:r>
-      <w:proofErr w:type="spellStart"/>
-      <w:r>
-        <w:t>sheave</w:t>
-      </w:r>
-      <w:proofErr w:type="spellEnd"/>
-      <w:r>
-        <w:t xml:space="preserve"> </w:t>
-      </w:r>
-      <w:proofErr w:type="spellStart"/>
-      <w:r>
-        <w:t>shaft</w:t>
-      </w:r>
-      <w:proofErr w:type="spellEnd"/>
-      <w:r>
-        <w:t xml:space="preserve">. – </w:t>
-      </w:r>
-      <w:proofErr w:type="spellStart"/>
-      <w:r>
-        <w:t>were</w:t>
-      </w:r>
-      <w:proofErr w:type="spellEnd"/>
-      <w:r>
-        <w:t xml:space="preserve"> </w:t>
-      </w:r>
-      <w:proofErr w:type="spellStart"/>
-      <w:r>
-        <w:t>found</w:t>
-      </w:r>
-      <w:proofErr w:type="spellEnd"/>
-      <w:r>
-        <w:t xml:space="preserve"> </w:t>
-      </w:r>
-      <w:r>
-        <w:t>{</w:t>
-      </w:r>
-      <w:proofErr w:type="spellStart"/>
-      <w:r>
-        <w:t>cargo_block_sheave_status</w:t>
-      </w:r>
-      <w:proofErr w:type="spellEnd"/>
-      <w:proofErr w:type="gramStart"/>
-      <w:r>
-        <w:t>} ,</w:t>
-      </w:r>
-      <w:proofErr w:type="gramEnd"/>
-      <w:r>
-        <w:t xml:space="preserve"> </w:t>
-      </w:r>
-      <w:proofErr w:type="gramStart"/>
-      <w:r>
-        <w:t>{ cargo</w:t>
-      </w:r>
-      <w:proofErr w:type="gramEnd"/>
-      <w:r>
-        <w:t>_block_sheave_status1</w:t>
-      </w:r>
-      <w:proofErr w:type="gramStart"/>
-      <w:r>
-        <w:t>} ,</w:t>
-      </w:r>
-      <w:proofErr w:type="gramEnd"/>
-      <w:r>
-        <w:t xml:space="preserve"> {cargo_block_sheave_status2</w:t>
-      </w:r>
-      <w:proofErr w:type="gramStart"/>
-      <w:r>
-        <w:t>} ,</w:t>
-      </w:r>
-      <w:proofErr w:type="gramEnd"/>
-      <w:r>
-        <w:t xml:space="preserve"> </w:t>
-      </w:r>
-      <w:proofErr w:type="gramStart"/>
-      <w:r>
-        <w:t>{ cargo</w:t>
-      </w:r>
-      <w:proofErr w:type="gramEnd"/>
-      <w:r>
-        <w:t>_block_sheave_status3}</w:t>
-      </w:r>
-    </w:p>
-    <w:p>
-      <w:pPr>
-        <w:pStyle w:val="NoSpacing"/>
-        <w:numPr>
-          <w:ilvl w:val="0"/>
-          <w:numId w:val="23"/>
-        </w:numPr>
-      </w:pPr>
-      <w:r>
-        <w:t xml:space="preserve">Slack </w:t>
-      </w:r>
-      <w:proofErr w:type="spellStart"/>
-      <w:r>
-        <w:t>hoisting</w:t>
-      </w:r>
-      <w:proofErr w:type="spellEnd"/>
-      <w:r>
-        <w:t xml:space="preserve"> </w:t>
-      </w:r>
-      <w:proofErr w:type="spellStart"/>
-      <w:r>
-        <w:t>wire</w:t>
-      </w:r>
-      <w:proofErr w:type="spellEnd"/>
-      <w:r>
-        <w:t xml:space="preserve"> </w:t>
-      </w:r>
-      <w:proofErr w:type="spellStart"/>
-      <w:r>
-        <w:t>limit</w:t>
-      </w:r>
-      <w:proofErr w:type="spellEnd"/>
-      <w:r>
-        <w:t xml:space="preserve"> </w:t>
-      </w:r>
-      <w:r>
-        <w:t>–</w:t>
-      </w:r>
-      <w:r>
-        <w:t xml:space="preserve"> </w:t>
-      </w:r>
-      <w:r>
-        <w:t>{</w:t>
-      </w:r>
-      <w:proofErr w:type="spellStart"/>
-      <w:r>
-        <w:t>slack_hoisting_limit_</w:t>
-      </w:r>
-      <w:proofErr w:type="gramStart"/>
-      <w:r>
-        <w:t>status</w:t>
-      </w:r>
-      <w:proofErr w:type="spellEnd"/>
-      <w:proofErr w:type="gramEnd"/>
-      <w:r>
-        <w:t>}, {slack_hoisting_limit_status1</w:t>
-      </w:r>
-      <w:proofErr w:type="gramStart"/>
-      <w:r>
-        <w:t>} ,</w:t>
-      </w:r>
-      <w:proofErr w:type="gramEnd"/>
-      <w:r>
-        <w:t xml:space="preserve"> {slack_hoisting_limit_status2</w:t>
-      </w:r>
-      <w:proofErr w:type="gramStart"/>
-      <w:r>
-        <w:t>} ,</w:t>
-      </w:r>
-      <w:proofErr w:type="gramEnd"/>
-      <w:r>
-        <w:t xml:space="preserve"> {slack_hoisting_limit_status3}</w:t>
-      </w:r>
-    </w:p>
-    <w:p>
-      <w:pPr>
-        <w:pStyle w:val="NoSpacing"/>
-        <w:numPr>
-          <w:ilvl w:val="0"/>
-          <w:numId w:val="23"/>
-        </w:numPr>
-      </w:pPr>
-      <w:r>
-        <w:t xml:space="preserve">Crane </w:t>
-      </w:r>
-      <w:proofErr w:type="spellStart"/>
-      <w:r>
-        <w:t>jib</w:t>
-      </w:r>
-      <w:proofErr w:type="spellEnd"/>
-      <w:r>
-        <w:t xml:space="preserve"> angle </w:t>
-      </w:r>
-      <w:proofErr w:type="spellStart"/>
-      <w:r>
-        <w:t>limits</w:t>
-      </w:r>
-      <w:proofErr w:type="spellEnd"/>
-      <w:r>
-        <w:t xml:space="preserve"> </w:t>
-      </w:r>
-      <w:r>
-        <w:t>–</w:t>
-      </w:r>
-      <w:r>
-        <w:t xml:space="preserve"> </w:t>
-      </w:r>
-      <w:r>
-        <w:t>{</w:t>
-      </w:r>
-      <w:proofErr w:type="spellStart"/>
-      <w:r>
-        <w:t>crane_jib_angle_limits_status</w:t>
-      </w:r>
-      <w:proofErr w:type="spellEnd"/>
-      <w:proofErr w:type="gramStart"/>
-      <w:r>
-        <w:t>} ,</w:t>
-      </w:r>
-      <w:proofErr w:type="gramEnd"/>
-      <w:r>
-        <w:t xml:space="preserve"> {crane_jib_angle_limits_status1</w:t>
-      </w:r>
-      <w:proofErr w:type="gramStart"/>
-      <w:r>
-        <w:t>} ,</w:t>
-      </w:r>
-      <w:proofErr w:type="gramEnd"/>
-      <w:r>
-        <w:t xml:space="preserve"> {crane_jib_angle_limits_status2</w:t>
-      </w:r>
-      <w:proofErr w:type="gramStart"/>
-      <w:r>
-        <w:t>} ,</w:t>
-      </w:r>
-      <w:proofErr w:type="gramEnd"/>
-      <w:r>
-        <w:t xml:space="preserve"> {crane_jib_angle_limits_status3}</w:t>
-      </w:r>
-      <w:r>
-        <w:t>.</w:t>
-      </w:r>
-      <w:r>
-        <w:t xml:space="preserve"> </w:t>
-      </w:r>
-    </w:p>
-    <w:p>
-      <w:pPr>
-        <w:pStyle w:val="NoSpacing"/>
-        <w:numPr>
-          <w:ilvl w:val="0"/>
-          <w:numId w:val="23"/>
-        </w:numPr>
-      </w:pPr>
-      <w:r>
-        <w:t xml:space="preserve">Crane Jib Angle </w:t>
-      </w:r>
-      <w:proofErr w:type="spellStart"/>
-      <w:r>
-        <w:t>indicator</w:t>
-      </w:r>
-      <w:proofErr w:type="spellEnd"/>
-      <w:r>
-        <w:t xml:space="preserve"> – </w:t>
-      </w:r>
-      <w:r>
-        <w:t>{</w:t>
-      </w:r>
-      <w:proofErr w:type="spellStart"/>
-      <w:r>
-        <w:t>crane_jib_angle_indicator_status</w:t>
-      </w:r>
-      <w:proofErr w:type="spellEnd"/>
-      <w:proofErr w:type="gramStart"/>
-      <w:r>
-        <w:t>} ,</w:t>
-      </w:r>
-      <w:proofErr w:type="gramEnd"/>
-      <w:r>
-        <w:t xml:space="preserve"> {crane_jib_angle_indicator_status1</w:t>
-      </w:r>
-      <w:proofErr w:type="gramStart"/>
-      <w:r>
-        <w:t>} ,</w:t>
-      </w:r>
-      <w:proofErr w:type="gramEnd"/>
-      <w:r>
-        <w:t xml:space="preserve"> {crane_jib_angle_indicator_status2</w:t>
-      </w:r>
-      <w:proofErr w:type="gramStart"/>
-      <w:r>
-        <w:t>} ,</w:t>
-      </w:r>
-      <w:proofErr w:type="gramEnd"/>
-      <w:r>
-        <w:t xml:space="preserve"> {crane_jib_angle_indicator_status3}</w:t>
-      </w:r>
-    </w:p>
-    <w:p>
-      <w:pPr>
-        <w:pStyle w:val="NoSpacing"/>
-        <w:numPr>
-          <w:ilvl w:val="0"/>
-          <w:numId w:val="23"/>
-        </w:numPr>
-      </w:pPr>
-      <w:r>
-        <w:t xml:space="preserve">Crane </w:t>
-      </w:r>
-      <w:proofErr w:type="spellStart"/>
-      <w:r>
-        <w:t>hoisting</w:t>
-      </w:r>
-      <w:proofErr w:type="spellEnd"/>
-      <w:r>
-        <w:t xml:space="preserve"> </w:t>
-      </w:r>
-      <w:proofErr w:type="spellStart"/>
-      <w:r>
-        <w:t>wire</w:t>
-      </w:r>
-      <w:proofErr w:type="spellEnd"/>
-      <w:r>
-        <w:t xml:space="preserve"> </w:t>
-      </w:r>
-      <w:proofErr w:type="spellStart"/>
-      <w:r>
-        <w:t>limits</w:t>
-      </w:r>
-      <w:proofErr w:type="spellEnd"/>
-      <w:r>
-        <w:t xml:space="preserve"> </w:t>
-      </w:r>
-      <w:r>
-        <w:t>/</w:t>
-      </w:r>
-      <w:r>
-        <w:t xml:space="preserve"> </w:t>
-      </w:r>
-      <w:proofErr w:type="spellStart"/>
-      <w:r>
-        <w:t>u</w:t>
-      </w:r>
-      <w:r>
-        <w:t>pper</w:t>
-      </w:r>
-      <w:proofErr w:type="spellEnd"/>
-      <w:r>
-        <w:t xml:space="preserve"> </w:t>
-      </w:r>
-      <w:proofErr w:type="spellStart"/>
-      <w:r>
-        <w:t>limit</w:t>
-      </w:r>
-      <w:proofErr w:type="spellEnd"/>
-      <w:r>
-        <w:t xml:space="preserve"> </w:t>
-      </w:r>
-      <w:proofErr w:type="spellStart"/>
-      <w:r>
-        <w:t>from</w:t>
-      </w:r>
-      <w:proofErr w:type="spellEnd"/>
-      <w:r>
-        <w:t xml:space="preserve"> </w:t>
-      </w:r>
-      <w:proofErr w:type="spellStart"/>
-      <w:r>
-        <w:t>jib</w:t>
-      </w:r>
-      <w:proofErr w:type="spellEnd"/>
-      <w:r>
-        <w:t xml:space="preserve"> head </w:t>
-      </w:r>
-      <w:proofErr w:type="spellStart"/>
-      <w:r>
-        <w:t>to</w:t>
-      </w:r>
-      <w:proofErr w:type="spellEnd"/>
-      <w:r>
-        <w:t xml:space="preserve"> block top</w:t>
-      </w:r>
-      <w:r>
-        <w:t>,</w:t>
-      </w:r>
-      <w:r>
-        <w:t xml:space="preserve"> and </w:t>
-      </w:r>
-      <w:proofErr w:type="spellStart"/>
-      <w:r>
-        <w:t>sla</w:t>
-      </w:r>
-      <w:r>
-        <w:t>ck</w:t>
-      </w:r>
-      <w:proofErr w:type="spellEnd"/>
-      <w:r>
-        <w:t xml:space="preserve"> </w:t>
-      </w:r>
-      <w:proofErr w:type="spellStart"/>
-      <w:r>
-        <w:t>limit</w:t>
-      </w:r>
-      <w:proofErr w:type="spellEnd"/>
-      <w:r>
-        <w:t xml:space="preserve"> </w:t>
-      </w:r>
-      <w:r>
-        <w:t>{</w:t>
-      </w:r>
-      <w:proofErr w:type="spellStart"/>
-      <w:r>
-        <w:t>crane_hoisting_limits_status</w:t>
-      </w:r>
-      <w:proofErr w:type="spellEnd"/>
-      <w:proofErr w:type="gramStart"/>
-      <w:r>
-        <w:t>} ,</w:t>
-      </w:r>
-      <w:proofErr w:type="gramEnd"/>
-      <w:r>
-        <w:t xml:space="preserve"> {crane_hoisting_limits_status1</w:t>
-      </w:r>
-      <w:proofErr w:type="gramStart"/>
-      <w:r>
-        <w:t>} ,</w:t>
-      </w:r>
-      <w:proofErr w:type="gramEnd"/>
-      <w:r>
-        <w:t xml:space="preserve"> {crane_hoisting_limits_status2</w:t>
-      </w:r>
-      <w:proofErr w:type="gramStart"/>
-      <w:r>
-        <w:t>} ,</w:t>
-      </w:r>
-      <w:proofErr w:type="gramEnd"/>
-      <w:r>
-        <w:t xml:space="preserve"> {crane_hoisting_limits_status3}</w:t>
-      </w:r>
-    </w:p>
-    <w:p>
-      <w:pPr>
-        <w:pStyle w:val="NoSpacing"/>
-        <w:numPr>
-          <w:ilvl w:val="0"/>
-          <w:numId w:val="23"/>
-        </w:numPr>
-      </w:pPr>
-      <w:r>
-        <w:t xml:space="preserve">Pedestal </w:t>
-      </w:r>
-      <w:r>
-        <w:t xml:space="preserve">/ </w:t>
-      </w:r>
-      <w:r>
-        <w:t>Light</w:t>
-      </w:r>
-      <w:r>
-        <w:t xml:space="preserve"> </w:t>
-      </w:r>
-      <w:proofErr w:type="spellStart"/>
-      <w:r>
-        <w:t>project</w:t>
-      </w:r>
-      <w:proofErr w:type="spellEnd"/>
-      <w:r>
-        <w:t xml:space="preserve"> </w:t>
-      </w:r>
-      <w:proofErr w:type="gramStart"/>
-      <w:r>
-        <w:t>(</w:t>
-      </w:r>
-      <w:r>
-        <w:t xml:space="preserve"> {</w:t>
-      </w:r>
-      <w:proofErr w:type="spellStart"/>
-      <w:proofErr w:type="gramEnd"/>
-      <w:r>
-        <w:t>pedestal_light_project_status</w:t>
-      </w:r>
-      <w:proofErr w:type="spellEnd"/>
-      <w:proofErr w:type="gramStart"/>
-      <w:r>
-        <w:t>} ,</w:t>
-      </w:r>
-      <w:proofErr w:type="gramEnd"/>
-      <w:r>
-        <w:t xml:space="preserve"> {pedestal_light_project_status1</w:t>
-      </w:r>
-      <w:proofErr w:type="gramStart"/>
-      <w:r>
-        <w:t>} ,</w:t>
-      </w:r>
-      <w:proofErr w:type="gramEnd"/>
-      <w:r>
-        <w:t xml:space="preserve"> {pedestal_light_project_status2</w:t>
-      </w:r>
-      <w:proofErr w:type="gramStart"/>
-      <w:r>
-        <w:t>} ,</w:t>
-      </w:r>
-      <w:proofErr w:type="gramEnd"/>
-      <w:r>
-        <w:t xml:space="preserve"> {pedestal_light_project_status3</w:t>
-      </w:r>
-      <w:proofErr w:type="gramStart"/>
-      <w:r>
-        <w:t xml:space="preserve">} </w:t>
-      </w:r>
-      <w:r>
-        <w:t>)</w:t>
-      </w:r>
-      <w:proofErr w:type="gramEnd"/>
-    </w:p>
-    <w:p>
-      <w:pPr>
-        <w:pStyle w:val="NoSpacing"/>
-      </w:pPr>
-    </w:p>
-    <w:p>
-      <w:pPr>
-        <w:pStyle w:val="NoSpacing"/>
+        <w:rPr>
+          <w:lang w:val="en-US"/>
+        </w:rPr>
       </w:pPr>
     </w:p>
     <w:p>
@@ -2611,154 +2368,116 @@
     </w:p>
     <w:p>
       <w:pPr>
+        <w:pStyle w:val="NoSpacing"/>
+        <w:rPr>
+          <w:lang w:val="en-US"/>
+        </w:rPr>
+      </w:pPr>
+      <w:r>
+        <w:rPr>
+          <w:lang w:val="en-US"/>
+        </w:rPr>
+        <w:t xml:space="preserve">Survey </w:t>
+      </w:r>
+      <w:r>
+        <w:rPr>
+          <w:lang w:val="en-US"/>
+        </w:rPr>
+        <w:t xml:space="preserve">Link </w:t>
+      </w:r>
+      <w:r>
+        <w:rPr>
+          <w:lang w:val="en-US"/>
+        </w:rPr>
+        <w:t>picture</w:t>
+      </w:r>
+      <w:r>
+        <w:rPr>
+          <w:lang w:val="en-US"/>
+        </w:rPr>
+        <w:t>s and Videos</w:t>
+      </w:r>
+      <w:r>
+        <w:rPr>
+          <w:lang w:val="en-US"/>
+        </w:rPr>
+        <w:t xml:space="preserve"> of this report </w:t>
+      </w:r>
+      <w:r>
+        <w:rPr>
+          <w:lang w:val="en-US"/>
+        </w:rPr>
+        <w:t xml:space="preserve">at: </w:t>
+      </w:r>
+      <w:r>
+        <w:rPr>
+          <w:lang w:val="en-US"/>
+        </w:rPr>
+        <w:t>{</w:t>
+      </w:r>
+      <w:proofErr w:type="spellStart"/>
+      <w:r>
+        <w:rPr>
+          <w:lang w:val="en-US"/>
+        </w:rPr>
+        <w:t>link_picture</w:t>
+      </w:r>
+      <w:proofErr w:type="spellEnd"/>
+      <w:r>
+        <w:rPr>
+          <w:lang w:val="en-US"/>
+        </w:rPr>
+        <w:t>}</w:t>
+      </w:r>
+    </w:p>
+    <w:p>
+      <w:pPr>
         <w:spacing w:line="240" w:lineRule="auto"/>
-      </w:pPr>
-      <w:proofErr w:type="spellStart"/>
-      <w:r>
-        <w:t>Survey</w:t>
-      </w:r>
-      <w:proofErr w:type="spellEnd"/>
-      <w:r>
-        <w:t xml:space="preserve"> </w:t>
-      </w:r>
-      <w:proofErr w:type="gramStart"/>
-      <w:r>
-        <w:t>Link</w:t>
-      </w:r>
-      <w:proofErr w:type="gramEnd"/>
-      <w:r>
-        <w:t xml:space="preserve"> </w:t>
-      </w:r>
-      <w:proofErr w:type="spellStart"/>
-      <w:r>
-        <w:t>picture</w:t>
-      </w:r>
-      <w:r>
-        <w:t>s</w:t>
-      </w:r>
-      <w:proofErr w:type="spellEnd"/>
-      <w:r>
-        <w:t xml:space="preserve"> and Videos</w:t>
-      </w:r>
-      <w:r>
-        <w:t xml:space="preserve"> </w:t>
-      </w:r>
-      <w:proofErr w:type="spellStart"/>
-      <w:r>
-        <w:t>of</w:t>
-      </w:r>
-      <w:proofErr w:type="spellEnd"/>
-      <w:r>
-        <w:t xml:space="preserve"> </w:t>
-      </w:r>
-      <w:proofErr w:type="spellStart"/>
-      <w:r>
-        <w:t>this</w:t>
-      </w:r>
-      <w:proofErr w:type="spellEnd"/>
-      <w:r>
-        <w:t xml:space="preserve"> </w:t>
-      </w:r>
-      <w:proofErr w:type="spellStart"/>
-      <w:r>
-        <w:t>report</w:t>
-      </w:r>
-      <w:proofErr w:type="spellEnd"/>
-      <w:r>
-        <w:t xml:space="preserve"> at:</w:t>
-      </w:r>
-      <w:r>
-        <w:t xml:space="preserve"> </w:t>
-      </w:r>
-      <w:r>
-        <w:t>{</w:t>
-      </w:r>
-      <w:proofErr w:type="spellStart"/>
-      <w:proofErr w:type="gramStart"/>
-      <w:r>
-        <w:t>link</w:t>
-      </w:r>
-      <w:proofErr w:type="gramEnd"/>
-      <w:r>
-        <w:t>_picture</w:t>
-      </w:r>
-      <w:proofErr w:type="spellEnd"/>
-      <w:r>
-        <w:t>}</w:t>
+        <w:rPr>
+          <w:lang w:val="en-US"/>
+        </w:rPr>
+      </w:pPr>
+      <w:r>
+        <w:rPr>
+          <w:lang w:val="en-US"/>
+        </w:rPr>
+        <w:t>Cargo Gear Certificates.</w:t>
       </w:r>
     </w:p>
     <w:p>
       <w:pPr>
         <w:spacing w:line="240" w:lineRule="auto"/>
-      </w:pPr>
-      <w:r>
-        <w:t xml:space="preserve">Cargo Gear </w:t>
-      </w:r>
-      <w:proofErr w:type="spellStart"/>
-      <w:r>
-        <w:t>Certificates</w:t>
-      </w:r>
-      <w:proofErr w:type="spellEnd"/>
-      <w:r>
-        <w:t>.</w:t>
+        <w:rPr>
+          <w:lang w:val="en-US"/>
+        </w:rPr>
+      </w:pPr>
+      <w:r>
+        <w:rPr>
+          <w:lang w:val="en-US"/>
+        </w:rPr>
+        <w:t>Hoisting and Luffing wires certificates.</w:t>
       </w:r>
     </w:p>
     <w:p>
       <w:pPr>
         <w:spacing w:line="240" w:lineRule="auto"/>
-      </w:pPr>
-      <w:proofErr w:type="spellStart"/>
-      <w:r>
-        <w:t>Hoisting</w:t>
-      </w:r>
-      <w:proofErr w:type="spellEnd"/>
-      <w:r>
-        <w:t xml:space="preserve"> and </w:t>
-      </w:r>
-      <w:proofErr w:type="spellStart"/>
-      <w:r>
-        <w:t>Luffing</w:t>
-      </w:r>
-      <w:proofErr w:type="spellEnd"/>
-      <w:r>
-        <w:t xml:space="preserve"> </w:t>
-      </w:r>
-      <w:proofErr w:type="spellStart"/>
-      <w:r>
-        <w:t>wires</w:t>
-      </w:r>
-      <w:proofErr w:type="spellEnd"/>
-      <w:r>
-        <w:t xml:space="preserve"> </w:t>
-      </w:r>
-      <w:proofErr w:type="spellStart"/>
-      <w:r>
-        <w:t>certificates</w:t>
-      </w:r>
-      <w:proofErr w:type="spellEnd"/>
-      <w:r>
-        <w:t>.</w:t>
+        <w:rPr>
+          <w:lang w:val="en-US"/>
+        </w:rPr>
+      </w:pPr>
+      <w:r>
+        <w:rPr>
+          <w:lang w:val="en-US"/>
+        </w:rPr>
+        <w:t>Wires record.</w:t>
       </w:r>
     </w:p>
     <w:p>
       <w:pPr>
         <w:spacing w:line="240" w:lineRule="auto"/>
-      </w:pPr>
-      <w:r>
-        <w:t xml:space="preserve">Wires </w:t>
-      </w:r>
-      <w:proofErr w:type="spellStart"/>
-      <w:r>
-        <w:t>record</w:t>
-      </w:r>
-      <w:proofErr w:type="spellEnd"/>
-      <w:r>
-        <w:t>.</w:t>
-      </w:r>
-    </w:p>
-    <w:p>
-      <w:pPr>
-        <w:spacing w:line="240" w:lineRule="auto"/>
+        <w:rPr>
+          <w:lang w:val="en-US"/>
+        </w:rPr>
       </w:pPr>
     </w:p>
     <w:p>
@@ -2770,27 +2489,52 @@
         <w:spacing w:before="80"/>
         <w:ind w:left="900" w:hanging="480"/>
         <w:jc w:val="center"/>
-      </w:pPr>
-      <w:r>
+        <w:rPr>
+          <w:lang w:val="en-US"/>
+        </w:rPr>
+      </w:pPr>
+      <w:r>
+        <w:rPr>
+          <w:lang w:val="en-US"/>
+        </w:rPr>
         <w:t>THIS BONAFIDE REPORT IS ISSUED WITHOUT PREJUDICE AND IS FOR THE BENEFIT OF WHOM IT MAY CONCERN, AND WE RESERVE OUR RIGHT TO AMEND AND/OR EXTEND THIS REPORT SHOULD NEW INFORMATION COME TO OUR KNOWLEDGE</w:t>
       </w:r>
     </w:p>
-    <w:p/>
+    <w:p>
+      <w:pPr>
+        <w:rPr>
+          <w:lang w:val="en-US"/>
+        </w:rPr>
+      </w:pPr>
+    </w:p>
     <w:p>
       <w:pPr>
         <w:spacing w:line="240" w:lineRule="auto"/>
+        <w:rPr>
+          <w:lang w:val="en-US"/>
+        </w:rPr>
       </w:pPr>
     </w:p>
     <w:p>
       <w:pPr>
         <w:spacing w:line="240" w:lineRule="auto"/>
+        <w:rPr>
+          <w:lang w:val="en-US"/>
+        </w:rPr>
       </w:pPr>
     </w:p>
     <w:p>
       <w:pPr>
         <w:spacing w:line="240" w:lineRule="auto"/>
-      </w:pPr>
-      <w:r>
+        <w:rPr>
+          <w:lang w:val="en-US"/>
+        </w:rPr>
+      </w:pPr>
+      <w:r>
+        <w:rPr>
+          <w:noProof/>
+        </w:rPr>
+        <w:lastRenderedPageBreak/>
         <w:drawing>
           <wp:anchor distT="0" distB="0" distL="114300" distR="114300" simplePos="0" relativeHeight="251658241" behindDoc="1" locked="0" layoutInCell="1" allowOverlap="1" wp14:anchorId="04AFCCBC" wp14:editId="64A53621">
             <wp:simplePos x="0" y="0"/>
@@ -2899,8 +2643,14 @@
           <w:tab w:val="left" w:pos="3346"/>
         </w:tabs>
         <w:jc w:val="left"/>
-      </w:pPr>
-      <w:r>
+        <w:rPr>
+          <w:lang w:val="en-US"/>
+        </w:rPr>
+      </w:pPr>
+      <w:r>
+        <w:rPr>
+          <w:noProof/>
+        </w:rPr>
         <w:drawing>
           <wp:anchor distT="0" distB="0" distL="114300" distR="114300" simplePos="0" relativeHeight="251658240" behindDoc="1" locked="0" layoutInCell="1" allowOverlap="1" wp14:anchorId="6EEA7378" wp14:editId="4B72E3A5">
             <wp:simplePos x="0" y="0"/>
@@ -2991,62 +2741,57 @@
           <w:tab w:val="left" w:pos="3346"/>
         </w:tabs>
         <w:jc w:val="left"/>
-      </w:pPr>
-      <w:r>
+        <w:rPr>
+          <w:lang w:val="en-US"/>
+        </w:rPr>
+      </w:pPr>
+      <w:r>
+        <w:rPr>
+          <w:lang w:val="en-US"/>
+        </w:rPr>
         <w:tab/>
       </w:r>
     </w:p>
     <w:p>
       <w:pPr>
         <w:spacing w:before="80" w:after="0" w:line="240" w:lineRule="auto"/>
-      </w:pPr>
-      <w:proofErr w:type="spellStart"/>
-      <w:r>
-        <w:t>Surveyor</w:t>
-      </w:r>
-      <w:proofErr w:type="spellEnd"/>
-      <w:r>
-        <w:t>. Pabel Peña</w:t>
+        <w:rPr>
+          <w:lang w:val="en-US"/>
+        </w:rPr>
+      </w:pPr>
+      <w:r>
+        <w:rPr>
+          <w:lang w:val="en-US"/>
+        </w:rPr>
+        <w:t>Surveyor. Pabel Peña</w:t>
       </w:r>
     </w:p>
     <w:p>
       <w:pPr>
         <w:spacing w:before="80" w:after="0" w:line="240" w:lineRule="auto"/>
-      </w:pPr>
-      <w:r>
-        <w:t xml:space="preserve">Marine </w:t>
-      </w:r>
-      <w:proofErr w:type="gramStart"/>
-      <w:r>
-        <w:t>Master</w:t>
-      </w:r>
-      <w:proofErr w:type="gramEnd"/>
-      <w:r>
-        <w:t xml:space="preserve"> Surveyor.</w:t>
+        <w:rPr>
+          <w:lang w:val="en-US"/>
+        </w:rPr>
+      </w:pPr>
+      <w:r>
+        <w:rPr>
+          <w:lang w:val="en-US"/>
+        </w:rPr>
+        <w:t>Marine Master Surveyor.</w:t>
       </w:r>
     </w:p>
     <w:p>
       <w:pPr>
         <w:spacing w:before="80" w:after="0" w:line="240" w:lineRule="auto"/>
-      </w:pPr>
-      <w:r>
-        <w:t xml:space="preserve">MSL Marine </w:t>
-      </w:r>
-      <w:proofErr w:type="spellStart"/>
-      <w:r>
-        <w:t>Surveyors</w:t>
-      </w:r>
-      <w:proofErr w:type="spellEnd"/>
-      <w:r>
-        <w:t xml:space="preserve"> and </w:t>
-      </w:r>
-      <w:proofErr w:type="spellStart"/>
-      <w:r>
-        <w:t>Logistics</w:t>
-      </w:r>
-      <w:proofErr w:type="spellEnd"/>
-      <w:r>
-        <w:t xml:space="preserve"> Group.</w:t>
+        <w:rPr>
+          <w:lang w:val="en-US"/>
+        </w:rPr>
+      </w:pPr>
+      <w:r>
+        <w:rPr>
+          <w:lang w:val="en-US"/>
+        </w:rPr>
+        <w:t>MSL Marine Surveyors and Logistics Group.</w:t>
       </w:r>
     </w:p>
     <w:p>
@@ -3056,6 +2801,9 @@
         </w:tabs>
         <w:spacing w:after="0" w:line="240" w:lineRule="auto"/>
         <w:jc w:val="left"/>
+        <w:rPr>
+          <w:lang w:val="en-US"/>
+        </w:rPr>
       </w:pPr>
     </w:p>
     <w:sectPr>
@@ -3258,7 +3006,7 @@
       <w:rPr>
         <w:color w:val="000000"/>
         <w:sz w:val="12"/>
-        <w:lang w:val="en-US"/>
+        <w:lang w:val="es-MX"/>
       </w:rPr>
       <w:t xml:space="preserve">                                 </w:t>
     </w:r>
@@ -3277,50 +3025,32 @@
         <w:sz w:val="12"/>
         <w:lang w:val="en-US"/>
       </w:rPr>
-      <w:t>report_</w:t>
+      <w:t>report_number</w:t>
     </w:r>
-    <w:proofErr w:type="gramStart"/>
+    <w:proofErr w:type="spellEnd"/>
     <w:r>
       <w:rPr>
         <w:color w:val="000000"/>
         <w:sz w:val="12"/>
         <w:lang w:val="en-US"/>
       </w:rPr>
-      <w:t>number</w:t>
+      <w:t xml:space="preserve">} </w:t>
     </w:r>
-    <w:proofErr w:type="spellEnd"/>
+    <w:r>
+      <w:rPr>
+        <w:color w:val="000000"/>
+        <w:sz w:val="12"/>
+        <w:lang w:val="en-GB"/>
+      </w:rPr>
+      <w:t xml:space="preserve"> </w:t>
+    </w:r>
     <w:r>
       <w:rPr>
         <w:color w:val="000000"/>
         <w:sz w:val="12"/>
         <w:lang w:val="en-US"/>
       </w:rPr>
-      <w:t xml:space="preserve">} </w:t>
-    </w:r>
-    <w:r>
-      <w:rPr>
-        <w:color w:val="000000"/>
-        <w:sz w:val="12"/>
-        <w:lang w:val="en-GB"/>
-      </w:rPr>
-      <w:t xml:space="preserve"> </w:t>
-    </w:r>
-    <w:r>
-      <w:rPr>
-        <w:color w:val="000000"/>
-        <w:sz w:val="12"/>
-        <w:lang w:val="en-US"/>
-      </w:rPr>
-      <w:t>{</w:t>
-    </w:r>
-    <w:proofErr w:type="gramEnd"/>
-    <w:r>
-      <w:rPr>
-        <w:color w:val="000000"/>
-        <w:sz w:val="12"/>
-        <w:lang w:val="en-US"/>
-      </w:rPr>
-      <w:t>vessel}</w:t>
+      <w:t>{vessel}</w:t>
     </w:r>
     <w:r>
       <w:rPr>
@@ -6839,6 +6569,7 @@
   <w:style w:type="character" w:default="1" w:styleId="DefaultParagraphFont">
     <w:name w:val="Default Paragraph Font"/>
     <w:uiPriority w:val="1"/>
+    <w:semiHidden/>
     <w:unhideWhenUsed/>
   </w:style>
   <w:style w:type="table" w:default="1" w:styleId="TableNormal">

--- a/backend_api/templates/crane_inspection_template.docx
+++ b/backend_api/templates/crane_inspection_template.docx
@@ -6,15 +6,30 @@
       <w:pPr>
         <w:pStyle w:val="Heading1"/>
         <w:jc w:val="center"/>
-      </w:pPr>
-      <w:r>
+        <w:rPr>
+          <w:lang w:val="en-US"/>
+        </w:rPr>
+      </w:pPr>
+      <w:r>
+        <w:rPr>
+          <w:lang w:val="en-US"/>
+        </w:rPr>
         <w:t xml:space="preserve">CRANE </w:t>
       </w:r>
       <w:r>
+        <w:rPr>
+          <w:lang w:val="en-US"/>
+        </w:rPr>
         <w:t>INSPECTION REPORT</w:t>
       </w:r>
     </w:p>
-    <w:p/>
+    <w:p>
+      <w:pPr>
+        <w:rPr>
+          <w:lang w:val="en-US"/>
+        </w:rPr>
+      </w:pPr>
+    </w:p>
     <w:p>
       <w:pPr>
         <w:spacing w:after="0"/>
@@ -45,7 +60,14 @@
         <w:rPr>
           <w:lang w:val="en-US"/>
         </w:rPr>
-        <w:t>intro_inspection_date</w:t>
+        <w:t>intro_inspection_</w:t>
+      </w:r>
+      <w:proofErr w:type="gramStart"/>
+      <w:r>
+        <w:rPr>
+          <w:lang w:val="en-US"/>
+        </w:rPr>
+        <w:t>date</w:t>
       </w:r>
       <w:proofErr w:type="spellEnd"/>
       <w:r>
@@ -60,6 +82,7 @@
         </w:rPr>
         <w:t>,</w:t>
       </w:r>
+      <w:proofErr w:type="gramEnd"/>
       <w:r>
         <w:rPr>
           <w:lang w:val="en-US"/>
@@ -118,7 +141,14 @@
         <w:rPr>
           <w:lang w:val="en-US"/>
         </w:rPr>
-        <w:t xml:space="preserve">{vessel} </w:t>
+        <w:t>{</w:t>
+      </w:r>
+      <w:proofErr w:type="gramStart"/>
+      <w:r>
+        <w:rPr>
+          <w:lang w:val="en-US"/>
+        </w:rPr>
+        <w:t xml:space="preserve">vessel} </w:t>
       </w:r>
       <w:r>
         <w:rPr>
@@ -132,6 +162,7 @@
         </w:rPr>
         <w:t>at</w:t>
       </w:r>
+      <w:proofErr w:type="gramEnd"/>
       <w:r>
         <w:rPr>
           <w:lang w:val="en-US"/>
@@ -240,7 +271,14 @@
         <w:rPr>
           <w:lang w:val="en-US"/>
         </w:rPr>
-        <w:t>gear_start_date</w:t>
+        <w:t>gear_start_</w:t>
+      </w:r>
+      <w:proofErr w:type="gramStart"/>
+      <w:r>
+        <w:rPr>
+          <w:lang w:val="en-US"/>
+        </w:rPr>
+        <w:t>date</w:t>
       </w:r>
       <w:proofErr w:type="spellEnd"/>
       <w:r>
@@ -253,20 +291,978 @@
         <w:rPr>
           <w:lang w:val="en-US"/>
         </w:rPr>
+        <w:t>,</w:t>
+      </w:r>
+      <w:proofErr w:type="gramEnd"/>
+      <w:r>
+        <w:rPr>
+          <w:lang w:val="en-US"/>
+        </w:rPr>
+        <w:t xml:space="preserve"> </w:t>
+      </w:r>
+      <w:r>
+        <w:rPr>
+          <w:lang w:val="en-US"/>
+        </w:rPr>
+        <w:t>from</w:t>
+      </w:r>
+      <w:r>
+        <w:rPr>
+          <w:lang w:val="en-US"/>
+        </w:rPr>
+        <w:t xml:space="preserve"> </w:t>
+      </w:r>
+      <w:r>
+        <w:rPr>
+          <w:lang w:val="en-US"/>
+        </w:rPr>
+        <w:t>{</w:t>
+      </w:r>
+      <w:proofErr w:type="spellStart"/>
+      <w:r>
+        <w:rPr>
+          <w:lang w:val="en-US"/>
+        </w:rPr>
+        <w:t>gear_start_</w:t>
+      </w:r>
+      <w:proofErr w:type="gramStart"/>
+      <w:r>
+        <w:rPr>
+          <w:lang w:val="en-US"/>
+        </w:rPr>
+        <w:t>hour</w:t>
+      </w:r>
+      <w:proofErr w:type="spellEnd"/>
+      <w:r>
+        <w:rPr>
+          <w:lang w:val="en-US"/>
+        </w:rPr>
+        <w:t>}</w:t>
+      </w:r>
+      <w:r>
+        <w:rPr>
+          <w:lang w:val="en-US"/>
+        </w:rPr>
+        <w:t>:</w:t>
+      </w:r>
+      <w:r>
+        <w:rPr>
+          <w:lang w:val="en-US"/>
+        </w:rPr>
+        <w:t xml:space="preserve"> {</w:t>
+      </w:r>
+      <w:proofErr w:type="spellStart"/>
+      <w:proofErr w:type="gramEnd"/>
+      <w:r>
+        <w:rPr>
+          <w:lang w:val="en-US"/>
+        </w:rPr>
+        <w:t>gear_start_minute</w:t>
+      </w:r>
+      <w:proofErr w:type="spellEnd"/>
+      <w:r>
+        <w:rPr>
+          <w:lang w:val="en-US"/>
+        </w:rPr>
+        <w:t>}</w:t>
+      </w:r>
+      <w:r>
+        <w:rPr>
+          <w:lang w:val="en-US"/>
+        </w:rPr>
+        <w:t xml:space="preserve"> </w:t>
+      </w:r>
+      <w:r>
+        <w:rPr>
+          <w:lang w:val="en-US"/>
+        </w:rPr>
+        <w:t>LT</w:t>
+      </w:r>
+      <w:r>
+        <w:rPr>
+          <w:lang w:val="en-US"/>
+        </w:rPr>
+        <w:t xml:space="preserve"> to</w:t>
+      </w:r>
+      <w:r>
+        <w:rPr>
+          <w:lang w:val="en-US"/>
+        </w:rPr>
+        <w:t xml:space="preserve"> </w:t>
+      </w:r>
+      <w:r>
+        <w:rPr>
+          <w:lang w:val="en-US"/>
+        </w:rPr>
+        <w:t>{</w:t>
+      </w:r>
+      <w:proofErr w:type="spellStart"/>
+      <w:r>
+        <w:rPr>
+          <w:lang w:val="en-US"/>
+        </w:rPr>
+        <w:t>gear_end_date</w:t>
+      </w:r>
+      <w:proofErr w:type="spellEnd"/>
+      <w:r>
+        <w:rPr>
+          <w:lang w:val="en-US"/>
+        </w:rPr>
+        <w:t>}</w:t>
+      </w:r>
+      <w:r>
+        <w:rPr>
+          <w:lang w:val="en-US"/>
+        </w:rPr>
+        <w:t xml:space="preserve"> </w:t>
+      </w:r>
+      <w:r>
+        <w:rPr>
+          <w:lang w:val="en-US"/>
+        </w:rPr>
+        <w:t xml:space="preserve">at </w:t>
+      </w:r>
+      <w:r>
+        <w:rPr>
+          <w:lang w:val="en-US"/>
+        </w:rPr>
+        <w:t>{</w:t>
+      </w:r>
+      <w:proofErr w:type="spellStart"/>
+      <w:r>
+        <w:rPr>
+          <w:lang w:val="en-US"/>
+        </w:rPr>
+        <w:t>gear_end_</w:t>
+      </w:r>
+      <w:proofErr w:type="gramStart"/>
+      <w:r>
+        <w:rPr>
+          <w:lang w:val="en-US"/>
+        </w:rPr>
+        <w:t>hour</w:t>
+      </w:r>
+      <w:proofErr w:type="spellEnd"/>
+      <w:r>
+        <w:rPr>
+          <w:lang w:val="en-US"/>
+        </w:rPr>
+        <w:t>}</w:t>
+      </w:r>
+      <w:r>
+        <w:rPr>
+          <w:lang w:val="en-US"/>
+        </w:rPr>
+        <w:t>:</w:t>
+      </w:r>
+      <w:r>
+        <w:rPr>
+          <w:lang w:val="en-US"/>
+        </w:rPr>
+        <w:t xml:space="preserve"> {</w:t>
+      </w:r>
+      <w:proofErr w:type="spellStart"/>
+      <w:proofErr w:type="gramEnd"/>
+      <w:r>
+        <w:rPr>
+          <w:lang w:val="en-US"/>
+        </w:rPr>
+        <w:t>gear_end_minute</w:t>
+      </w:r>
+      <w:proofErr w:type="spellEnd"/>
+      <w:r>
+        <w:rPr>
+          <w:lang w:val="en-US"/>
+        </w:rPr>
+        <w:t>}</w:t>
+      </w:r>
+      <w:r>
+        <w:rPr>
+          <w:lang w:val="en-US"/>
+        </w:rPr>
+        <w:t xml:space="preserve"> LT</w:t>
+      </w:r>
+      <w:r>
+        <w:rPr>
+          <w:lang w:val="en-US"/>
+        </w:rPr>
+        <w:t>.</w:t>
+      </w:r>
+    </w:p>
+    <w:p>
+      <w:pPr>
+        <w:pStyle w:val="ListParagraph"/>
+        <w:numPr>
+          <w:ilvl w:val="0"/>
+          <w:numId w:val="7"/>
+        </w:numPr>
+      </w:pPr>
+      <w:r>
+        <w:t>{</w:t>
+      </w:r>
+      <w:proofErr w:type="spellStart"/>
+      <w:r>
+        <w:t>gear_condition</w:t>
+      </w:r>
+      <w:proofErr w:type="spellEnd"/>
+      <w:r>
+        <w:t>}</w:t>
+      </w:r>
+      <w:r>
+        <w:t>.</w:t>
+      </w:r>
+    </w:p>
+    <w:p>
+      <w:pPr>
+        <w:pStyle w:val="ListParagraph"/>
+        <w:numPr>
+          <w:ilvl w:val="0"/>
+          <w:numId w:val="7"/>
+        </w:numPr>
+      </w:pPr>
+      <w:r>
+        <w:t>{</w:t>
+      </w:r>
+      <w:proofErr w:type="spellStart"/>
+      <w:r>
+        <w:t>gear_wires</w:t>
+      </w:r>
+      <w:proofErr w:type="spellEnd"/>
+      <w:r>
+        <w:t>}</w:t>
+      </w:r>
+      <w:r>
+        <w:t xml:space="preserve">. </w:t>
+      </w:r>
+    </w:p>
+    <w:p>
+      <w:pPr>
+        <w:pStyle w:val="ListParagraph"/>
+        <w:numPr>
+          <w:ilvl w:val="0"/>
+          <w:numId w:val="7"/>
+        </w:numPr>
+      </w:pPr>
+      <w:r>
+        <w:t>{</w:t>
+      </w:r>
+      <w:proofErr w:type="spellStart"/>
+      <w:r>
+        <w:t>gear_sheaves</w:t>
+      </w:r>
+      <w:proofErr w:type="spellEnd"/>
+      <w:r>
+        <w:t>}</w:t>
+      </w:r>
+      <w:r>
+        <w:t>.</w:t>
+      </w:r>
+    </w:p>
+    <w:p>
+      <w:pPr>
+        <w:pStyle w:val="ListParagraph"/>
+        <w:numPr>
+          <w:ilvl w:val="0"/>
+          <w:numId w:val="7"/>
+        </w:numPr>
+      </w:pPr>
+      <w:r>
+        <w:t>{</w:t>
+      </w:r>
+      <w:proofErr w:type="spellStart"/>
+      <w:r>
+        <w:t>gear_operability</w:t>
+      </w:r>
+      <w:proofErr w:type="spellEnd"/>
+      <w:r>
+        <w:t>}</w:t>
+      </w:r>
+      <w:r>
+        <w:t>.</w:t>
+      </w:r>
+    </w:p>
+    <w:p>
+      <w:pPr>
+        <w:pStyle w:val="Heading3"/>
+      </w:pPr>
+      <w:r>
+        <w:t xml:space="preserve"> Crane </w:t>
+      </w:r>
+      <w:proofErr w:type="spellStart"/>
+      <w:r>
+        <w:t>Inspection</w:t>
+      </w:r>
+      <w:proofErr w:type="spellEnd"/>
+    </w:p>
+    <w:p>
+      <w:pPr>
+        <w:pStyle w:val="NoSpacing"/>
+        <w:numPr>
+          <w:ilvl w:val="0"/>
+          <w:numId w:val="23"/>
+        </w:numPr>
+      </w:pPr>
+      <w:r>
+        <w:t xml:space="preserve">Crane </w:t>
+      </w:r>
+      <w:r>
+        <w:t xml:space="preserve">Access </w:t>
+      </w:r>
+      <w:proofErr w:type="gramStart"/>
+      <w:r>
+        <w:t>( {</w:t>
+      </w:r>
+      <w:proofErr w:type="spellStart"/>
+      <w:proofErr w:type="gramEnd"/>
+      <w:r>
+        <w:t>crane_access_status</w:t>
+      </w:r>
+      <w:proofErr w:type="spellEnd"/>
+      <w:proofErr w:type="gramStart"/>
+      <w:r>
+        <w:t>} ,</w:t>
+      </w:r>
+      <w:proofErr w:type="gramEnd"/>
+      <w:r>
+        <w:t xml:space="preserve"> {crane_access_status1</w:t>
+      </w:r>
+      <w:proofErr w:type="gramStart"/>
+      <w:r>
+        <w:t>} ,</w:t>
+      </w:r>
+      <w:proofErr w:type="gramEnd"/>
+      <w:r>
+        <w:t xml:space="preserve"> {crane_access_status2</w:t>
+      </w:r>
+      <w:proofErr w:type="gramStart"/>
+      <w:r>
+        <w:t>} ,</w:t>
+      </w:r>
+      <w:proofErr w:type="gramEnd"/>
+      <w:r>
+        <w:t xml:space="preserve"> {crane_access_status3}</w:t>
+      </w:r>
+      <w:r>
+        <w:t>)</w:t>
+      </w:r>
+      <w:r>
+        <w:t>.</w:t>
+      </w:r>
+    </w:p>
+    <w:p>
+      <w:pPr>
+        <w:pStyle w:val="NoSpacing"/>
+        <w:numPr>
+          <w:ilvl w:val="0"/>
+          <w:numId w:val="23"/>
+        </w:numPr>
+        <w:rPr>
+          <w:lang w:val="en-US"/>
+        </w:rPr>
+      </w:pPr>
+      <w:r>
+        <w:rPr>
+          <w:lang w:val="en-US"/>
+        </w:rPr>
+        <w:t>Crane</w:t>
+      </w:r>
+      <w:r>
+        <w:rPr>
+          <w:lang w:val="en-US"/>
+        </w:rPr>
+        <w:t xml:space="preserve"> </w:t>
+      </w:r>
+      <w:r>
+        <w:rPr>
+          <w:lang w:val="en-US"/>
+        </w:rPr>
+        <w:t xml:space="preserve">machinery space </w:t>
+      </w:r>
+      <w:proofErr w:type="gramStart"/>
+      <w:r>
+        <w:rPr>
+          <w:lang w:val="en-US"/>
+        </w:rPr>
+        <w:t>(</w:t>
+      </w:r>
+      <w:r>
+        <w:rPr>
+          <w:lang w:val="en-US"/>
+        </w:rPr>
+        <w:t xml:space="preserve"> {</w:t>
+      </w:r>
+      <w:proofErr w:type="spellStart"/>
+      <w:proofErr w:type="gramEnd"/>
+      <w:r>
+        <w:rPr>
+          <w:lang w:val="en-US"/>
+        </w:rPr>
+        <w:t>crane_machinery_space_status</w:t>
+      </w:r>
+      <w:proofErr w:type="spellEnd"/>
+      <w:proofErr w:type="gramStart"/>
+      <w:r>
+        <w:rPr>
+          <w:lang w:val="en-US"/>
+        </w:rPr>
+        <w:t>} ,</w:t>
+      </w:r>
+      <w:proofErr w:type="gramEnd"/>
+      <w:r>
+        <w:rPr>
+          <w:lang w:val="en-US"/>
+        </w:rPr>
+        <w:t xml:space="preserve"> {crane_machinery_space_status1</w:t>
+      </w:r>
+      <w:proofErr w:type="gramStart"/>
+      <w:r>
+        <w:rPr>
+          <w:lang w:val="en-US"/>
+        </w:rPr>
+        <w:t>} ,</w:t>
+      </w:r>
+      <w:proofErr w:type="gramEnd"/>
+      <w:r>
+        <w:rPr>
+          <w:lang w:val="en-US"/>
+        </w:rPr>
+        <w:t xml:space="preserve"> {crane_</w:t>
+      </w:r>
+      <w:proofErr w:type="gramStart"/>
+      <w:r>
+        <w:rPr>
+          <w:lang w:val="en-US"/>
+        </w:rPr>
+        <w:t>machinery_space</w:t>
+      </w:r>
+      <w:proofErr w:type="gramEnd"/>
+      <w:r>
+        <w:rPr>
+          <w:lang w:val="en-US"/>
+        </w:rPr>
+        <w:t>_</w:t>
+      </w:r>
+      <w:proofErr w:type="gramStart"/>
+      <w:r>
+        <w:rPr>
+          <w:lang w:val="en-US"/>
+        </w:rPr>
+        <w:t>status2}, {</w:t>
+      </w:r>
+      <w:proofErr w:type="gramEnd"/>
+      <w:r>
+        <w:rPr>
+          <w:lang w:val="en-US"/>
+        </w:rPr>
+        <w:t>crane_machinery_space_status3</w:t>
+      </w:r>
+      <w:proofErr w:type="gramStart"/>
+      <w:r>
+        <w:rPr>
+          <w:lang w:val="en-US"/>
+        </w:rPr>
+        <w:t xml:space="preserve">} </w:t>
+      </w:r>
+      <w:r>
+        <w:rPr>
+          <w:lang w:val="en-US"/>
+        </w:rPr>
+        <w:t>)</w:t>
+      </w:r>
+      <w:proofErr w:type="gramEnd"/>
+      <w:r>
+        <w:rPr>
+          <w:lang w:val="en-US"/>
+        </w:rPr>
+        <w:t>.</w:t>
+      </w:r>
+    </w:p>
+    <w:p>
+      <w:pPr>
+        <w:pStyle w:val="NoSpacing"/>
+        <w:numPr>
+          <w:ilvl w:val="0"/>
+          <w:numId w:val="23"/>
+        </w:numPr>
+      </w:pPr>
+      <w:r>
+        <w:t xml:space="preserve">Crane </w:t>
+      </w:r>
+      <w:proofErr w:type="spellStart"/>
+      <w:r>
+        <w:t>operator</w:t>
+      </w:r>
+      <w:proofErr w:type="spellEnd"/>
+      <w:r>
+        <w:t xml:space="preserve"> </w:t>
+      </w:r>
+      <w:proofErr w:type="spellStart"/>
+      <w:r>
+        <w:t>cabin</w:t>
+      </w:r>
+      <w:proofErr w:type="spellEnd"/>
+      <w:r>
+        <w:t>,</w:t>
+      </w:r>
+      <w:r>
+        <w:t xml:space="preserve"> </w:t>
+      </w:r>
+      <w:r>
+        <w:t>{</w:t>
+      </w:r>
+      <w:proofErr w:type="spellStart"/>
+      <w:r>
+        <w:t>crane_operator_cabin_status</w:t>
+      </w:r>
+      <w:proofErr w:type="spellEnd"/>
+      <w:proofErr w:type="gramStart"/>
+      <w:r>
+        <w:t>} ,</w:t>
+      </w:r>
+      <w:proofErr w:type="gramEnd"/>
+      <w:r>
+        <w:t xml:space="preserve"> {crane_operator_cabin_status1</w:t>
+      </w:r>
+      <w:proofErr w:type="gramStart"/>
+      <w:r>
+        <w:t>} ,</w:t>
+      </w:r>
+      <w:proofErr w:type="gramEnd"/>
+      <w:r>
+        <w:t xml:space="preserve"> {crane_operator_cabin_status2</w:t>
+      </w:r>
+      <w:proofErr w:type="gramStart"/>
+      <w:r>
+        <w:t>} ,</w:t>
+      </w:r>
+      <w:proofErr w:type="gramEnd"/>
+      <w:r>
+        <w:t xml:space="preserve"> {crane_operator_cabin_status3}</w:t>
+      </w:r>
+    </w:p>
+    <w:p>
+      <w:pPr>
+        <w:pStyle w:val="NoSpacing"/>
+        <w:numPr>
+          <w:ilvl w:val="0"/>
+          <w:numId w:val="23"/>
+        </w:numPr>
+        <w:rPr>
+          <w:lang w:val="en-US"/>
+        </w:rPr>
+      </w:pPr>
+      <w:r>
+        <w:rPr>
+          <w:lang w:val="en-US"/>
+        </w:rPr>
+        <w:t>Crane jib head sheaves</w:t>
+      </w:r>
+      <w:r>
+        <w:rPr>
+          <w:lang w:val="en-US"/>
+        </w:rPr>
+        <w:t xml:space="preserve"> </w:t>
+      </w:r>
+      <w:r>
+        <w:rPr>
+          <w:lang w:val="en-US"/>
+        </w:rPr>
+        <w:t>{</w:t>
+      </w:r>
+      <w:proofErr w:type="spellStart"/>
+      <w:r>
+        <w:rPr>
+          <w:lang w:val="en-US"/>
+        </w:rPr>
+        <w:t>crane_jib_head_sheaves_status</w:t>
+      </w:r>
+      <w:proofErr w:type="spellEnd"/>
+      <w:proofErr w:type="gramStart"/>
+      <w:r>
+        <w:rPr>
+          <w:lang w:val="en-US"/>
+        </w:rPr>
+        <w:t>} ,</w:t>
+      </w:r>
+      <w:proofErr w:type="gramEnd"/>
+      <w:r>
+        <w:rPr>
+          <w:lang w:val="en-US"/>
+        </w:rPr>
+        <w:t xml:space="preserve"> {crane_jib_head_sheaves_status1</w:t>
+      </w:r>
+      <w:proofErr w:type="gramStart"/>
+      <w:r>
+        <w:rPr>
+          <w:lang w:val="en-US"/>
+        </w:rPr>
+        <w:t>} ,</w:t>
+      </w:r>
+      <w:proofErr w:type="gramEnd"/>
+      <w:r>
+        <w:rPr>
+          <w:lang w:val="en-US"/>
+        </w:rPr>
+        <w:t xml:space="preserve"> {crane_jib_head_sheaves_status2</w:t>
+      </w:r>
+      <w:proofErr w:type="gramStart"/>
+      <w:r>
+        <w:rPr>
+          <w:lang w:val="en-US"/>
+        </w:rPr>
+        <w:t>} ,</w:t>
+      </w:r>
+      <w:proofErr w:type="gramEnd"/>
+      <w:r>
+        <w:rPr>
+          <w:lang w:val="en-US"/>
+        </w:rPr>
+        <w:t xml:space="preserve"> {crane_</w:t>
+      </w:r>
+      <w:proofErr w:type="gramStart"/>
+      <w:r>
+        <w:rPr>
+          <w:lang w:val="en-US"/>
+        </w:rPr>
+        <w:t>jib</w:t>
+      </w:r>
+      <w:proofErr w:type="gramEnd"/>
+      <w:r>
+        <w:rPr>
+          <w:lang w:val="en-US"/>
+        </w:rPr>
+        <w:t>_head_sheaves_</w:t>
+      </w:r>
+      <w:proofErr w:type="gramStart"/>
+      <w:r>
+        <w:rPr>
+          <w:lang w:val="en-US"/>
+        </w:rPr>
+        <w:t>status3}</w:t>
+      </w:r>
+      <w:r>
+        <w:rPr>
+          <w:lang w:val="en-US"/>
+        </w:rPr>
+        <w:t>.</w:t>
+      </w:r>
+      <w:proofErr w:type="gramEnd"/>
+    </w:p>
+    <w:p>
+      <w:pPr>
+        <w:pStyle w:val="NoSpacing"/>
+        <w:numPr>
+          <w:ilvl w:val="0"/>
+          <w:numId w:val="23"/>
+        </w:numPr>
+        <w:rPr>
+          <w:lang w:val="en-US"/>
+        </w:rPr>
+      </w:pPr>
+      <w:r>
+        <w:rPr>
+          <w:lang w:val="en-US"/>
+        </w:rPr>
+        <w:t xml:space="preserve">Hoisting wire end </w:t>
+      </w:r>
+      <w:proofErr w:type="gramStart"/>
+      <w:r>
+        <w:rPr>
+          <w:lang w:val="en-US"/>
+        </w:rPr>
+        <w:t xml:space="preserve">pin / </w:t>
+      </w:r>
+      <w:r>
+        <w:rPr>
+          <w:lang w:val="en-US"/>
+        </w:rPr>
+        <w:t>{</w:t>
+      </w:r>
+      <w:proofErr w:type="spellStart"/>
+      <w:proofErr w:type="gramEnd"/>
+      <w:r>
+        <w:rPr>
+          <w:lang w:val="en-US"/>
+        </w:rPr>
+        <w:t>hoisting_wire_end_pin_status</w:t>
+      </w:r>
+      <w:proofErr w:type="spellEnd"/>
+      <w:proofErr w:type="gramStart"/>
+      <w:r>
+        <w:rPr>
+          <w:lang w:val="en-US"/>
+        </w:rPr>
+        <w:t>} ,</w:t>
+      </w:r>
+      <w:proofErr w:type="gramEnd"/>
+      <w:r>
+        <w:rPr>
+          <w:lang w:val="en-US"/>
+        </w:rPr>
+        <w:t xml:space="preserve"> {hoisting_wire_end_pin_status1</w:t>
+      </w:r>
+      <w:proofErr w:type="gramStart"/>
+      <w:r>
+        <w:rPr>
+          <w:lang w:val="en-US"/>
+        </w:rPr>
+        <w:t>} ,</w:t>
+      </w:r>
+      <w:proofErr w:type="gramEnd"/>
+      <w:r>
+        <w:rPr>
+          <w:lang w:val="en-US"/>
+        </w:rPr>
+        <w:t xml:space="preserve"> {hoisting_wire_end_pin_status2</w:t>
+      </w:r>
+      <w:proofErr w:type="gramStart"/>
+      <w:r>
+        <w:rPr>
+          <w:lang w:val="en-US"/>
+        </w:rPr>
+        <w:t>} ,</w:t>
+      </w:r>
+      <w:proofErr w:type="gramEnd"/>
+      <w:r>
+        <w:rPr>
+          <w:lang w:val="en-US"/>
+        </w:rPr>
+        <w:t xml:space="preserve"> {hoisting_wire_end_pin_status3</w:t>
+      </w:r>
+      <w:proofErr w:type="gramStart"/>
+      <w:r>
+        <w:rPr>
+          <w:lang w:val="en-US"/>
+        </w:rPr>
+        <w:t xml:space="preserve">} </w:t>
+      </w:r>
+      <w:r>
+        <w:rPr>
+          <w:lang w:val="en-US"/>
+        </w:rPr>
+        <w:t>.</w:t>
+      </w:r>
+      <w:proofErr w:type="gramEnd"/>
+    </w:p>
+    <w:p>
+      <w:pPr>
+        <w:pStyle w:val="NoSpacing"/>
+        <w:numPr>
+          <w:ilvl w:val="0"/>
+          <w:numId w:val="23"/>
+        </w:numPr>
+        <w:rPr>
+          <w:lang w:val="en-US"/>
+        </w:rPr>
+      </w:pPr>
+      <w:r>
+        <w:rPr>
+          <w:lang w:val="en-US"/>
+        </w:rPr>
+        <w:t xml:space="preserve">Luffing wire end </w:t>
+      </w:r>
+      <w:proofErr w:type="gramStart"/>
+      <w:r>
+        <w:rPr>
+          <w:lang w:val="en-US"/>
+        </w:rPr>
+        <w:t>pin /</w:t>
+      </w:r>
+      <w:r>
+        <w:rPr>
+          <w:lang w:val="en-US"/>
+        </w:rPr>
+        <w:t xml:space="preserve"> </w:t>
+      </w:r>
+      <w:r>
+        <w:rPr>
+          <w:lang w:val="en-US"/>
+        </w:rPr>
+        <w:t>{</w:t>
+      </w:r>
+      <w:proofErr w:type="spellStart"/>
+      <w:proofErr w:type="gramEnd"/>
+      <w:r>
+        <w:rPr>
+          <w:lang w:val="en-US"/>
+        </w:rPr>
+        <w:t>luffing_wire_end_pin_status</w:t>
+      </w:r>
+      <w:proofErr w:type="spellEnd"/>
+      <w:proofErr w:type="gramStart"/>
+      <w:r>
+        <w:rPr>
+          <w:lang w:val="en-US"/>
+        </w:rPr>
+        <w:t>} ,</w:t>
+      </w:r>
+      <w:proofErr w:type="gramEnd"/>
+      <w:r>
+        <w:rPr>
+          <w:lang w:val="en-US"/>
+        </w:rPr>
+        <w:t xml:space="preserve"> {luffing_wire_end_pin_status1</w:t>
+      </w:r>
+      <w:proofErr w:type="gramStart"/>
+      <w:r>
+        <w:rPr>
+          <w:lang w:val="en-US"/>
+        </w:rPr>
+        <w:t>} ,</w:t>
+      </w:r>
+      <w:proofErr w:type="gramEnd"/>
+      <w:r>
+        <w:rPr>
+          <w:lang w:val="en-US"/>
+        </w:rPr>
+        <w:t xml:space="preserve"> {luffing_wire_end_pin_status2</w:t>
+      </w:r>
+      <w:proofErr w:type="gramStart"/>
+      <w:r>
+        <w:rPr>
+          <w:lang w:val="en-US"/>
+        </w:rPr>
+        <w:t>} ,</w:t>
+      </w:r>
+      <w:proofErr w:type="gramEnd"/>
+      <w:r>
+        <w:rPr>
+          <w:lang w:val="en-US"/>
+        </w:rPr>
+        <w:t xml:space="preserve"> {luffing_wire_end_pin_status3</w:t>
+      </w:r>
+      <w:proofErr w:type="gramStart"/>
+      <w:r>
+        <w:rPr>
+          <w:lang w:val="en-US"/>
+        </w:rPr>
+        <w:t xml:space="preserve">} </w:t>
+      </w:r>
+      <w:r>
+        <w:rPr>
+          <w:lang w:val="en-US"/>
+        </w:rPr>
+        <w:t>.</w:t>
+      </w:r>
+      <w:proofErr w:type="gramEnd"/>
+    </w:p>
+    <w:p>
+      <w:pPr>
+        <w:pStyle w:val="NoSpacing"/>
+        <w:numPr>
+          <w:ilvl w:val="0"/>
+          <w:numId w:val="23"/>
+        </w:numPr>
+        <w:rPr>
+          <w:lang w:val="en-US"/>
+        </w:rPr>
+      </w:pPr>
+      <w:r>
+        <w:rPr>
+          <w:lang w:val="en-US"/>
+        </w:rPr>
+        <w:t xml:space="preserve">Crane wire rope visual </w:t>
+      </w:r>
+      <w:proofErr w:type="gramStart"/>
+      <w:r>
+        <w:rPr>
+          <w:lang w:val="en-US"/>
+        </w:rPr>
+        <w:t>inspection</w:t>
+      </w:r>
+      <w:r>
+        <w:rPr>
+          <w:lang w:val="en-US"/>
+        </w:rPr>
         <w:t xml:space="preserve">, </w:t>
       </w:r>
       <w:r>
         <w:rPr>
           <w:lang w:val="en-US"/>
         </w:rPr>
-        <w:t>from</w:t>
-      </w:r>
+        <w:t>{</w:t>
+      </w:r>
+      <w:proofErr w:type="spellStart"/>
+      <w:proofErr w:type="gramEnd"/>
+      <w:r>
+        <w:rPr>
+          <w:lang w:val="en-US"/>
+        </w:rPr>
+        <w:t>crane_wire_visual_status</w:t>
+      </w:r>
+      <w:proofErr w:type="spellEnd"/>
+      <w:proofErr w:type="gramStart"/>
+      <w:r>
+        <w:rPr>
+          <w:lang w:val="en-US"/>
+        </w:rPr>
+        <w:t>} ,</w:t>
+      </w:r>
+      <w:proofErr w:type="gramEnd"/>
+      <w:r>
+        <w:rPr>
+          <w:lang w:val="en-US"/>
+        </w:rPr>
+        <w:t xml:space="preserve"> {crane_wire_visual_status1</w:t>
+      </w:r>
+      <w:proofErr w:type="gramStart"/>
+      <w:r>
+        <w:rPr>
+          <w:lang w:val="en-US"/>
+        </w:rPr>
+        <w:t>} ,</w:t>
+      </w:r>
+      <w:proofErr w:type="gramEnd"/>
+      <w:r>
+        <w:rPr>
+          <w:lang w:val="en-US"/>
+        </w:rPr>
+        <w:t xml:space="preserve"> {crane_wire_visual_status2</w:t>
+      </w:r>
+      <w:proofErr w:type="gramStart"/>
+      <w:r>
+        <w:rPr>
+          <w:lang w:val="en-US"/>
+        </w:rPr>
+        <w:t>} ,</w:t>
+      </w:r>
+      <w:proofErr w:type="gramEnd"/>
       <w:r>
         <w:rPr>
           <w:lang w:val="en-US"/>
         </w:rPr>
         <w:t xml:space="preserve"> </w:t>
       </w:r>
+    </w:p>
+    <w:p>
+      <w:pPr>
+        <w:pStyle w:val="NoSpacing"/>
+        <w:numPr>
+          <w:ilvl w:val="0"/>
+          <w:numId w:val="23"/>
+        </w:numPr>
+        <w:rPr>
+          <w:lang w:val="en-US"/>
+        </w:rPr>
+      </w:pPr>
+      <w:r>
+        <w:rPr>
+          <w:lang w:val="en-US"/>
+        </w:rPr>
+        <w:t>Crane housing top sheaves</w:t>
+      </w:r>
+      <w:r>
+        <w:rPr>
+          <w:lang w:val="en-US"/>
+        </w:rPr>
+        <w:t xml:space="preserve"> were</w:t>
+      </w:r>
+      <w:r>
+        <w:rPr>
+          <w:lang w:val="en-US"/>
+        </w:rPr>
+        <w:t xml:space="preserve"> found </w:t>
+      </w:r>
       <w:r>
         <w:rPr>
           <w:lang w:val="en-US"/>
@@ -278,21 +1274,106 @@
         <w:rPr>
           <w:lang w:val="en-US"/>
         </w:rPr>
-        <w:t>gear_start_hour</w:t>
+        <w:t>crane_housing_sheaves_status</w:t>
       </w:r>
       <w:proofErr w:type="spellEnd"/>
-      <w:r>
-        <w:rPr>
-          <w:lang w:val="en-US"/>
-        </w:rPr>
-        <w:t>}</w:t>
-      </w:r>
-      <w:r>
-        <w:rPr>
-          <w:lang w:val="en-US"/>
-        </w:rPr>
-        <w:t>:</w:t>
-      </w:r>
+      <w:proofErr w:type="gramStart"/>
+      <w:r>
+        <w:rPr>
+          <w:lang w:val="en-US"/>
+        </w:rPr>
+        <w:t>} ,</w:t>
+      </w:r>
+      <w:proofErr w:type="gramEnd"/>
+      <w:r>
+        <w:rPr>
+          <w:lang w:val="en-US"/>
+        </w:rPr>
+        <w:t xml:space="preserve"> {crane_housing_sheaves_status1} {crane_housing_sheaves_status2</w:t>
+      </w:r>
+      <w:proofErr w:type="gramStart"/>
+      <w:r>
+        <w:rPr>
+          <w:lang w:val="en-US"/>
+        </w:rPr>
+        <w:t>} ,</w:t>
+      </w:r>
+      <w:proofErr w:type="gramEnd"/>
+      <w:r>
+        <w:rPr>
+          <w:lang w:val="en-US"/>
+        </w:rPr>
+        <w:t xml:space="preserve"> {crane_housing_sheaves_status3}</w:t>
+      </w:r>
+    </w:p>
+    <w:p>
+      <w:pPr>
+        <w:pStyle w:val="NoSpacing"/>
+        <w:numPr>
+          <w:ilvl w:val="0"/>
+          <w:numId w:val="23"/>
+        </w:numPr>
+        <w:rPr>
+          <w:lang w:val="en-US"/>
+        </w:rPr>
+      </w:pPr>
+      <w:r>
+        <w:rPr>
+          <w:lang w:val="en-US"/>
+        </w:rPr>
+        <w:lastRenderedPageBreak/>
+        <w:t xml:space="preserve">Luffing center sheave visual </w:t>
+      </w:r>
+      <w:proofErr w:type="gramStart"/>
+      <w:r>
+        <w:rPr>
+          <w:lang w:val="en-US"/>
+        </w:rPr>
+        <w:t>inspection</w:t>
+      </w:r>
+      <w:r>
+        <w:rPr>
+          <w:lang w:val="en-US"/>
+        </w:rPr>
+        <w:t xml:space="preserve">, </w:t>
+      </w:r>
+      <w:r>
+        <w:rPr>
+          <w:lang w:val="en-US"/>
+        </w:rPr>
+        <w:t>{</w:t>
+      </w:r>
+      <w:proofErr w:type="spellStart"/>
+      <w:proofErr w:type="gramEnd"/>
+      <w:r>
+        <w:rPr>
+          <w:lang w:val="en-US"/>
+        </w:rPr>
+        <w:t>luffing_center_sheave_status</w:t>
+      </w:r>
+      <w:proofErr w:type="spellEnd"/>
+      <w:proofErr w:type="gramStart"/>
+      <w:r>
+        <w:rPr>
+          <w:lang w:val="en-US"/>
+        </w:rPr>
+        <w:t>} ,</w:t>
+      </w:r>
+      <w:proofErr w:type="gramEnd"/>
+      <w:r>
+        <w:rPr>
+          <w:lang w:val="en-US"/>
+        </w:rPr>
+        <w:t xml:space="preserve"> {luffing_center_sheave_status1</w:t>
+      </w:r>
+      <w:proofErr w:type="gramStart"/>
+      <w:r>
+        <w:rPr>
+          <w:lang w:val="en-US"/>
+        </w:rPr>
+        <w:t>} ,</w:t>
+      </w:r>
+      <w:proofErr w:type="gramEnd"/>
       <w:r>
         <w:rPr>
           <w:lang w:val="en-US"/>
@@ -304,14 +1385,88 @@
         <w:rPr>
           <w:lang w:val="en-US"/>
         </w:rPr>
-        <w:t>gear_start_minute</w:t>
+        <w:t>cargo_block_sheave_status</w:t>
       </w:r>
       <w:proofErr w:type="spellEnd"/>
-      <w:r>
-        <w:rPr>
-          <w:lang w:val="en-US"/>
-        </w:rPr>
-        <w:t>}</w:t>
+      <w:proofErr w:type="gramStart"/>
+      <w:r>
+        <w:rPr>
+          <w:lang w:val="en-US"/>
+        </w:rPr>
+        <w:t>} ,</w:t>
+      </w:r>
+      <w:proofErr w:type="gramEnd"/>
+      <w:r>
+        <w:rPr>
+          <w:lang w:val="en-US"/>
+        </w:rPr>
+        <w:t xml:space="preserve"> {cargo_block_sheave_status1</w:t>
+      </w:r>
+      <w:proofErr w:type="gramStart"/>
+      <w:r>
+        <w:rPr>
+          <w:lang w:val="en-US"/>
+        </w:rPr>
+        <w:t>} ,</w:t>
+      </w:r>
+      <w:proofErr w:type="gramEnd"/>
+      <w:r>
+        <w:rPr>
+          <w:lang w:val="en-US"/>
+        </w:rPr>
+        <w:t xml:space="preserve"> {cargo_block_</w:t>
+      </w:r>
+      <w:proofErr w:type="gramStart"/>
+      <w:r>
+        <w:rPr>
+          <w:lang w:val="en-US"/>
+        </w:rPr>
+        <w:t>sheave</w:t>
+      </w:r>
+      <w:proofErr w:type="gramEnd"/>
+      <w:r>
+        <w:rPr>
+          <w:lang w:val="en-US"/>
+        </w:rPr>
+        <w:t>_status2</w:t>
+      </w:r>
+      <w:proofErr w:type="gramStart"/>
+      <w:r>
+        <w:rPr>
+          <w:lang w:val="en-US"/>
+        </w:rPr>
+        <w:t>} ,</w:t>
+      </w:r>
+      <w:proofErr w:type="gramEnd"/>
+      <w:r>
+        <w:rPr>
+          <w:lang w:val="en-US"/>
+        </w:rPr>
+        <w:t xml:space="preserve"> {cargo_block_sheave_status3}</w:t>
+      </w:r>
+    </w:p>
+    <w:p>
+      <w:pPr>
+        <w:pStyle w:val="NoSpacing"/>
+        <w:numPr>
+          <w:ilvl w:val="0"/>
+          <w:numId w:val="23"/>
+        </w:numPr>
+        <w:rPr>
+          <w:lang w:val="en-US"/>
+        </w:rPr>
+      </w:pPr>
+      <w:r>
+        <w:rPr>
+          <w:lang w:val="en-US"/>
+        </w:rPr>
+        <w:t xml:space="preserve">Cargo block sheave shaft. – </w:t>
+      </w:r>
+      <w:r>
+        <w:rPr>
+          <w:lang w:val="en-US"/>
+        </w:rPr>
+        <w:t>were found</w:t>
       </w:r>
       <w:r>
         <w:rPr>
@@ -323,13 +1478,81 @@
         <w:rPr>
           <w:lang w:val="en-US"/>
         </w:rPr>
-        <w:t>LT</w:t>
-      </w:r>
-      <w:r>
-        <w:rPr>
-          <w:lang w:val="en-US"/>
-        </w:rPr>
-        <w:t xml:space="preserve"> to</w:t>
+        <w:t>{</w:t>
+      </w:r>
+      <w:proofErr w:type="spellStart"/>
+      <w:r>
+        <w:rPr>
+          <w:lang w:val="en-US"/>
+        </w:rPr>
+        <w:t>cargo_block_sheave_status</w:t>
+      </w:r>
+      <w:proofErr w:type="spellEnd"/>
+      <w:proofErr w:type="gramStart"/>
+      <w:r>
+        <w:rPr>
+          <w:lang w:val="en-US"/>
+        </w:rPr>
+        <w:t>} ,</w:t>
+      </w:r>
+      <w:proofErr w:type="gramEnd"/>
+      <w:r>
+        <w:rPr>
+          <w:lang w:val="en-US"/>
+        </w:rPr>
+        <w:t xml:space="preserve"> {cargo_block_sheave_status1</w:t>
+      </w:r>
+      <w:proofErr w:type="gramStart"/>
+      <w:r>
+        <w:rPr>
+          <w:lang w:val="en-US"/>
+        </w:rPr>
+        <w:t>} ,</w:t>
+      </w:r>
+      <w:proofErr w:type="gramEnd"/>
+      <w:r>
+        <w:rPr>
+          <w:lang w:val="en-US"/>
+        </w:rPr>
+        <w:t xml:space="preserve"> {cargo_block_sheave_status2</w:t>
+      </w:r>
+      <w:proofErr w:type="gramStart"/>
+      <w:r>
+        <w:rPr>
+          <w:lang w:val="en-US"/>
+        </w:rPr>
+        <w:t>} ,</w:t>
+      </w:r>
+      <w:proofErr w:type="gramEnd"/>
+      <w:r>
+        <w:rPr>
+          <w:lang w:val="en-US"/>
+        </w:rPr>
+        <w:t xml:space="preserve"> {cargo_block_sheave_status3}</w:t>
+      </w:r>
+    </w:p>
+    <w:p>
+      <w:pPr>
+        <w:pStyle w:val="NoSpacing"/>
+        <w:numPr>
+          <w:ilvl w:val="0"/>
+          <w:numId w:val="23"/>
+        </w:numPr>
+        <w:rPr>
+          <w:lang w:val="en-US"/>
+        </w:rPr>
+      </w:pPr>
+      <w:r>
+        <w:rPr>
+          <w:lang w:val="en-US"/>
+        </w:rPr>
+        <w:t xml:space="preserve">Slack hoisting wire limit </w:t>
+      </w:r>
+      <w:r>
+        <w:rPr>
+          <w:lang w:val="en-US"/>
+        </w:rPr>
+        <w:t>–</w:t>
       </w:r>
       <w:r>
         <w:rPr>
@@ -348,14 +1571,66 @@
         <w:rPr>
           <w:lang w:val="en-US"/>
         </w:rPr>
-        <w:t>gear_end_date</w:t>
+        <w:t>slack_hoisting_limit_status</w:t>
       </w:r>
       <w:proofErr w:type="spellEnd"/>
       <w:r>
         <w:rPr>
           <w:lang w:val="en-US"/>
         </w:rPr>
-        <w:t>}</w:t>
+        <w:t>}, {slack_hoisting_limit_status1</w:t>
+      </w:r>
+      <w:proofErr w:type="gramStart"/>
+      <w:r>
+        <w:rPr>
+          <w:lang w:val="en-US"/>
+        </w:rPr>
+        <w:t>} ,</w:t>
+      </w:r>
+      <w:proofErr w:type="gramEnd"/>
+      <w:r>
+        <w:rPr>
+          <w:lang w:val="en-US"/>
+        </w:rPr>
+        <w:t xml:space="preserve"> {slack_hoisting_limit_status2</w:t>
+      </w:r>
+      <w:proofErr w:type="gramStart"/>
+      <w:r>
+        <w:rPr>
+          <w:lang w:val="en-US"/>
+        </w:rPr>
+        <w:t>} ,</w:t>
+      </w:r>
+      <w:proofErr w:type="gramEnd"/>
+      <w:r>
+        <w:rPr>
+          <w:lang w:val="en-US"/>
+        </w:rPr>
+        <w:t xml:space="preserve"> {slack_hoisting_limit_status3}</w:t>
+      </w:r>
+    </w:p>
+    <w:p>
+      <w:pPr>
+        <w:pStyle w:val="NoSpacing"/>
+        <w:numPr>
+          <w:ilvl w:val="0"/>
+          <w:numId w:val="23"/>
+        </w:numPr>
+        <w:rPr>
+          <w:lang w:val="en-US"/>
+        </w:rPr>
+      </w:pPr>
+      <w:r>
+        <w:rPr>
+          <w:lang w:val="en-US"/>
+        </w:rPr>
+        <w:t xml:space="preserve">Crane jib angle limits </w:t>
+      </w:r>
+      <w:r>
+        <w:rPr>
+          <w:lang w:val="en-US"/>
+        </w:rPr>
+        <w:t>–</w:t>
       </w:r>
       <w:r>
         <w:rPr>
@@ -367,12 +1642,6 @@
         <w:rPr>
           <w:lang w:val="en-US"/>
         </w:rPr>
-        <w:t xml:space="preserve">at </w:t>
-      </w:r>
-      <w:r>
-        <w:rPr>
-          <w:lang w:val="en-US"/>
-        </w:rPr>
         <w:t>{</w:t>
       </w:r>
       <w:proofErr w:type="spellStart"/>
@@ -380,20 +1649,331 @@
         <w:rPr>
           <w:lang w:val="en-US"/>
         </w:rPr>
-        <w:t>gear_end_hour</w:t>
+        <w:t>crane_jib_angle_limits_status</w:t>
       </w:r>
       <w:proofErr w:type="spellEnd"/>
-      <w:r>
-        <w:rPr>
-          <w:lang w:val="en-US"/>
-        </w:rPr>
-        <w:t>}</w:t>
-      </w:r>
-      <w:r>
-        <w:rPr>
-          <w:lang w:val="en-US"/>
-        </w:rPr>
-        <w:t>:</w:t>
+      <w:proofErr w:type="gramStart"/>
+      <w:r>
+        <w:rPr>
+          <w:lang w:val="en-US"/>
+        </w:rPr>
+        <w:t>} ,</w:t>
+      </w:r>
+      <w:proofErr w:type="gramEnd"/>
+      <w:r>
+        <w:rPr>
+          <w:lang w:val="en-US"/>
+        </w:rPr>
+        <w:t xml:space="preserve"> {crane_jib_angle_limits_status1</w:t>
+      </w:r>
+      <w:proofErr w:type="gramStart"/>
+      <w:r>
+        <w:rPr>
+          <w:lang w:val="en-US"/>
+        </w:rPr>
+        <w:t>} ,</w:t>
+      </w:r>
+      <w:proofErr w:type="gramEnd"/>
+      <w:r>
+        <w:rPr>
+          <w:lang w:val="en-US"/>
+        </w:rPr>
+        <w:t xml:space="preserve"> {crane_jib_angle_limits_status2</w:t>
+      </w:r>
+      <w:proofErr w:type="gramStart"/>
+      <w:r>
+        <w:rPr>
+          <w:lang w:val="en-US"/>
+        </w:rPr>
+        <w:t>} ,</w:t>
+      </w:r>
+      <w:proofErr w:type="gramEnd"/>
+      <w:r>
+        <w:rPr>
+          <w:lang w:val="en-US"/>
+        </w:rPr>
+        <w:t xml:space="preserve"> {crane_jib_angle_limits_status3}</w:t>
+      </w:r>
+      <w:r>
+        <w:rPr>
+          <w:lang w:val="en-US"/>
+        </w:rPr>
+        <w:t>.</w:t>
+      </w:r>
+      <w:r>
+        <w:rPr>
+          <w:lang w:val="en-US"/>
+        </w:rPr>
+        <w:t xml:space="preserve"> </w:t>
+      </w:r>
+    </w:p>
+    <w:p>
+      <w:pPr>
+        <w:pStyle w:val="NoSpacing"/>
+        <w:numPr>
+          <w:ilvl w:val="0"/>
+          <w:numId w:val="23"/>
+        </w:numPr>
+        <w:rPr>
+          <w:lang w:val="en-US"/>
+        </w:rPr>
+      </w:pPr>
+      <w:r>
+        <w:rPr>
+          <w:lang w:val="en-US"/>
+        </w:rPr>
+        <w:t xml:space="preserve">Crane Jib Angle indicator – </w:t>
+      </w:r>
+      <w:r>
+        <w:rPr>
+          <w:lang w:val="en-US"/>
+        </w:rPr>
+        <w:t>{</w:t>
+      </w:r>
+      <w:proofErr w:type="spellStart"/>
+      <w:r>
+        <w:rPr>
+          <w:lang w:val="en-US"/>
+        </w:rPr>
+        <w:t>crane_jib_angle_indicator_status</w:t>
+      </w:r>
+      <w:proofErr w:type="spellEnd"/>
+      <w:proofErr w:type="gramStart"/>
+      <w:r>
+        <w:rPr>
+          <w:lang w:val="en-US"/>
+        </w:rPr>
+        <w:t>} ,</w:t>
+      </w:r>
+      <w:proofErr w:type="gramEnd"/>
+      <w:r>
+        <w:rPr>
+          <w:lang w:val="en-US"/>
+        </w:rPr>
+        <w:t xml:space="preserve"> {crane_jib_angle_indicator_status1</w:t>
+      </w:r>
+      <w:proofErr w:type="gramStart"/>
+      <w:r>
+        <w:rPr>
+          <w:lang w:val="en-US"/>
+        </w:rPr>
+        <w:t>} ,</w:t>
+      </w:r>
+      <w:proofErr w:type="gramEnd"/>
+      <w:r>
+        <w:rPr>
+          <w:lang w:val="en-US"/>
+        </w:rPr>
+        <w:t xml:space="preserve"> {crane_jib_angle_indicator_status2</w:t>
+      </w:r>
+      <w:proofErr w:type="gramStart"/>
+      <w:r>
+        <w:rPr>
+          <w:lang w:val="en-US"/>
+        </w:rPr>
+        <w:t>} ,</w:t>
+      </w:r>
+      <w:proofErr w:type="gramEnd"/>
+      <w:r>
+        <w:rPr>
+          <w:lang w:val="en-US"/>
+        </w:rPr>
+        <w:t xml:space="preserve"> {crane_jib_angle_indicator_status3}</w:t>
+      </w:r>
+    </w:p>
+    <w:p>
+      <w:pPr>
+        <w:pStyle w:val="NoSpacing"/>
+        <w:numPr>
+          <w:ilvl w:val="0"/>
+          <w:numId w:val="23"/>
+        </w:numPr>
+        <w:rPr>
+          <w:lang w:val="en-US"/>
+        </w:rPr>
+      </w:pPr>
+      <w:r>
+        <w:rPr>
+          <w:lang w:val="en-US"/>
+        </w:rPr>
+        <w:t xml:space="preserve">Crane hoisting wire limits </w:t>
+      </w:r>
+      <w:r>
+        <w:rPr>
+          <w:lang w:val="en-US"/>
+        </w:rPr>
+        <w:t>/</w:t>
+      </w:r>
+      <w:r>
+        <w:rPr>
+          <w:lang w:val="en-US"/>
+        </w:rPr>
+        <w:t xml:space="preserve"> </w:t>
+      </w:r>
+      <w:r>
+        <w:rPr>
+          <w:lang w:val="en-US"/>
+        </w:rPr>
+        <w:t>u</w:t>
+      </w:r>
+      <w:r>
+        <w:rPr>
+          <w:lang w:val="en-US"/>
+        </w:rPr>
+        <w:t>pper limit from jib head to block top</w:t>
+      </w:r>
+      <w:r>
+        <w:rPr>
+          <w:lang w:val="en-US"/>
+        </w:rPr>
+        <w:t>,</w:t>
+      </w:r>
+      <w:r>
+        <w:rPr>
+          <w:lang w:val="en-US"/>
+        </w:rPr>
+        <w:t xml:space="preserve"> and </w:t>
+      </w:r>
+      <w:r>
+        <w:rPr>
+          <w:lang w:val="en-US"/>
+        </w:rPr>
+        <w:t>sla</w:t>
+      </w:r>
+      <w:r>
+        <w:rPr>
+          <w:lang w:val="en-US"/>
+        </w:rPr>
+        <w:t>ck</w:t>
+      </w:r>
+      <w:r>
+        <w:rPr>
+          <w:lang w:val="en-US"/>
+        </w:rPr>
+        <w:t xml:space="preserve"> </w:t>
+      </w:r>
+      <w:r>
+        <w:rPr>
+          <w:lang w:val="en-US"/>
+        </w:rPr>
+        <w:t>limit</w:t>
+      </w:r>
+      <w:r>
+        <w:rPr>
+          <w:lang w:val="en-US"/>
+        </w:rPr>
+        <w:t xml:space="preserve"> </w:t>
+      </w:r>
+      <w:r>
+        <w:rPr>
+          <w:lang w:val="en-US"/>
+        </w:rPr>
+        <w:t>{</w:t>
+      </w:r>
+      <w:proofErr w:type="spellStart"/>
+      <w:r>
+        <w:rPr>
+          <w:lang w:val="en-US"/>
+        </w:rPr>
+        <w:t>crane_hoisting_limits_status</w:t>
+      </w:r>
+      <w:proofErr w:type="spellEnd"/>
+      <w:proofErr w:type="gramStart"/>
+      <w:r>
+        <w:rPr>
+          <w:lang w:val="en-US"/>
+        </w:rPr>
+        <w:t>} ,</w:t>
+      </w:r>
+      <w:proofErr w:type="gramEnd"/>
+      <w:r>
+        <w:rPr>
+          <w:lang w:val="en-US"/>
+        </w:rPr>
+        <w:t xml:space="preserve"> {crane_hoisting_limits_status1</w:t>
+      </w:r>
+      <w:proofErr w:type="gramStart"/>
+      <w:r>
+        <w:rPr>
+          <w:lang w:val="en-US"/>
+        </w:rPr>
+        <w:t>} ,</w:t>
+      </w:r>
+      <w:proofErr w:type="gramEnd"/>
+      <w:r>
+        <w:rPr>
+          <w:lang w:val="en-US"/>
+        </w:rPr>
+        <w:t xml:space="preserve"> {crane_hoisting_limits_status2</w:t>
+      </w:r>
+      <w:proofErr w:type="gramStart"/>
+      <w:r>
+        <w:rPr>
+          <w:lang w:val="en-US"/>
+        </w:rPr>
+        <w:t>} ,</w:t>
+      </w:r>
+      <w:proofErr w:type="gramEnd"/>
+      <w:r>
+        <w:rPr>
+          <w:lang w:val="en-US"/>
+        </w:rPr>
+        <w:t xml:space="preserve"> {crane_hoisting_limits_status3}</w:t>
+      </w:r>
+    </w:p>
+    <w:p>
+      <w:pPr>
+        <w:pStyle w:val="NoSpacing"/>
+        <w:numPr>
+          <w:ilvl w:val="0"/>
+          <w:numId w:val="23"/>
+        </w:numPr>
+        <w:rPr>
+          <w:lang w:val="en-US"/>
+        </w:rPr>
+      </w:pPr>
+      <w:r>
+        <w:rPr>
+          <w:lang w:val="en-US"/>
+        </w:rPr>
+        <w:t xml:space="preserve">Pedestal </w:t>
+      </w:r>
+      <w:r>
+        <w:rPr>
+          <w:lang w:val="en-US"/>
+        </w:rPr>
+        <w:t xml:space="preserve">/ </w:t>
+      </w:r>
+      <w:r>
+        <w:rPr>
+          <w:lang w:val="en-US"/>
+        </w:rPr>
+        <w:t>Light</w:t>
+      </w:r>
+      <w:r>
+        <w:rPr>
+          <w:lang w:val="en-US"/>
+        </w:rPr>
+        <w:t xml:space="preserve"> </w:t>
+      </w:r>
+      <w:r>
+        <w:rPr>
+          <w:lang w:val="en-US"/>
+        </w:rPr>
+        <w:t>project</w:t>
+      </w:r>
+      <w:r>
+        <w:rPr>
+          <w:lang w:val="en-US"/>
+        </w:rPr>
+        <w:t xml:space="preserve"> </w:t>
+      </w:r>
+      <w:proofErr w:type="gramStart"/>
+      <w:r>
+        <w:rPr>
+          <w:lang w:val="en-US"/>
+        </w:rPr>
+        <w:t>(</w:t>
       </w:r>
       <w:r>
         <w:rPr>
@@ -402,944 +1982,70 @@
         <w:t xml:space="preserve"> {</w:t>
       </w:r>
       <w:proofErr w:type="spellStart"/>
-      <w:r>
-        <w:rPr>
-          <w:lang w:val="en-US"/>
-        </w:rPr>
-        <w:t>gear_end_minute</w:t>
+      <w:proofErr w:type="gramEnd"/>
+      <w:r>
+        <w:rPr>
+          <w:lang w:val="en-US"/>
+        </w:rPr>
+        <w:t>pedestal_light_project_status</w:t>
       </w:r>
       <w:proofErr w:type="spellEnd"/>
-      <w:r>
-        <w:rPr>
-          <w:lang w:val="en-US"/>
-        </w:rPr>
-        <w:t>}</w:t>
-      </w:r>
-      <w:r>
-        <w:rPr>
-          <w:lang w:val="en-US"/>
-        </w:rPr>
-        <w:t xml:space="preserve"> LT</w:t>
-      </w:r>
-      <w:r>
-        <w:rPr>
-          <w:lang w:val="en-US"/>
-        </w:rPr>
-        <w:t>.</w:t>
-      </w:r>
-    </w:p>
-    <w:p>
-      <w:pPr>
-        <w:pStyle w:val="ListParagraph"/>
-        <w:numPr>
-          <w:ilvl w:val="0"/>
-          <w:numId w:val="7"/>
-        </w:numPr>
-      </w:pPr>
-      <w:r>
-        <w:t>{</w:t>
-      </w:r>
-      <w:proofErr w:type="spellStart"/>
-      <w:r>
-        <w:t>gear_condition</w:t>
-      </w:r>
-      <w:proofErr w:type="spellEnd"/>
-      <w:r>
-        <w:t>}</w:t>
-      </w:r>
-      <w:r>
-        <w:t>.</w:t>
-      </w:r>
-    </w:p>
-    <w:p>
-      <w:pPr>
-        <w:pStyle w:val="ListParagraph"/>
-        <w:numPr>
-          <w:ilvl w:val="0"/>
-          <w:numId w:val="7"/>
-        </w:numPr>
-      </w:pPr>
-      <w:r>
-        <w:t>{</w:t>
-      </w:r>
-      <w:proofErr w:type="spellStart"/>
-      <w:r>
-        <w:t>gear_wires</w:t>
-      </w:r>
-      <w:proofErr w:type="spellEnd"/>
-      <w:r>
-        <w:t>}</w:t>
-      </w:r>
-      <w:r>
-        <w:t xml:space="preserve">. </w:t>
-      </w:r>
-    </w:p>
-    <w:p>
-      <w:pPr>
-        <w:pStyle w:val="ListParagraph"/>
-        <w:numPr>
-          <w:ilvl w:val="0"/>
-          <w:numId w:val="7"/>
-        </w:numPr>
-      </w:pPr>
-      <w:r>
-        <w:t>{</w:t>
-      </w:r>
-      <w:proofErr w:type="spellStart"/>
-      <w:r>
-        <w:t>gear_sheaves</w:t>
-      </w:r>
-      <w:proofErr w:type="spellEnd"/>
-      <w:r>
-        <w:t>}</w:t>
-      </w:r>
-      <w:r>
-        <w:t>.</w:t>
-      </w:r>
-    </w:p>
-    <w:p>
-      <w:pPr>
-        <w:pStyle w:val="ListParagraph"/>
-        <w:numPr>
-          <w:ilvl w:val="0"/>
-          <w:numId w:val="7"/>
-        </w:numPr>
-      </w:pPr>
-      <w:r>
-        <w:t>{</w:t>
-      </w:r>
-      <w:proofErr w:type="spellStart"/>
-      <w:r>
-        <w:t>gear_operability</w:t>
-      </w:r>
-      <w:proofErr w:type="spellEnd"/>
-      <w:r>
-        <w:t>}</w:t>
-      </w:r>
-      <w:r>
-        <w:t>.</w:t>
-      </w:r>
-    </w:p>
-    <w:p>
-      <w:pPr>
-        <w:pStyle w:val="Heading3"/>
-      </w:pPr>
-      <w:r>
-        <w:t xml:space="preserve"> Crane </w:t>
-      </w:r>
-      <w:proofErr w:type="spellStart"/>
-      <w:r>
-        <w:t>Inspection</w:t>
-      </w:r>
-      <w:proofErr w:type="spellEnd"/>
-    </w:p>
-    <w:p>
-      <w:pPr>
-        <w:pStyle w:val="NoSpacing"/>
-        <w:numPr>
-          <w:ilvl w:val="0"/>
-          <w:numId w:val="23"/>
-        </w:numPr>
-      </w:pPr>
-      <w:r>
-        <w:t xml:space="preserve">Crane </w:t>
-      </w:r>
-      <w:r>
-        <w:t>Access ( {</w:t>
-      </w:r>
-      <w:proofErr w:type="spellStart"/>
-      <w:r>
-        <w:t>crane_access_status</w:t>
-      </w:r>
-      <w:proofErr w:type="spellEnd"/>
-      <w:r>
-        <w:t>} , {crane_access_status1} , {crane_access_status2} , {crane_access_status3}</w:t>
-      </w:r>
-      <w:r>
+      <w:proofErr w:type="gramStart"/>
+      <w:r>
+        <w:rPr>
+          <w:lang w:val="en-US"/>
+        </w:rPr>
+        <w:t>} ,</w:t>
+      </w:r>
+      <w:proofErr w:type="gramEnd"/>
+      <w:r>
+        <w:rPr>
+          <w:lang w:val="en-US"/>
+        </w:rPr>
+        <w:t xml:space="preserve"> {pedestal_light_project_status1</w:t>
+      </w:r>
+      <w:proofErr w:type="gramStart"/>
+      <w:r>
+        <w:rPr>
+          <w:lang w:val="en-US"/>
+        </w:rPr>
+        <w:t>} ,</w:t>
+      </w:r>
+      <w:proofErr w:type="gramEnd"/>
+      <w:r>
+        <w:rPr>
+          <w:lang w:val="en-US"/>
+        </w:rPr>
+        <w:t xml:space="preserve"> {pedestal_light_project_status2</w:t>
+      </w:r>
+      <w:proofErr w:type="gramStart"/>
+      <w:r>
+        <w:rPr>
+          <w:lang w:val="en-US"/>
+        </w:rPr>
+        <w:t>} ,</w:t>
+      </w:r>
+      <w:proofErr w:type="gramEnd"/>
+      <w:r>
+        <w:rPr>
+          <w:lang w:val="en-US"/>
+        </w:rPr>
+        <w:t xml:space="preserve"> {pedestal_light_project_status3</w:t>
+      </w:r>
+      <w:proofErr w:type="gramStart"/>
+      <w:r>
+        <w:rPr>
+          <w:lang w:val="en-US"/>
+        </w:rPr>
+        <w:t xml:space="preserve">} </w:t>
+      </w:r>
+      <w:r>
+        <w:rPr>
+          <w:lang w:val="en-US"/>
+        </w:rPr>
         <w:t>)</w:t>
       </w:r>
-      <w:r>
-        <w:t>.</w:t>
-      </w:r>
-    </w:p>
-    <w:p>
-      <w:pPr>
-        <w:pStyle w:val="NoSpacing"/>
-        <w:numPr>
-          <w:ilvl w:val="0"/>
-          <w:numId w:val="23"/>
-        </w:numPr>
-        <w:rPr>
-          <w:lang w:val="en-US"/>
-        </w:rPr>
-      </w:pPr>
-      <w:r>
-        <w:rPr>
-          <w:lang w:val="en-US"/>
-        </w:rPr>
-        <w:t>Crane</w:t>
-      </w:r>
-      <w:r>
-        <w:rPr>
-          <w:lang w:val="en-US"/>
-        </w:rPr>
-        <w:t xml:space="preserve"> </w:t>
-      </w:r>
-      <w:r>
-        <w:rPr>
-          <w:lang w:val="en-US"/>
-        </w:rPr>
-        <w:t>machinery space (</w:t>
-      </w:r>
-      <w:r>
-        <w:rPr>
-          <w:lang w:val="en-US"/>
-        </w:rPr>
-        <w:t xml:space="preserve"> {</w:t>
-      </w:r>
-      <w:proofErr w:type="spellStart"/>
-      <w:r>
-        <w:rPr>
-          <w:lang w:val="en-US"/>
-        </w:rPr>
-        <w:t>crane_machinery_space_status</w:t>
-      </w:r>
-      <w:proofErr w:type="spellEnd"/>
-      <w:r>
-        <w:rPr>
-          <w:lang w:val="en-US"/>
-        </w:rPr>
-        <w:t xml:space="preserve">} , {crane_machinery_space_status1} , {crane_machinery_space_status2}, {crane_machinery_space_status3} </w:t>
-      </w:r>
-      <w:r>
-        <w:rPr>
-          <w:lang w:val="en-US"/>
-        </w:rPr>
-        <w:t>)</w:t>
-      </w:r>
-      <w:r>
-        <w:rPr>
-          <w:lang w:val="en-US"/>
-        </w:rPr>
-        <w:t>.</w:t>
-      </w:r>
-    </w:p>
-    <w:p>
-      <w:pPr>
-        <w:pStyle w:val="NoSpacing"/>
-        <w:numPr>
-          <w:ilvl w:val="0"/>
-          <w:numId w:val="23"/>
-        </w:numPr>
-      </w:pPr>
-      <w:r>
-        <w:t xml:space="preserve">Crane </w:t>
-      </w:r>
-      <w:proofErr w:type="spellStart"/>
-      <w:r>
-        <w:t>operator</w:t>
-      </w:r>
-      <w:proofErr w:type="spellEnd"/>
-      <w:r>
-        <w:t xml:space="preserve"> </w:t>
-      </w:r>
-      <w:proofErr w:type="spellStart"/>
-      <w:r>
-        <w:t>cabin</w:t>
-      </w:r>
-      <w:proofErr w:type="spellEnd"/>
-      <w:r>
-        <w:t>,</w:t>
-      </w:r>
-      <w:r>
-        <w:t xml:space="preserve"> </w:t>
-      </w:r>
-      <w:r>
-        <w:t>{</w:t>
-      </w:r>
-      <w:proofErr w:type="spellStart"/>
-      <w:r>
-        <w:t>crane_operator_cabin_status</w:t>
-      </w:r>
-      <w:proofErr w:type="spellEnd"/>
-      <w:r>
-        <w:t>} , {crane_operator_cabin_status1} , {crane_operator_cabin_status2} , {crane_operator_cabin_status3}</w:t>
-      </w:r>
-    </w:p>
-    <w:p>
-      <w:pPr>
-        <w:pStyle w:val="NoSpacing"/>
-        <w:numPr>
-          <w:ilvl w:val="0"/>
-          <w:numId w:val="23"/>
-        </w:numPr>
-        <w:rPr>
-          <w:lang w:val="en-US"/>
-        </w:rPr>
-      </w:pPr>
-      <w:r>
-        <w:rPr>
-          <w:lang w:val="en-US"/>
-        </w:rPr>
-        <w:t>Crane jib head sheaves</w:t>
-      </w:r>
-      <w:r>
-        <w:rPr>
-          <w:lang w:val="en-US"/>
-        </w:rPr>
-        <w:t xml:space="preserve"> </w:t>
-      </w:r>
-      <w:r>
-        <w:rPr>
-          <w:lang w:val="en-US"/>
-        </w:rPr>
-        <w:t>{</w:t>
-      </w:r>
-      <w:proofErr w:type="spellStart"/>
-      <w:r>
-        <w:rPr>
-          <w:lang w:val="en-US"/>
-        </w:rPr>
-        <w:t>crane_jib_head_sheaves_status</w:t>
-      </w:r>
-      <w:proofErr w:type="spellEnd"/>
-      <w:r>
-        <w:rPr>
-          <w:lang w:val="en-US"/>
-        </w:rPr>
-        <w:t>} , {crane_jib_head_sheaves_status1} , {crane_jib_head_sheaves_status2} , {crane_jib_head_sheaves_status3}</w:t>
-      </w:r>
-      <w:r>
-        <w:rPr>
-          <w:lang w:val="en-US"/>
-        </w:rPr>
-        <w:t>.</w:t>
-      </w:r>
-    </w:p>
-    <w:p>
-      <w:pPr>
-        <w:pStyle w:val="NoSpacing"/>
-        <w:numPr>
-          <w:ilvl w:val="0"/>
-          <w:numId w:val="23"/>
-        </w:numPr>
-        <w:rPr>
-          <w:lang w:val="en-US"/>
-        </w:rPr>
-      </w:pPr>
-      <w:r>
-        <w:rPr>
-          <w:lang w:val="en-US"/>
-        </w:rPr>
-        <w:t xml:space="preserve">Hoisting wire end pin / </w:t>
-      </w:r>
-      <w:r>
-        <w:rPr>
-          <w:lang w:val="en-US"/>
-        </w:rPr>
-        <w:t>{</w:t>
-      </w:r>
-      <w:proofErr w:type="spellStart"/>
-      <w:r>
-        <w:rPr>
-          <w:lang w:val="en-US"/>
-        </w:rPr>
-        <w:t>hoisting_wire_end_pin_status</w:t>
-      </w:r>
-      <w:proofErr w:type="spellEnd"/>
-      <w:r>
-        <w:rPr>
-          <w:lang w:val="en-US"/>
-        </w:rPr>
-        <w:t xml:space="preserve">} , {hoisting_wire_end_pin_status1} , {hoisting_wire_end_pin_status2} , {hoisting_wire_end_pin_status3} </w:t>
-      </w:r>
-      <w:r>
-        <w:rPr>
-          <w:lang w:val="en-US"/>
-        </w:rPr>
-        <w:t>.</w:t>
-      </w:r>
-    </w:p>
-    <w:p>
-      <w:pPr>
-        <w:pStyle w:val="NoSpacing"/>
-        <w:numPr>
-          <w:ilvl w:val="0"/>
-          <w:numId w:val="23"/>
-        </w:numPr>
-        <w:rPr>
-          <w:lang w:val="en-US"/>
-        </w:rPr>
-      </w:pPr>
-      <w:r>
-        <w:rPr>
-          <w:lang w:val="en-US"/>
-        </w:rPr>
-        <w:t>Luffing wire end pin /</w:t>
-      </w:r>
-      <w:r>
-        <w:rPr>
-          <w:lang w:val="en-US"/>
-        </w:rPr>
-        <w:t xml:space="preserve"> </w:t>
-      </w:r>
-      <w:r>
-        <w:rPr>
-          <w:lang w:val="en-US"/>
-        </w:rPr>
-        <w:t>{</w:t>
-      </w:r>
-      <w:proofErr w:type="spellStart"/>
-      <w:r>
-        <w:rPr>
-          <w:lang w:val="en-US"/>
-        </w:rPr>
-        <w:t>luffing_wire_end_pin_status</w:t>
-      </w:r>
-      <w:proofErr w:type="spellEnd"/>
-      <w:r>
-        <w:rPr>
-          <w:lang w:val="en-US"/>
-        </w:rPr>
-        <w:t xml:space="preserve">} , {luffing_wire_end_pin_status1} , {luffing_wire_end_pin_status2} , {luffing_wire_end_pin_status3} </w:t>
-      </w:r>
-      <w:r>
-        <w:rPr>
-          <w:lang w:val="en-US"/>
-        </w:rPr>
-        <w:t>.</w:t>
-      </w:r>
-    </w:p>
-    <w:p>
-      <w:pPr>
-        <w:pStyle w:val="NoSpacing"/>
-        <w:numPr>
-          <w:ilvl w:val="0"/>
-          <w:numId w:val="23"/>
-        </w:numPr>
-        <w:rPr>
-          <w:lang w:val="en-US"/>
-        </w:rPr>
-      </w:pPr>
-      <w:r>
-        <w:rPr>
-          <w:lang w:val="en-US"/>
-        </w:rPr>
-        <w:t>Crane wire rope visual inspection</w:t>
-      </w:r>
-      <w:r>
-        <w:rPr>
-          <w:lang w:val="en-US"/>
-        </w:rPr>
-        <w:t xml:space="preserve">, </w:t>
-      </w:r>
-      <w:r>
-        <w:rPr>
-          <w:lang w:val="en-US"/>
-        </w:rPr>
-        <w:t>{</w:t>
-      </w:r>
-      <w:proofErr w:type="spellStart"/>
-      <w:r>
-        <w:rPr>
-          <w:lang w:val="en-US"/>
-        </w:rPr>
-        <w:t>crane_wire_visual_status</w:t>
-      </w:r>
-      <w:proofErr w:type="spellEnd"/>
-      <w:r>
-        <w:rPr>
-          <w:lang w:val="en-US"/>
-        </w:rPr>
-        <w:t xml:space="preserve">} , {crane_wire_visual_status1} , {crane_wire_visual_status2} , </w:t>
-      </w:r>
-    </w:p>
-    <w:p>
-      <w:pPr>
-        <w:pStyle w:val="NoSpacing"/>
-        <w:numPr>
-          <w:ilvl w:val="0"/>
-          <w:numId w:val="23"/>
-        </w:numPr>
-        <w:rPr>
-          <w:lang w:val="en-US"/>
-        </w:rPr>
-      </w:pPr>
-      <w:r>
-        <w:rPr>
-          <w:lang w:val="en-US"/>
-        </w:rPr>
-        <w:t>Crane housing top sheaves</w:t>
-      </w:r>
-      <w:r>
-        <w:rPr>
-          <w:lang w:val="en-US"/>
-        </w:rPr>
-        <w:t xml:space="preserve"> were</w:t>
-      </w:r>
-      <w:r>
-        <w:rPr>
-          <w:lang w:val="en-US"/>
-        </w:rPr>
-        <w:t xml:space="preserve"> found </w:t>
-      </w:r>
-      <w:r>
-        <w:rPr>
-          <w:lang w:val="en-US"/>
-        </w:rPr>
-        <w:t>{</w:t>
-      </w:r>
-      <w:proofErr w:type="spellStart"/>
-      <w:r>
-        <w:rPr>
-          <w:lang w:val="en-US"/>
-        </w:rPr>
-        <w:t>crane_housing_sheaves_status</w:t>
-      </w:r>
-      <w:proofErr w:type="spellEnd"/>
-      <w:r>
-        <w:rPr>
-          <w:lang w:val="en-US"/>
-        </w:rPr>
-        <w:t>} , {crane_housing_sheaves_status1} {crane_housing_sheaves_status2} , {crane_housing_sheaves_status3}</w:t>
-      </w:r>
-    </w:p>
-    <w:p>
-      <w:pPr>
-        <w:pStyle w:val="NoSpacing"/>
-        <w:numPr>
-          <w:ilvl w:val="0"/>
-          <w:numId w:val="23"/>
-        </w:numPr>
-        <w:rPr>
-          <w:lang w:val="en-US"/>
-        </w:rPr>
-      </w:pPr>
-      <w:r>
-        <w:rPr>
-          <w:lang w:val="en-US"/>
-        </w:rPr>
-        <w:lastRenderedPageBreak/>
-        <w:t>Luffing center sheave visual inspection</w:t>
-      </w:r>
-      <w:r>
-        <w:rPr>
-          <w:lang w:val="en-US"/>
-        </w:rPr>
-        <w:t xml:space="preserve">, </w:t>
-      </w:r>
-      <w:r>
-        <w:rPr>
-          <w:lang w:val="en-US"/>
-        </w:rPr>
-        <w:t>{</w:t>
-      </w:r>
-      <w:proofErr w:type="spellStart"/>
-      <w:r>
-        <w:rPr>
-          <w:lang w:val="en-US"/>
-        </w:rPr>
-        <w:t>luffing_center_sheave_status</w:t>
-      </w:r>
-      <w:proofErr w:type="spellEnd"/>
-      <w:r>
-        <w:rPr>
-          <w:lang w:val="en-US"/>
-        </w:rPr>
-        <w:t>} , {luffing_center_sheave_status1} , {</w:t>
-      </w:r>
-      <w:proofErr w:type="spellStart"/>
-      <w:r>
-        <w:rPr>
-          <w:lang w:val="en-US"/>
-        </w:rPr>
-        <w:t>cargo_block_sheave_status</w:t>
-      </w:r>
-      <w:proofErr w:type="spellEnd"/>
-      <w:r>
-        <w:rPr>
-          <w:lang w:val="en-US"/>
-        </w:rPr>
-        <w:t>} , {cargo_block_sheave_status1} , {cargo_block_sheave_status2} , {cargo_block_sheave_status3}</w:t>
-      </w:r>
-    </w:p>
-    <w:p>
-      <w:pPr>
-        <w:pStyle w:val="NoSpacing"/>
-        <w:numPr>
-          <w:ilvl w:val="0"/>
-          <w:numId w:val="23"/>
-        </w:numPr>
-        <w:rPr>
-          <w:lang w:val="en-US"/>
-        </w:rPr>
-      </w:pPr>
-      <w:r>
-        <w:rPr>
-          <w:lang w:val="en-US"/>
-        </w:rPr>
-        <w:t xml:space="preserve">Cargo block sheave shaft. – </w:t>
-      </w:r>
-      <w:r>
-        <w:rPr>
-          <w:lang w:val="en-US"/>
-        </w:rPr>
-        <w:t>were found</w:t>
-      </w:r>
-      <w:r>
-        <w:rPr>
-          <w:lang w:val="en-US"/>
-        </w:rPr>
-        <w:t xml:space="preserve"> </w:t>
-      </w:r>
-      <w:r>
-        <w:rPr>
-          <w:lang w:val="en-US"/>
-        </w:rPr>
-        <w:t>{</w:t>
-      </w:r>
-      <w:proofErr w:type="spellStart"/>
-      <w:r>
-        <w:rPr>
-          <w:lang w:val="en-US"/>
-        </w:rPr>
-        <w:t>cargo_block_sheave_status</w:t>
-      </w:r>
-      <w:proofErr w:type="spellEnd"/>
-      <w:r>
-        <w:rPr>
-          <w:lang w:val="en-US"/>
-        </w:rPr>
-        <w:t>} , {cargo_block_sheave_status1} , {cargo_block_sheave_status2} , {cargo_block_sheave_status3}</w:t>
-      </w:r>
-    </w:p>
-    <w:p>
-      <w:pPr>
-        <w:pStyle w:val="NoSpacing"/>
-        <w:numPr>
-          <w:ilvl w:val="0"/>
-          <w:numId w:val="23"/>
-        </w:numPr>
-        <w:rPr>
-          <w:lang w:val="en-US"/>
-        </w:rPr>
-      </w:pPr>
-      <w:r>
-        <w:rPr>
-          <w:lang w:val="en-US"/>
-        </w:rPr>
-        <w:t xml:space="preserve">Slack hoisting wire limit </w:t>
-      </w:r>
-      <w:r>
-        <w:rPr>
-          <w:lang w:val="en-US"/>
-        </w:rPr>
-        <w:t>–</w:t>
-      </w:r>
-      <w:r>
-        <w:rPr>
-          <w:lang w:val="en-US"/>
-        </w:rPr>
-        <w:t xml:space="preserve"> </w:t>
-      </w:r>
-      <w:r>
-        <w:rPr>
-          <w:lang w:val="en-US"/>
-        </w:rPr>
-        <w:t>{</w:t>
-      </w:r>
-      <w:proofErr w:type="spellStart"/>
-      <w:r>
-        <w:rPr>
-          <w:lang w:val="en-US"/>
-        </w:rPr>
-        <w:t>slack_hoisting_limit_status</w:t>
-      </w:r>
-      <w:proofErr w:type="spellEnd"/>
-      <w:r>
-        <w:rPr>
-          <w:lang w:val="en-US"/>
-        </w:rPr>
-        <w:t>}, {slack_hoisting_limit_status1} , {slack_hoisting_limit_status2} , {slack_hoisting_limit_status3}</w:t>
-      </w:r>
-    </w:p>
-    <w:p>
-      <w:pPr>
-        <w:pStyle w:val="NoSpacing"/>
-        <w:numPr>
-          <w:ilvl w:val="0"/>
-          <w:numId w:val="23"/>
-        </w:numPr>
-        <w:rPr>
-          <w:lang w:val="en-US"/>
-        </w:rPr>
-      </w:pPr>
-      <w:r>
-        <w:rPr>
-          <w:lang w:val="en-US"/>
-        </w:rPr>
-        <w:t xml:space="preserve">Crane jib angle limits </w:t>
-      </w:r>
-      <w:r>
-        <w:rPr>
-          <w:lang w:val="en-US"/>
-        </w:rPr>
-        <w:t>–</w:t>
-      </w:r>
-      <w:r>
-        <w:rPr>
-          <w:lang w:val="en-US"/>
-        </w:rPr>
-        <w:t xml:space="preserve"> </w:t>
-      </w:r>
-      <w:r>
-        <w:rPr>
-          <w:lang w:val="en-US"/>
-        </w:rPr>
-        <w:t>{</w:t>
-      </w:r>
-      <w:proofErr w:type="spellStart"/>
-      <w:r>
-        <w:rPr>
-          <w:lang w:val="en-US"/>
-        </w:rPr>
-        <w:t>crane_jib_angle_limits_status</w:t>
-      </w:r>
-      <w:proofErr w:type="spellEnd"/>
-      <w:r>
-        <w:rPr>
-          <w:lang w:val="en-US"/>
-        </w:rPr>
-        <w:t>} , {crane_jib_angle_limits_status1} , {crane_jib_angle_limits_status2} , {crane_jib_angle_limits_status3}</w:t>
-      </w:r>
-      <w:r>
-        <w:rPr>
-          <w:lang w:val="en-US"/>
-        </w:rPr>
-        <w:t>.</w:t>
-      </w:r>
-      <w:r>
-        <w:rPr>
-          <w:lang w:val="en-US"/>
-        </w:rPr>
-        <w:t xml:space="preserve"> </w:t>
-      </w:r>
-    </w:p>
-    <w:p>
-      <w:pPr>
-        <w:pStyle w:val="NoSpacing"/>
-        <w:numPr>
-          <w:ilvl w:val="0"/>
-          <w:numId w:val="23"/>
-        </w:numPr>
-        <w:rPr>
-          <w:lang w:val="en-US"/>
-        </w:rPr>
-      </w:pPr>
-      <w:r>
-        <w:rPr>
-          <w:lang w:val="en-US"/>
-        </w:rPr>
-        <w:t xml:space="preserve">Crane Jib Angle indicator – </w:t>
-      </w:r>
-      <w:r>
-        <w:rPr>
-          <w:lang w:val="en-US"/>
-        </w:rPr>
-        <w:t>{</w:t>
-      </w:r>
-      <w:proofErr w:type="spellStart"/>
-      <w:r>
-        <w:rPr>
-          <w:lang w:val="en-US"/>
-        </w:rPr>
-        <w:t>crane_jib_angle_indicator_status</w:t>
-      </w:r>
-      <w:proofErr w:type="spellEnd"/>
-      <w:r>
-        <w:rPr>
-          <w:lang w:val="en-US"/>
-        </w:rPr>
-        <w:t>} , {crane_jib_angle_indicator_status1} , {crane_jib_angle_indicator_status2} , {crane_jib_angle_indicator_status3}</w:t>
-      </w:r>
-    </w:p>
-    <w:p>
-      <w:pPr>
-        <w:pStyle w:val="NoSpacing"/>
-        <w:numPr>
-          <w:ilvl w:val="0"/>
-          <w:numId w:val="23"/>
-        </w:numPr>
-        <w:rPr>
-          <w:lang w:val="en-US"/>
-        </w:rPr>
-      </w:pPr>
-      <w:r>
-        <w:rPr>
-          <w:lang w:val="en-US"/>
-        </w:rPr>
-        <w:t xml:space="preserve">Crane hoisting wire limits </w:t>
-      </w:r>
-      <w:r>
-        <w:rPr>
-          <w:lang w:val="en-US"/>
-        </w:rPr>
-        <w:t>/</w:t>
-      </w:r>
-      <w:r>
-        <w:rPr>
-          <w:lang w:val="en-US"/>
-        </w:rPr>
-        <w:t xml:space="preserve"> </w:t>
-      </w:r>
-      <w:r>
-        <w:rPr>
-          <w:lang w:val="en-US"/>
-        </w:rPr>
-        <w:t>u</w:t>
-      </w:r>
-      <w:r>
-        <w:rPr>
-          <w:lang w:val="en-US"/>
-        </w:rPr>
-        <w:t>pper limit from jib head to block top</w:t>
-      </w:r>
-      <w:r>
-        <w:rPr>
-          <w:lang w:val="en-US"/>
-        </w:rPr>
-        <w:t>,</w:t>
-      </w:r>
-      <w:r>
-        <w:rPr>
-          <w:lang w:val="en-US"/>
-        </w:rPr>
-        <w:t xml:space="preserve"> and </w:t>
-      </w:r>
-      <w:r>
-        <w:rPr>
-          <w:lang w:val="en-US"/>
-        </w:rPr>
-        <w:t>sla</w:t>
-      </w:r>
-      <w:r>
-        <w:rPr>
-          <w:lang w:val="en-US"/>
-        </w:rPr>
-        <w:t>ck</w:t>
-      </w:r>
-      <w:r>
-        <w:rPr>
-          <w:lang w:val="en-US"/>
-        </w:rPr>
-        <w:t xml:space="preserve"> </w:t>
-      </w:r>
-      <w:r>
-        <w:rPr>
-          <w:lang w:val="en-US"/>
-        </w:rPr>
-        <w:t>limit</w:t>
-      </w:r>
-      <w:r>
-        <w:rPr>
-          <w:lang w:val="en-US"/>
-        </w:rPr>
-        <w:t xml:space="preserve"> </w:t>
-      </w:r>
-      <w:r>
-        <w:rPr>
-          <w:lang w:val="en-US"/>
-        </w:rPr>
-        <w:t>{</w:t>
-      </w:r>
-      <w:proofErr w:type="spellStart"/>
-      <w:r>
-        <w:rPr>
-          <w:lang w:val="en-US"/>
-        </w:rPr>
-        <w:t>crane_hoisting_limits_status</w:t>
-      </w:r>
-      <w:proofErr w:type="spellEnd"/>
-      <w:r>
-        <w:rPr>
-          <w:lang w:val="en-US"/>
-        </w:rPr>
-        <w:t>} , {crane_hoisting_limits_status1} , {crane_hoisting_limits_status2} , {crane_hoisting_limits_status3}</w:t>
-      </w:r>
-    </w:p>
-    <w:p>
-      <w:pPr>
-        <w:pStyle w:val="NoSpacing"/>
-        <w:numPr>
-          <w:ilvl w:val="0"/>
-          <w:numId w:val="23"/>
-        </w:numPr>
-        <w:rPr>
-          <w:lang w:val="en-US"/>
-        </w:rPr>
-      </w:pPr>
-      <w:r>
-        <w:rPr>
-          <w:lang w:val="en-US"/>
-        </w:rPr>
-        <w:t xml:space="preserve">Pedestal </w:t>
-      </w:r>
-      <w:r>
-        <w:rPr>
-          <w:lang w:val="en-US"/>
-        </w:rPr>
-        <w:t xml:space="preserve">/ </w:t>
-      </w:r>
-      <w:r>
-        <w:rPr>
-          <w:lang w:val="en-US"/>
-        </w:rPr>
-        <w:t>Light</w:t>
-      </w:r>
-      <w:r>
-        <w:rPr>
-          <w:lang w:val="en-US"/>
-        </w:rPr>
-        <w:t xml:space="preserve"> </w:t>
-      </w:r>
-      <w:r>
-        <w:rPr>
-          <w:lang w:val="en-US"/>
-        </w:rPr>
-        <w:t>project</w:t>
-      </w:r>
-      <w:r>
-        <w:rPr>
-          <w:lang w:val="en-US"/>
-        </w:rPr>
-        <w:t xml:space="preserve"> (</w:t>
-      </w:r>
-      <w:r>
-        <w:rPr>
-          <w:lang w:val="en-US"/>
-        </w:rPr>
-        <w:t xml:space="preserve"> {</w:t>
-      </w:r>
-      <w:proofErr w:type="spellStart"/>
-      <w:r>
-        <w:rPr>
-          <w:lang w:val="en-US"/>
-        </w:rPr>
-        <w:t>pedestal_light_project_status</w:t>
-      </w:r>
-      <w:proofErr w:type="spellEnd"/>
-      <w:r>
-        <w:rPr>
-          <w:lang w:val="en-US"/>
-        </w:rPr>
-        <w:t xml:space="preserve">} , {pedestal_light_project_status1} , {pedestal_light_project_status2} , {pedestal_light_project_status3} </w:t>
-      </w:r>
-      <w:r>
-        <w:rPr>
-          <w:lang w:val="en-US"/>
-        </w:rPr>
-        <w:t>)</w:t>
-      </w:r>
+      <w:proofErr w:type="gramEnd"/>
     </w:p>
     <w:p>
       <w:pPr>
@@ -2403,6 +3109,7 @@
         </w:rPr>
         <w:t xml:space="preserve"> of this report </w:t>
       </w:r>
+      <w:proofErr w:type="gramStart"/>
       <w:r>
         <w:rPr>
           <w:lang w:val="en-US"/>
@@ -2416,6 +3123,7 @@
         <w:t>{</w:t>
       </w:r>
       <w:proofErr w:type="spellStart"/>
+      <w:proofErr w:type="gramEnd"/>
       <w:r>
         <w:rPr>
           <w:lang w:val="en-US"/>
@@ -2497,7 +3205,21 @@
         <w:rPr>
           <w:lang w:val="en-US"/>
         </w:rPr>
-        <w:t>THIS BONAFIDE REPORT IS ISSUED WITHOUT PREJUDICE AND IS FOR THE BENEFIT OF WHOM IT MAY CONCERN, AND WE RESERVE OUR RIGHT TO AMEND AND/OR EXTEND THIS REPORT SHOULD NEW INFORMATION COME TO OUR KNOWLEDGE</w:t>
+        <w:t xml:space="preserve">THIS BONAFIDE REPORT </w:t>
+      </w:r>
+      <w:proofErr w:type="gramStart"/>
+      <w:r>
+        <w:rPr>
+          <w:lang w:val="en-US"/>
+        </w:rPr>
+        <w:t>IS ISSUED</w:t>
+      </w:r>
+      <w:proofErr w:type="gramEnd"/>
+      <w:r>
+        <w:rPr>
+          <w:lang w:val="en-US"/>
+        </w:rPr>
+        <w:t xml:space="preserve"> WITHOUT PREJUDICE AND IS FOR THE BENEFIT OF WHOM IT MAY CONCERN, AND WE RESERVE OUR RIGHT TO AMEND AND/OR EXTEND THIS REPORT SHOULD NEW INFORMATION COME TO OUR KNOWLEDGE</w:t>
       </w:r>
     </w:p>
     <w:p>
@@ -3025,7 +3747,16 @@
         <w:sz w:val="12"/>
         <w:lang w:val="en-US"/>
       </w:rPr>
-      <w:t>report_number</w:t>
+      <w:t>report_</w:t>
+    </w:r>
+    <w:proofErr w:type="gramStart"/>
+    <w:r>
+      <w:rPr>
+        <w:color w:val="000000"/>
+        <w:sz w:val="12"/>
+        <w:lang w:val="en-US"/>
+      </w:rPr>
+      <w:t>number</w:t>
     </w:r>
     <w:proofErr w:type="spellEnd"/>
     <w:r>
@@ -3050,7 +3781,16 @@
         <w:sz w:val="12"/>
         <w:lang w:val="en-US"/>
       </w:rPr>
-      <w:t>{vessel}</w:t>
+      <w:t>{</w:t>
+    </w:r>
+    <w:proofErr w:type="gramEnd"/>
+    <w:r>
+      <w:rPr>
+        <w:color w:val="000000"/>
+        <w:sz w:val="12"/>
+        <w:lang w:val="en-US"/>
+      </w:rPr>
+      <w:t>vessel}</w:t>
     </w:r>
     <w:r>
       <w:rPr>
@@ -3131,6 +3871,22 @@
         <w:lang w:val="en-US"/>
       </w:rPr>
       <w:tab/>
+    </w:r>
+    <w:r>
+      <w:rPr>
+        <w:color w:val="000000"/>
+        <w:sz w:val="12"/>
+        <w:lang w:val="en-US"/>
+      </w:rPr>
+      <w:tab/>
+    </w:r>
+    <w:r>
+      <w:rPr>
+        <w:color w:val="000000"/>
+        <w:sz w:val="12"/>
+        <w:lang w:val="en-US"/>
+      </w:rPr>
+      <w:t xml:space="preserve">     </w:t>
     </w:r>
     <w:r>
       <w:rPr>
@@ -3513,7 +4269,6 @@
           </w14:srgbClr>
         </w14:shadow>
       </w:rPr>
-      <w:tab/>
       <w:t xml:space="preserve">  </w:t>
     </w:r>
     <w:r>
@@ -3528,24 +4283,8 @@
           </w14:srgbClr>
         </w14:shadow>
       </w:rPr>
-      <w:t xml:space="preserve">CERT </w:t>
+      <w:t>CERT Nº</w:t>
     </w:r>
-    <w:proofErr w:type="spellStart"/>
-    <w:r>
-      <w:rPr>
-        <w:b/>
-        <w:color w:val="0000FF"/>
-        <w:spacing w:val="22"/>
-        <w:sz w:val="20"/>
-        <w14:shadow w14:blurRad="50800" w14:dist="38100" w14:dir="2700000" w14:sx="100000" w14:sy="100000" w14:kx="0" w14:ky="0" w14:algn="tl">
-          <w14:srgbClr w14:val="000000">
-            <w14:alpha w14:val="60000"/>
-          </w14:srgbClr>
-        </w14:shadow>
-      </w:rPr>
-      <w:t>Nº</w:t>
-    </w:r>
-    <w:proofErr w:type="spellEnd"/>
     <w:r>
       <w:rPr>
         <w:b/>

--- a/backend_api/templates/crane_inspection_template.docx
+++ b/backend_api/templates/crane_inspection_template.docx
@@ -4283,8 +4283,24 @@
           </w14:srgbClr>
         </w14:shadow>
       </w:rPr>
-      <w:t>CERT Nº</w:t>
+      <w:t xml:space="preserve">CERT </w:t>
     </w:r>
+    <w:proofErr w:type="spellStart"/>
+    <w:r>
+      <w:rPr>
+        <w:b/>
+        <w:color w:val="0000FF"/>
+        <w:spacing w:val="22"/>
+        <w:sz w:val="20"/>
+        <w14:shadow w14:blurRad="50800" w14:dist="38100" w14:dir="2700000" w14:sx="100000" w14:sy="100000" w14:kx="0" w14:ky="0" w14:algn="tl">
+          <w14:srgbClr w14:val="000000">
+            <w14:alpha w14:val="60000"/>
+          </w14:srgbClr>
+        </w14:shadow>
+      </w:rPr>
+      <w:t>Nº</w:t>
+    </w:r>
+    <w:proofErr w:type="spellEnd"/>
     <w:r>
       <w:rPr>
         <w:b/>
@@ -4353,74 +4369,6 @@
     <w:pPr>
       <w:pStyle w:val="Header"/>
     </w:pPr>
-    <w:r>
-      <w:rPr>
-        <w:noProof/>
-      </w:rPr>
-      <w:drawing>
-        <wp:anchor distT="0" distB="0" distL="114300" distR="114300" simplePos="0" relativeHeight="251660288" behindDoc="0" locked="0" layoutInCell="1" allowOverlap="1" wp14:anchorId="76498597" wp14:editId="492E52B4">
-          <wp:simplePos x="0" y="0"/>
-          <wp:positionH relativeFrom="column">
-            <wp:posOffset>986790</wp:posOffset>
-          </wp:positionH>
-          <wp:positionV relativeFrom="paragraph">
-            <wp:posOffset>1433195</wp:posOffset>
-          </wp:positionV>
-          <wp:extent cx="5612130" cy="6309360"/>
-          <wp:effectExtent l="0" t="0" r="7620" b="0"/>
-          <wp:wrapNone/>
-          <wp:docPr id="889559439" name="Imagen 12"/>
-          <wp:cNvGraphicFramePr>
-            <a:graphicFrameLocks xmlns:a="http://schemas.openxmlformats.org/drawingml/2006/main" noChangeAspect="1"/>
-          </wp:cNvGraphicFramePr>
-          <a:graphic xmlns:a="http://schemas.openxmlformats.org/drawingml/2006/main">
-            <a:graphicData uri="http://schemas.openxmlformats.org/drawingml/2006/picture">
-              <pic:pic xmlns:pic="http://schemas.openxmlformats.org/drawingml/2006/picture">
-                <pic:nvPicPr>
-                  <pic:cNvPr id="0" name="Picture 2"/>
-                  <pic:cNvPicPr>
-                    <a:picLocks noChangeAspect="1" noChangeArrowheads="1"/>
-                  </pic:cNvPicPr>
-                </pic:nvPicPr>
-                <pic:blipFill>
-                  <a:blip r:embed="rId2">
-                    <a:lum bright="88000" contrast="-70000"/>
-                    <a:extLst>
-                      <a:ext uri="{28A0092B-C50C-407E-A947-70E740481C1C}">
-                        <a14:useLocalDpi xmlns:a14="http://schemas.microsoft.com/office/drawing/2010/main" val="0"/>
-                      </a:ext>
-                    </a:extLst>
-                  </a:blip>
-                  <a:srcRect/>
-                  <a:stretch>
-                    <a:fillRect/>
-                  </a:stretch>
-                </pic:blipFill>
-                <pic:spPr bwMode="auto">
-                  <a:xfrm>
-                    <a:off x="0" y="0"/>
-                    <a:ext cx="5612130" cy="6309360"/>
-                  </a:xfrm>
-                  <a:prstGeom prst="rect">
-                    <a:avLst/>
-                  </a:prstGeom>
-                  <a:noFill/>
-                  <a:ln>
-                    <a:noFill/>
-                  </a:ln>
-                </pic:spPr>
-              </pic:pic>
-            </a:graphicData>
-          </a:graphic>
-          <wp14:sizeRelH relativeFrom="page">
-            <wp14:pctWidth>0</wp14:pctWidth>
-          </wp14:sizeRelH>
-          <wp14:sizeRelV relativeFrom="page">
-            <wp14:pctHeight>0</wp14:pctHeight>
-          </wp14:sizeRelV>
-        </wp:anchor>
-      </w:drawing>
-    </w:r>
   </w:p>
 </w:hdr>
 </file>
